--- a/docs/Resumo_Expandido_1_GrupoGamingvsAcademicPerformance.docx
+++ b/docs/Resumo_Expandido_1_GrupoGamingvsAcademicPerformance.docx
@@ -426,64 +426,19 @@
       </w:pPr>
       <w:r>
         <w:rPr>
-          <w:rFonts w:ascii="Arial" w:cs="Arial" w:eastAsia="Arial" w:hAnsi="Arial"/>
+          <w:rFonts w:ascii="Arial" w:hAnsi="Arial"/>
           <w:b w:val="0"/>
-          <w:bCs w:val="0"/>
-          <w:i w:val="0"/>
-          <w:iCs w:val="0"/>
-          <w:smallCaps w:val="0"/>
-          <w:strike w:val="0"/>
-          <w:color w:val="000000"/>
           <w:sz w:val="20"/>
-          <w:szCs w:val="20"/>
-          <w:u w:val="none"/>
-          <w:shd w:fill="auto" w:val="clear"/>
-          <w:vertAlign w:val="baseline"/>
-          <w:rtl w:val="0"/>
-        </w:rPr>
-        <w:t xml:space="preserve">Turma: </w:t>
-      </w:r>
-      <w:r>
-        <w:rPr>
-          <w:rFonts w:ascii="Arial" w:cs="Arial" w:eastAsia="Arial" w:hAnsi="Arial"/>
+        </w:rPr>
+        <w:t>Turma: Bx</w:t>
+      </w:r>
+      <w:r>
+        <w:rPr>
+          <w:rFonts w:ascii="Arial" w:hAnsi="Arial"/>
           <w:sz w:val="20"/>
-          <w:szCs w:val="20"/>
-          <w:rtl w:val="0"/>
-        </w:rPr>
-        <w:t xml:space="preserve">Bx</w:t>
-      </w:r>
-      <w:r>
-        <w:rPr>
-          <w:rFonts w:ascii="Arial" w:cs="Arial" w:eastAsia="Arial" w:hAnsi="Arial"/>
-          <w:b w:val="0"/>
-          <w:bCs w:val="0"/>
-          <w:i w:val="0"/>
-          <w:iCs w:val="0"/>
-          <w:smallCaps w:val="0"/>
-          <w:strike w:val="0"/>
-          <w:color w:val="000000"/>
-          <w:sz w:val="20"/>
-          <w:szCs w:val="20"/>
-          <w:u w:val="none"/>
-          <w:shd w:fill="auto" w:val="clear"/>
-          <w:vertAlign w:val="baseline"/>
-          <w:rtl w:val="0"/>
-        </w:rPr>
-        <w:t xml:space="preserve">  Data: </w:t>
-      </w:r>
-      <w:r>
-        <w:rPr>
-          <w:rFonts w:ascii="Arial" w:cs="Arial" w:eastAsia="Arial" w:hAnsi="Arial"/>
-          <w:sz w:val="20"/>
-          <w:szCs w:val="20"/>
-          <w:rtl w:val="0"/>
-        </w:rPr>
-        <w:t xml:space="preserve">13/10/2026</w:t>
-      </w:r>
-      <w:r>
-        <w:rPr>
-          <w:rtl w:val="0"/>
-        </w:rPr>
+        </w:rPr>
+        <w:tab/>
+        <w:t>Data: 13/10/2026 (versão revisada em 29/10/2026)</w:t>
       </w:r>
     </w:p>
     <w:p>
@@ -624,17 +579,11 @@
       </w:pPr>
       <w:r>
         <w:rPr>
-          <w:rFonts w:ascii="Arial" w:cs="Arial" w:eastAsia="Arial" w:hAnsi="Arial"/>
-          <w:sz w:val="24"/>
-          <w:szCs w:val="24"/>
-          <w:rtl w:val="0"/>
-        </w:rPr>
-        <w:t xml:space="preserve">O tempo dedicado a videogames ocupa uma parcela crescente da rotina de estudantes, e é comum a preocupação de que o excesso de jogo comprometa o desempenho acadêmico. Esse debate, no entanto, costuma se apoiar mais em percepções do que em evidências. Compreender se essa relação existe, qual é a sua intensidade e se ela passa por fatores como tempo de estudo, sono, estresse ou dependência do jogo é relevante para que estudantes, pais, responsáveis e educadores tomem decisões mais realistas sobre o equilíbrio entre lazer digital e estudo, em vez de recorrer a proibições simples.</w:t>
-      </w:r>
-      <w:r>
-        <w:rPr>
-          <w:rtl w:val="0"/>
-        </w:rPr>
+          <w:rFonts w:ascii="Arial" w:hAnsi="Arial"/>
+          <w:b w:val="0"/>
+          <w:sz w:val="24"/>
+        </w:rPr>
+        <w:t>O tempo dedicado a videogames ocupa uma parcela crescente da rotina de estudantes, e é comum a preocupação de que o excesso de jogo comprometa o desempenho acadêmico. Esse debate, no entanto, costuma se apoiar mais em percepções do que em evidências. A literatura empírica é menos alarmista que o senso comum: a meta-análise de Ferguson (2015) estima a associação entre uso de videogames e desempenho acadêmico em r ≈ −0,01, praticamente nula, enquanto Anand (2007) encontra correlação negativa com o rendimento de universitários e a atribui sobretudo ao deslocamento do tempo de estudo. Na direção oposta, revisões sobre os determinantes do desempenho mostram que o esforço e os hábitos de estudo estão entre os correlatos mais fortes das notas (RICHARDSON; ABRAHAM; BOND, 2012) e que a presença às aulas tem associação consistente com o rendimento (CREDÉ; ROCH; KIESZCZYNKA, 2010). O quadro sugerido por essas evidências é menos o de um efeito direto do jogo e mais o de uma disputa por tempo e rotina.</w:t>
       </w:r>
     </w:p>
     <w:p>
@@ -666,17 +615,27 @@
       </w:pPr>
       <w:r>
         <w:rPr>
-          <w:rFonts w:ascii="Arial" w:cs="Arial" w:eastAsia="Arial" w:hAnsi="Arial"/>
-          <w:sz w:val="24"/>
-          <w:szCs w:val="24"/>
-          <w:rtl w:val="0"/>
-        </w:rPr>
-        <w:t xml:space="preserve">Neste contexto, o projeto analisa uma base pública com perfis de estudantes que reúne informações sobre hábitos de jogo, estudo, sono, estresse e desempenho, com o objetivo de identificar quais fatores se associam à nota final e de que forma o tempo de jogo se relaciona com eles.</w:t>
-      </w:r>
-      <w:r>
-        <w:rPr>
-          <w:rtl w:val="0"/>
-        </w:rPr>
+          <w:rFonts w:ascii="Arial" w:hAnsi="Arial"/>
+          <w:b w:val="0"/>
+          <w:sz w:val="24"/>
+        </w:rPr>
+        <w:t xml:space="preserve">Neste contexto, o projeto analisa uma base pública com perfis de estudantes que reúne informações sobre hábitos de jogo, estudo, sono, estresse e desempenho, com o objetivo de identificar quais fatores se associam à nota final e de que forma o tempo de jogo se relaciona com eles. Diante do quadro acima, interessa menos listar variáveis correlacionadas com a nota e mais verificar </w:t>
+      </w:r>
+      <w:r>
+        <w:rPr>
+          <w:rFonts w:ascii="Arial" w:hAnsi="Arial"/>
+          <w:b/>
+          <w:sz w:val="24"/>
+        </w:rPr>
+        <w:t>quais associações permanecem quando o tempo de jogo e o tempo de estudo são considerados ao mesmo tempo</w:t>
+      </w:r>
+      <w:r>
+        <w:rPr>
+          <w:rFonts w:ascii="Arial" w:hAnsi="Arial"/>
+          <w:b w:val="0"/>
+          <w:sz w:val="24"/>
+        </w:rPr>
+        <w:t xml:space="preserve"> — é isso que separa um fator próprio de um reflexo da rotina.</w:t>
       </w:r>
     </w:p>
     <w:p>
@@ -871,28 +830,19 @@
       </w:pPr>
       <w:r>
         <w:rPr>
-          <w:rFonts w:ascii="Arial" w:cs="Arial" w:eastAsia="Arial" w:hAnsi="Arial"/>
-          <w:b w:val="1"/>
-          <w:bCs w:val="1"/>
-          <w:sz w:val="24"/>
-          <w:szCs w:val="24"/>
-          <w:rtl w:val="0"/>
-        </w:rPr>
-        <w:t xml:space="preserve">Objetivos específicos:</w:t>
-      </w:r>
-      <w:r>
-        <w:rPr>
-          <w:rFonts w:ascii="Arial" w:cs="Arial" w:eastAsia="Arial" w:hAnsi="Arial"/>
-          <w:sz w:val="24"/>
-          <w:szCs w:val="24"/>
-          <w:rtl w:val="0"/>
-        </w:rPr>
-        <w:t xml:space="preserve"> (a) descrever o perfil dos estudantes quanto a hábitos de jogo, estudo e sono; (b) medir a associação entre as variáveis comportamentais e a nota final; (c) comparar o desempenho entre grupos de estresse e de gênero de jogo; (d) verificar se sono, estresse e dependência do jogo podem atuar como mediadores da relação entre jogo e nota; e (e) estimar o peso relativo de cada fator sobre a nota.</w:t>
-      </w:r>
-      <w:r>
-        <w:rPr>
-          <w:rtl w:val="0"/>
-        </w:rPr>
+          <w:rFonts w:ascii="Arial" w:hAnsi="Arial"/>
+          <w:b/>
+          <w:sz w:val="24"/>
+        </w:rPr>
+        <w:t xml:space="preserve">Objetivos específicos: </w:t>
+      </w:r>
+      <w:r>
+        <w:rPr>
+          <w:rFonts w:ascii="Arial" w:hAnsi="Arial"/>
+          <w:b w:val="0"/>
+          <w:sz w:val="24"/>
+        </w:rPr>
+        <w:t>(a) descrever o perfil dos estudantes quanto a hábitos de jogo, estudo e sono; (b) medir a associação entre as variáveis comportamentais e a nota final; (c) comparar o desempenho entre grupos de estresse e de gênero de jogo; (d) verificar se sono, estresse e dependência do jogo podem atuar como mediadores da relação entre jogo e nota; (e) estimar o peso relativo de cada fator sobre a nota, controlando as variáveis entre si; e (f) avaliar o efeito das decisões de limpeza sobre os resultados e a redundância entre as variáveis da base.</w:t>
       </w:r>
     </w:p>
     <w:p>
@@ -1024,17 +974,11 @@
       </w:pPr>
       <w:r>
         <w:rPr>
-          <w:rFonts w:ascii="Arial" w:cs="Arial" w:eastAsia="Arial" w:hAnsi="Arial"/>
-          <w:sz w:val="24"/>
-          <w:szCs w:val="24"/>
-          <w:rtl w:val="0"/>
-        </w:rPr>
-        <w:t xml:space="preserve">Foi utilizada a base pública “Gaming vs Academic Performance”, disponibilizada na plataforma Kaggle pelo usuário aiexplorer77 e obtida por meio da biblioteca kagglehub. A própria descrição do conjunto de dados informa que ele simula o comportamento de estudantes, seus hábitos de jogo e seu desempenho acadêmico, e foi construído para aplicações de análise de dados e aprendizado de máquina. O Quadro 1 resume as características da base.</w:t>
-      </w:r>
-      <w:r>
-        <w:rPr>
-          <w:rtl w:val="0"/>
-        </w:rPr>
+          <w:rFonts w:ascii="Arial" w:hAnsi="Arial"/>
+          <w:b w:val="0"/>
+          <w:sz w:val="24"/>
+        </w:rPr>
+        <w:t>Foi utilizada a base pública “Gaming vs Academic Performance”, disponibilizada na plataforma Kaggle pelo usuário aiexplorer77. A própria descrição do conjunto de dados informa que ele simula o comportamento de estudantes, seus hábitos de jogo e seu desempenho acadêmico, e foi construído para aplicações de análise de dados e aprendizado de máquina. A fonte não informa período de coleta, país, instituição nem critério de seleção dos estudantes. Essa ausência é uma limitação da própria base, e não da análise, mas tem consequência direta: sem recorte temporal ou geográfico, não é possível comparar os resultados com nenhuma população real nem verificar a que contexto o perfil descrito corresponderia. Para garantir a reprodutibilidade, uma cópia da base original foi versionada no repositório do projeto, de modo que os notebooks são executados sem depender de novo download. O Quadro 1 resume as características da base.</w:t>
       </w:r>
     </w:p>
     <w:p>
@@ -2034,17 +1978,47 @@
       </w:pPr>
       <w:r>
         <w:rPr>
-          <w:rFonts w:ascii="Arial" w:cs="Arial" w:eastAsia="Arial" w:hAnsi="Arial"/>
-          <w:sz w:val="24"/>
-          <w:szCs w:val="24"/>
-          <w:rtl w:val="0"/>
-        </w:rPr>
-        <w:t xml:space="preserve">Ao final, a base pré-processada ficou com 7.902 registros e 14 colunas (com a exclusão de student_id e a inclusão da variável ordinal de estresse).</w:t>
-      </w:r>
-      <w:r>
-        <w:rPr>
-          <w:rtl w:val="0"/>
-        </w:rPr>
+          <w:rFonts w:ascii="Arial" w:hAnsi="Arial"/>
+          <w:b w:val="0"/>
+          <w:sz w:val="24"/>
+        </w:rPr>
+        <w:t>Ao final, a base pré-processada ficou com 7.902 registros e 14 colunas (com a exclusão de student_id e a inclusão da variável ordinal de estresse), salva como Base_PreProcessada_GrupoGamingvsAcademicPerformance.csv.</w:t>
+      </w:r>
+    </w:p>
+    <w:p>
+      <w:pPr>
+        <w:widowControl w:val="1"/>
+        <w:spacing w:after="120" w:line="360" w:lineRule="auto"/>
+        <w:ind w:firstLine="709"/>
+        <w:jc w:val="both"/>
+        <w:rPr>
+          <w:sz w:val="21"/>
+          <w:szCs w:val="21"/>
+        </w:rPr>
+      </w:pPr>
+      <w:r>
+        <w:rPr>
+          <w:rFonts w:ascii="Arial" w:hAnsi="Arial"/>
+          <w:b w:val="0"/>
+          <w:sz w:val="24"/>
+        </w:rPr>
+        <w:t xml:space="preserve">Nesta versão do trabalho, as duas decisões que alteram os dados passaram a ser </w:t>
+      </w:r>
+      <w:r>
+        <w:rPr>
+          <w:rFonts w:ascii="Arial" w:hAnsi="Arial"/>
+          <w:b/>
+          <w:sz w:val="24"/>
+        </w:rPr>
+        <w:t>avaliadas</w:t>
+      </w:r>
+      <w:r>
+        <w:rPr>
+          <w:rFonts w:ascii="Arial" w:hAnsi="Arial"/>
+          <w:b w:val="0"/>
+          <w:sz w:val="24"/>
+        </w:rPr>
+        <w:t>, e não apenas justificadas: limitar as notas a 100 cria valores que não existiam na base, e remover os 98 registros com mais de 24 horas diárias não é uma remoção aleatória, porque só atinge estudantes com horas altas nas três variáveis somadas. O efeito de cada decisão está quantificado na Seção 3.1, junto com uma análise de sensibilidade que repete os principais resultados sob quatro critérios diferentes de limpeza.</w:t>
       </w:r>
     </w:p>
     <w:p>
@@ -2195,22 +2169,6 @@
     <w:p>
       <w:pPr>
         <w:widowControl w:val="1"/>
-        <w:spacing w:after="0" w:before="0" w:line="240" w:lineRule="auto"/>
-        <w:ind w:firstLine="0"/>
-        <w:rPr>
-          <w:sz w:val="21"/>
-          <w:szCs w:val="21"/>
-        </w:rPr>
-      </w:pPr>
-      <w:r>
-        <w:rPr>
-          <w:rtl w:val="0"/>
-        </w:rPr>
-      </w:r>
-    </w:p>
-    <w:p>
-      <w:pPr>
-        <w:widowControl w:val="1"/>
         <w:spacing w:after="120" w:line="360" w:lineRule="auto"/>
         <w:ind w:firstLine="709"/>
         <w:jc w:val="both"/>
@@ -2221,17 +2179,47 @@
       </w:pPr>
       <w:r>
         <w:rPr>
-          <w:rFonts w:ascii="Arial" w:cs="Arial" w:eastAsia="Arial" w:hAnsi="Arial"/>
-          <w:sz w:val="24"/>
-          <w:szCs w:val="24"/>
-          <w:rtl w:val="0"/>
-        </w:rPr>
-        <w:t xml:space="preserve">Ainda serão realizadas a comparação por faixas de horas de jogo (uso leve, moderado e excessivo), a análise dos possíveis mediadores e os modelos de regressão, descritos na Seção 4.</w:t>
-      </w:r>
-      <w:r>
-        <w:rPr>
-          <w:rtl w:val="0"/>
-        </w:rPr>
+          <w:rFonts w:ascii="Arial" w:hAnsi="Arial"/>
+          <w:b w:val="0"/>
+          <w:sz w:val="24"/>
+        </w:rPr>
+        <w:t>Como as correlações simples olham para uma variável de cada vez, foram acrescentados três procedimentos para separar fatores próprios de reflexos da rotina. Primeiro, a correlação parcial: a correlação entre cada variável e a nota depois de descontar, de ambas, o que as horas de jogo e de estudo já explicam (correlação entre os resíduos das duas regressões). Segundo, o ganho de R²: quanto cada variável acrescenta ao poder explicativo de um modelo que já contém jogo e estudo. Terceiro, o fator de inflação da variância (VIF), que mede o quanto cada variável é previsível a partir das demais e é a medida usual de redundância em regressão, com valores acima de 5 indicando ausência de informação própria (O’BRIEN, 2007).</w:t>
+      </w:r>
+    </w:p>
+    <w:p>
+      <w:pPr>
+        <w:widowControl w:val="1"/>
+        <w:spacing w:after="0" w:before="0" w:line="240" w:lineRule="auto"/>
+        <w:ind w:firstLine="0"/>
+        <w:rPr>
+          <w:sz w:val="21"/>
+          <w:szCs w:val="21"/>
+        </w:rPr>
+      </w:pPr>
+      <w:r>
+        <w:rPr>
+          <w:rtl w:val="0"/>
+        </w:rPr>
+      </w:r>
+    </w:p>
+    <w:p>
+      <w:pPr>
+        <w:widowControl w:val="1"/>
+        <w:spacing w:after="120" w:line="360" w:lineRule="auto"/>
+        <w:ind w:firstLine="709"/>
+        <w:jc w:val="both"/>
+        <w:rPr>
+          <w:sz w:val="21"/>
+          <w:szCs w:val="21"/>
+        </w:rPr>
+      </w:pPr>
+      <w:r>
+        <w:rPr>
+          <w:rFonts w:ascii="Arial" w:hAnsi="Arial"/>
+          <w:b w:val="0"/>
+          <w:sz w:val="24"/>
+        </w:rPr>
+        <w:t>A comparação por faixas de horas de jogo (uso leve, moderado e excessivo), a análise dos mediadores e os modelos preditivos foram concluídos após a primeira versão deste resumo e estão descritos na Seção 4.</w:t>
       </w:r>
     </w:p>
     <w:p>
@@ -2321,17 +2309,11 @@
       </w:pPr>
       <w:r>
         <w:rPr>
-          <w:rFonts w:ascii="Arial" w:cs="Arial" w:eastAsia="Arial" w:hAnsi="Arial"/>
-          <w:sz w:val="24"/>
-          <w:szCs w:val="24"/>
-          <w:rtl w:val="0"/>
-        </w:rPr>
-        <w:t xml:space="preserve">A análise foi desenvolvida em Python 3.13, em Jupyter Notebook executado no Visual Studio Code, com as bibliotecas pandas e numpy (manipulação e cálculos), matplotlib e seaborn (visualizações) e kagglehub (obtenção dos dados). O notebook está organizado em seções sequenciais: carregamento, reconhecimento da base, qualidade dos dados, tratamento de inconsistências, transformações, EDA (distribuições, correlações e comparações entre grupos), visualizações explicativas e conclusões parciais. Cada etapa é acompanhada de células de texto com as decisões tomadas e a interpretação dos resultados. O código e os dados estão versionados em um repositório Git.</w:t>
-      </w:r>
-      <w:r>
-        <w:rPr>
-          <w:rtl w:val="0"/>
-        </w:rPr>
+          <w:rFonts w:ascii="Arial" w:hAnsi="Arial"/>
+          <w:b w:val="0"/>
+          <w:sz w:val="24"/>
+        </w:rPr>
+        <w:t>A análise foi desenvolvida em Python 3.13, em Jupyter Notebook executado no Visual Studio Code, com as bibliotecas pandas e numpy (manipulação e cálculos), matplotlib e seaborn (visualizações), scikit-learn (modelos preditivos) e kagglehub (obtenção inicial dos dados). O notebook de análise está organizado em seções sequenciais: carregamento, reconhecimento da base, qualidade dos dados, tratamento de inconsistências, transformações, efeito da preparação sobre os dados, EDA (distribuições, correlações e comparações entre grupos), controle por jogo e estudo, visualizações explicativas e conclusões. A etapa preditiva está em dois notebooks complementares, de regressão e de classificação, que reaplicam as mesmas regras de limpeza. O código, os dados e as figuras estão versionados em um repositório Git, e os três notebooks são executados do início ao fim a partir dos arquivos do próprio repositório.</w:t>
       </w:r>
     </w:p>
     <w:p>
@@ -2652,66 +2634,8 @@
     </w:p>
     <w:p>
       <w:pPr>
-        <w:keepNext w:val="1"/>
-        <w:keepLines w:val="0"/>
-        <w:pageBreakBefore w:val="0"/>
-        <w:widowControl w:val="1"/>
-        <w:pBdr>
-          <w:top w:space="0" w:sz="0" w:val="nil"/>
-          <w:left w:space="0" w:sz="0" w:val="nil"/>
-          <w:bottom w:space="0" w:sz="0" w:val="nil"/>
-          <w:right w:space="0" w:sz="0" w:val="nil"/>
-          <w:between w:space="0" w:sz="0" w:val="nil"/>
-        </w:pBdr>
-        <w:shd w:fill="auto" w:val="clear"/>
-        <w:spacing w:after="120" w:before="160" w:line="360" w:lineRule="auto"/>
-        <w:ind w:left="0" w:right="0" w:firstLine="0"/>
-        <w:jc w:val="left"/>
-        <w:rPr>
-          <w:rFonts w:ascii="Times New Roman" w:cs="Times New Roman" w:eastAsia="Times New Roman" w:hAnsi="Times New Roman"/>
-          <w:b w:val="1"/>
-          <w:bCs w:val="1"/>
-          <w:i w:val="0"/>
-          <w:iCs w:val="0"/>
-          <w:smallCaps w:val="0"/>
-          <w:strike w:val="0"/>
-          <w:color w:val="000000"/>
-          <w:sz w:val="24"/>
-          <w:szCs w:val="24"/>
-          <w:u w:val="none"/>
-          <w:shd w:fill="auto" w:val="clear"/>
-          <w:vertAlign w:val="baseline"/>
-        </w:rPr>
-      </w:pPr>
-      <w:r>
-        <w:rPr>
-          <w:rFonts w:ascii="Arial" w:cs="Arial" w:eastAsia="Arial" w:hAnsi="Arial"/>
-          <w:b w:val="1"/>
-          <w:bCs w:val="1"/>
-          <w:i w:val="0"/>
-          <w:iCs w:val="0"/>
-          <w:smallCaps w:val="0"/>
-          <w:strike w:val="0"/>
-          <w:color w:val="000000"/>
-          <w:sz w:val="24"/>
-          <w:szCs w:val="24"/>
-          <w:u w:val="none"/>
-          <w:shd w:fill="auto" w:val="clear"/>
-          <w:vertAlign w:val="baseline"/>
-          <w:rtl w:val="0"/>
-        </w:rPr>
-        <w:t xml:space="preserve">3.2 Resultados da análise exploratória</w:t>
-      </w:r>
-      <w:r>
-        <w:rPr>
-          <w:rtl w:val="0"/>
-        </w:rPr>
-      </w:r>
-    </w:p>
-    <w:p>
-      <w:pPr>
-        <w:widowControl w:val="1"/>
-        <w:spacing w:after="120" w:before="240" w:line="360" w:lineRule="auto"/>
+        <w:widowControl w:val="1"/>
+        <w:spacing w:after="120" w:line="360" w:lineRule="auto"/>
         <w:ind w:firstLine="709"/>
         <w:jc w:val="both"/>
         <w:rPr>
@@ -2721,17 +2645,27 @@
       </w:pPr>
       <w:r>
         <w:rPr>
-          <w:rFonts w:ascii="Arial" w:cs="Arial" w:eastAsia="Arial" w:hAnsi="Arial"/>
-          <w:sz w:val="24"/>
-          <w:szCs w:val="24"/>
-          <w:rtl w:val="0"/>
-        </w:rPr>
-        <w:t xml:space="preserve">A Tabela 1 apresenta as estatísticas descritivas das principais variáveis na base original.</w:t>
-      </w:r>
-      <w:r>
-        <w:rPr>
-          <w:rtl w:val="0"/>
-        </w:rPr>
+          <w:rFonts w:ascii="Arial" w:hAnsi="Arial"/>
+          <w:b w:val="0"/>
+          <w:sz w:val="24"/>
+        </w:rPr>
+        <w:t xml:space="preserve">O tratamento é defensável, mas não é neutro, e o seu efeito precisa ser medido. A decisão de limitar as notas em vez de remover os registros </w:t>
+      </w:r>
+      <w:r>
+        <w:rPr>
+          <w:rFonts w:ascii="Arial" w:hAnsi="Arial"/>
+          <w:b/>
+          <w:sz w:val="24"/>
+        </w:rPr>
+        <w:t>criou parte do pico em 100</w:t>
+      </w:r>
+      <w:r>
+        <w:rPr>
+          <w:rFonts w:ascii="Arial" w:hAnsi="Arial"/>
+          <w:b w:val="0"/>
+          <w:sz w:val="24"/>
+        </w:rPr>
+        <w:t xml:space="preserve"> observado na distribuição: dos 569 estudantes com nota máxima na base tratada, 435 já tinham essa nota e 134 (23,6%) chegaram a ela porque suas notas originais, acima de 100, foram rebaixadas ao teto da escala, como mostra a Figura 2. A proporção de notas máximas sobe de 5,5% da base original para 7,2% da base tratada. O “efeito teto” é real, mas está superestimado se a decisão de limpeza não for considerada.</w:t>
       </w:r>
     </w:p>
     <w:p>
@@ -2739,38 +2673,110 @@
         <w:keepNext w:val="1"/>
         <w:widowControl w:val="1"/>
         <w:spacing w:after="100" w:before="160" w:lineRule="auto"/>
+        <w:ind w:left="0" w:firstLine="0"/>
+        <w:jc w:val="center"/>
+        <w:rPr>
+          <w:sz w:val="22"/>
+          <w:szCs w:val="22"/>
+        </w:rPr>
+      </w:pPr>
+      <w:r>
+        <w:rPr>
+          <w:rFonts w:ascii="Arial" w:hAnsi="Arial"/>
+          <w:b w:val="0"/>
+          <w:sz w:val="20"/>
+        </w:rPr>
+        <w:t>FIGURA 2 - Origem do pico em 100 na distribuição da nota</w:t>
+      </w:r>
+    </w:p>
+    <w:p>
+      <w:pPr>
+        <w:widowControl w:val="1"/>
+        <w:spacing w:after="80" w:before="80" w:line="240" w:lineRule="auto"/>
         <w:ind w:firstLine="0"/>
         <w:jc w:val="center"/>
         <w:rPr>
-          <w:b w:val="1"/>
-          <w:bCs w:val="1"/>
+          <w:sz w:val="22"/>
+          <w:szCs w:val="22"/>
+        </w:rPr>
+      </w:pPr>
+      <w:r>
+        <w:drawing>
+          <wp:inline>
+            <wp:extent cx="5580000" cy="3138750"/>
+            <wp:docPr id="7" name="Picture 7"/>
+            <wp:cNvGraphicFramePr>
+              <a:graphicFrameLocks noChangeAspect="1"/>
+            </wp:cNvGraphicFramePr>
+            <a:graphic>
+              <a:graphicData uri="http://schemas.openxmlformats.org/drawingml/2006/picture">
+                <pic:pic>
+                  <pic:nvPicPr>
+                    <pic:cNvPr id="0" name="av1_06_pico_100.png"/>
+                    <pic:cNvPicPr/>
+                  </pic:nvPicPr>
+                  <pic:blipFill>
+                    <a:blip r:embed="rId14"/>
+                    <a:stretch>
+                      <a:fillRect/>
+                    </a:stretch>
+                  </pic:blipFill>
+                  <pic:spPr>
+                    <a:xfrm>
+                      <a:off x="0" y="0"/>
+                      <a:ext cx="5580000" cy="3138750"/>
+                    </a:xfrm>
+                    <a:prstGeom prst="rect"/>
+                  </pic:spPr>
+                </pic:pic>
+              </a:graphicData>
+            </a:graphic>
+          </wp:inline>
+        </w:drawing>
+      </w:r>
+    </w:p>
+    <w:p>
+      <w:pPr>
+        <w:widowControl w:val="1"/>
+        <w:spacing w:after="160" w:before="60" w:line="240" w:lineRule="auto"/>
+        <w:ind w:firstLine="0"/>
+        <w:jc w:val="center"/>
+        <w:rPr>
+          <w:sz w:val="22"/>
+          <w:szCs w:val="22"/>
+        </w:rPr>
+      </w:pPr>
+      <w:r>
+        <w:rPr>
+          <w:rFonts w:ascii="Arial" w:hAnsi="Arial"/>
+          <w:b w:val="0"/>
+          <w:sz w:val="18"/>
+        </w:rPr>
+        <w:t>Fonte: elaborada pelos autores com base nos dados analisados.</w:t>
+      </w:r>
+    </w:p>
+    <w:p>
+      <w:pPr>
+        <w:widowControl w:val="1"/>
+        <w:spacing w:after="0" w:before="0" w:line="240" w:lineRule="auto"/>
+        <w:ind w:left="0" w:firstLine="0"/>
+        <w:rPr>
           <w:sz w:val="21"/>
           <w:szCs w:val="21"/>
         </w:rPr>
       </w:pPr>
       <w:r>
         <w:rPr>
-          <w:rFonts w:ascii="Arial" w:cs="Arial" w:eastAsia="Arial" w:hAnsi="Arial"/>
-          <w:b w:val="1"/>
-          <w:bCs w:val="1"/>
-          <w:sz w:val="20"/>
-          <w:szCs w:val="20"/>
-          <w:rtl w:val="0"/>
-        </w:rPr>
-        <w:t xml:space="preserve">TABELA 1 - Estatísticas descritivas das principais variáveis (base original, n = 8.000)</w:t>
-      </w:r>
-      <w:r>
-        <w:rPr>
-          <w:rtl w:val="0"/>
-        </w:rPr>
-      </w:r>
-    </w:p>
-    <w:p>
-      <w:pPr>
-        <w:widowControl w:val="1"/>
-        <w:spacing w:after="0" w:before="0" w:line="240" w:lineRule="auto"/>
-        <w:ind w:firstLine="0"/>
-        <w:jc w:val="left"/>
+          <w:b w:val="0"/>
+        </w:rPr>
+      </w:r>
+    </w:p>
+    <w:p>
+      <w:pPr>
+        <w:widowControl w:val="1"/>
+        <w:spacing w:after="120" w:line="360" w:lineRule="auto"/>
+        <w:ind w:firstLine="709"/>
+        <w:jc w:val="both"/>
         <w:rPr>
           <w:sz w:val="21"/>
           <w:szCs w:val="21"/>
@@ -2778,14 +2784,106 @@
       </w:pPr>
       <w:r>
         <w:rPr>
-          <w:rtl w:val="0"/>
+          <w:rFonts w:ascii="Arial" w:hAnsi="Arial"/>
+          <w:b w:val="0"/>
+          <w:sz w:val="24"/>
+        </w:rPr>
+        <w:t xml:space="preserve">A remoção dos 98 registros, por sua vez, é </w:t>
+      </w:r>
+      <w:r>
+        <w:rPr>
+          <w:rFonts w:ascii="Arial" w:hAnsi="Arial"/>
+          <w:b/>
+          <w:sz w:val="24"/>
+        </w:rPr>
+        <w:t>seletiva</w:t>
+      </w:r>
+      <w:r>
+        <w:rPr>
+          <w:rFonts w:ascii="Arial" w:hAnsi="Arial"/>
+          <w:b w:val="0"/>
+          <w:sz w:val="24"/>
+        </w:rPr>
+        <w:t xml:space="preserve"> e aponta na mesma direção do resultado contraintuitivo discutido na Seção 3.3. Por construção, a regra só atinge quem tem horas altas nas três variáveis somadas, inclusive estudo (9,29 h em média, contra 5,41 h dos mantidos); como consequência, os removidos tinham nota média de 83,64 contra 65,86 dos mantidos, e 64,3% deles estavam com nota igual ou superior a 80, contra 30,2% dos demais. O ponto mais delicado é que </w:t>
+      </w:r>
+      <w:r>
+        <w:rPr>
+          <w:rFonts w:ascii="Arial" w:hAnsi="Arial"/>
+          <w:b/>
+          <w:sz w:val="24"/>
+        </w:rPr>
+        <w:t>os 98 removidos pertenciam integralmente ao grupo de estresse baixo</w:t>
+      </w:r>
+      <w:r>
+        <w:rPr>
+          <w:rFonts w:ascii="Arial" w:hAnsi="Arial"/>
+          <w:b w:val="0"/>
+          <w:sz w:val="24"/>
+        </w:rPr>
+        <w:t>, justamente o de menor nota média: removê-los reduziu a média desse grupo de 50,50 para 49,27 e ampliou a diferença entre estresse alto e baixo de 30,38 para 31,61 pontos. O próprio tratamento, portanto, amplificou em 1,2 ponto o contraste que a Seção 3.3 depois desmonta.</w:t>
+      </w:r>
+    </w:p>
+    <w:p>
+      <w:pPr>
+        <w:widowControl w:val="1"/>
+        <w:spacing w:after="120" w:line="360" w:lineRule="auto"/>
+        <w:ind w:firstLine="709"/>
+        <w:jc w:val="both"/>
+        <w:rPr>
+          <w:sz w:val="21"/>
+          <w:szCs w:val="21"/>
+        </w:rPr>
+      </w:pPr>
+      <w:r>
+        <w:rPr>
+          <w:rFonts w:ascii="Arial" w:hAnsi="Arial"/>
+          <w:b w:val="0"/>
+          <w:sz w:val="24"/>
+        </w:rPr>
+        <w:t>Para verificar se as conclusões dependem dessas escolhas, os principais resultados foram recalculados sob quatro critérios de limpeza (Tabela 1). As correlações variam pouco: as horas de jogo ficam entre −0,55 e −0,57, as de estudo entre 0,72 e 0,73, e a amplitude entre níveis de estresse entre 30,38 e 31,79 pontos. Nenhuma conclusão do trabalho se inverte em nenhum cenário, o que sustenta a manutenção do critério adotado, agora com o seu efeito documentado.</w:t>
+      </w:r>
+    </w:p>
+    <w:p>
+      <w:pPr>
+        <w:keepNext w:val="1"/>
+        <w:widowControl w:val="1"/>
+        <w:spacing w:after="100" w:before="160" w:lineRule="auto"/>
+        <w:ind w:left="0" w:firstLine="0"/>
+        <w:jc w:val="center"/>
+        <w:rPr>
+          <w:sz w:val="22"/>
+          <w:szCs w:val="22"/>
+        </w:rPr>
+      </w:pPr>
+      <w:r>
+        <w:rPr>
+          <w:rFonts w:ascii="Arial" w:hAnsi="Arial"/>
+          <w:b w:val="0"/>
+          <w:sz w:val="20"/>
+        </w:rPr>
+        <w:t>TABELA 1 - Sensibilidade dos resultados ao critério de limpeza</w:t>
+      </w:r>
+    </w:p>
+    <w:p>
+      <w:pPr>
+        <w:widowControl w:val="1"/>
+        <w:spacing w:after="0" w:before="0" w:line="240" w:lineRule="auto"/>
+        <w:ind w:left="0" w:firstLine="0"/>
+        <w:rPr>
+          <w:sz w:val="21"/>
+          <w:szCs w:val="21"/>
+        </w:rPr>
+      </w:pPr>
+      <w:r>
+        <w:rPr>
+          <w:b w:val="0"/>
         </w:rPr>
       </w:r>
     </w:p>
     <w:tbl>
       <w:tblPr>
         <w:tblStyle w:val="Table2"/>
-        <w:tblW w:w="9071.0" w:type="dxa"/>
+        <w:tblW w:w="8100" w:type="dxa"/>
         <w:jc w:val="center"/>
         <w:tblBorders>
           <w:top w:color="000000" w:space="0" w:sz="8" w:val="single"/>
@@ -2799,18 +2897,12 @@
         <w:tblLook w:val="0600"/>
       </w:tblPr>
       <w:tblGrid>
-        <w:gridCol w:w="2267.75"/>
-        <w:gridCol w:w="2267.75"/>
-        <w:gridCol w:w="2267.75"/>
-        <w:gridCol w:w="2267.75"/>
-        <w:tblGridChange w:id="0">
-          <w:tblGrid>
-            <w:gridCol w:w="2267.75"/>
-            <w:gridCol w:w="2267.75"/>
-            <w:gridCol w:w="2267.75"/>
-            <w:gridCol w:w="2267.75"/>
-          </w:tblGrid>
-        </w:tblGridChange>
+        <w:gridCol w:w="2500"/>
+        <w:gridCol w:w="800"/>
+        <w:gridCol w:w="1150"/>
+        <w:gridCol w:w="900"/>
+        <w:gridCol w:w="1000"/>
+        <w:gridCol w:w="1750"/>
       </w:tblGrid>
       <w:tr>
         <w:trPr>
@@ -2851,169 +2943,221 @@
             </w:pPr>
             <w:r>
               <w:rPr>
-                <w:rFonts w:ascii="Arial" w:cs="Arial" w:eastAsia="Arial" w:hAnsi="Arial"/>
-                <w:b w:val="1"/>
-                <w:bCs w:val="1"/>
-                <w:sz w:val="18"/>
-                <w:szCs w:val="18"/>
-                <w:rtl w:val="0"/>
-              </w:rPr>
-              <w:t xml:space="preserve">Variável </w:t>
-            </w:r>
-            <w:r>
-              <w:rPr>
-                <w:rtl w:val="0"/>
-              </w:rPr>
-            </w:r>
-          </w:p>
-        </w:tc>
-        <w:tc>
-          <w:tcPr>
-            <w:shd w:fill="auto" w:val="clear"/>
-            <w:tcMar>
-              <w:top w:w="100.0" w:type="dxa"/>
-              <w:left w:w="100.0" w:type="dxa"/>
-              <w:bottom w:w="100.0" w:type="dxa"/>
-              <w:right w:w="100.0" w:type="dxa"/>
-            </w:tcMar>
-            <w:vAlign w:val="center"/>
-          </w:tcPr>
-          <w:p>
-            <w:pPr>
-              <w:keepNext w:val="0"/>
-              <w:keepLines w:val="0"/>
-              <w:widowControl w:val="0"/>
-              <w:pBdr>
-                <w:top w:space="0" w:sz="0" w:val="nil"/>
-                <w:left w:space="0" w:sz="0" w:val="nil"/>
-                <w:bottom w:space="0" w:sz="0" w:val="nil"/>
-                <w:right w:space="0" w:sz="0" w:val="nil"/>
-                <w:between w:space="0" w:sz="0" w:val="nil"/>
-              </w:pBdr>
-              <w:shd w:fill="auto" w:val="clear"/>
-              <w:spacing w:after="40" w:before="40" w:line="240" w:lineRule="auto"/>
-              <w:ind w:left="0" w:right="0" w:firstLine="0"/>
-              <w:jc w:val="left"/>
-              <w:rPr>
-                <w:sz w:val="21"/>
-                <w:szCs w:val="21"/>
-              </w:rPr>
-            </w:pPr>
-            <w:r>
-              <w:rPr>
-                <w:rFonts w:ascii="Arial" w:cs="Arial" w:eastAsia="Arial" w:hAnsi="Arial"/>
-                <w:b w:val="1"/>
-                <w:bCs w:val="1"/>
-                <w:sz w:val="18"/>
-                <w:szCs w:val="18"/>
-                <w:rtl w:val="0"/>
-              </w:rPr>
-              <w:t xml:space="preserve">Mínimo</w:t>
-            </w:r>
-            <w:r>
-              <w:rPr>
-                <w:rtl w:val="0"/>
-              </w:rPr>
-            </w:r>
-          </w:p>
-        </w:tc>
-        <w:tc>
-          <w:tcPr>
-            <w:shd w:fill="auto" w:val="clear"/>
-            <w:tcMar>
-              <w:top w:w="100.0" w:type="dxa"/>
-              <w:left w:w="100.0" w:type="dxa"/>
-              <w:bottom w:w="100.0" w:type="dxa"/>
-              <w:right w:w="100.0" w:type="dxa"/>
-            </w:tcMar>
-            <w:vAlign w:val="center"/>
-          </w:tcPr>
-          <w:p>
-            <w:pPr>
-              <w:keepNext w:val="0"/>
-              <w:keepLines w:val="0"/>
-              <w:widowControl w:val="0"/>
-              <w:pBdr>
-                <w:top w:space="0" w:sz="0" w:val="nil"/>
-                <w:left w:space="0" w:sz="0" w:val="nil"/>
-                <w:bottom w:space="0" w:sz="0" w:val="nil"/>
-                <w:right w:space="0" w:sz="0" w:val="nil"/>
-                <w:between w:space="0" w:sz="0" w:val="nil"/>
-              </w:pBdr>
-              <w:shd w:fill="auto" w:val="clear"/>
-              <w:spacing w:after="40" w:before="40" w:line="240" w:lineRule="auto"/>
-              <w:ind w:left="0" w:right="0" w:firstLine="0"/>
-              <w:jc w:val="left"/>
-              <w:rPr>
-                <w:sz w:val="21"/>
-                <w:szCs w:val="21"/>
-              </w:rPr>
-            </w:pPr>
-            <w:r>
-              <w:rPr>
-                <w:rFonts w:ascii="Arial" w:cs="Arial" w:eastAsia="Arial" w:hAnsi="Arial"/>
-                <w:b w:val="1"/>
-                <w:bCs w:val="1"/>
-                <w:sz w:val="18"/>
-                <w:szCs w:val="18"/>
-                <w:rtl w:val="0"/>
-              </w:rPr>
-              <w:t xml:space="preserve">Média </w:t>
-            </w:r>
-            <w:r>
-              <w:rPr>
-                <w:rtl w:val="0"/>
-              </w:rPr>
-            </w:r>
-          </w:p>
-        </w:tc>
-        <w:tc>
-          <w:tcPr>
-            <w:shd w:fill="auto" w:val="clear"/>
-            <w:tcMar>
-              <w:top w:w="100.0" w:type="dxa"/>
-              <w:left w:w="100.0" w:type="dxa"/>
-              <w:bottom w:w="100.0" w:type="dxa"/>
-              <w:right w:w="100.0" w:type="dxa"/>
-            </w:tcMar>
-            <w:vAlign w:val="center"/>
-          </w:tcPr>
-          <w:p>
-            <w:pPr>
-              <w:keepNext w:val="0"/>
-              <w:keepLines w:val="0"/>
-              <w:widowControl w:val="0"/>
-              <w:pBdr>
-                <w:top w:space="0" w:sz="0" w:val="nil"/>
-                <w:left w:space="0" w:sz="0" w:val="nil"/>
-                <w:bottom w:space="0" w:sz="0" w:val="nil"/>
-                <w:right w:space="0" w:sz="0" w:val="nil"/>
-                <w:between w:space="0" w:sz="0" w:val="nil"/>
-              </w:pBdr>
-              <w:shd w:fill="auto" w:val="clear"/>
-              <w:spacing w:after="40" w:before="40" w:line="240" w:lineRule="auto"/>
-              <w:ind w:left="0" w:right="0" w:firstLine="0"/>
-              <w:jc w:val="left"/>
-              <w:rPr>
-                <w:sz w:val="21"/>
-                <w:szCs w:val="21"/>
-              </w:rPr>
-            </w:pPr>
-            <w:r>
-              <w:rPr>
-                <w:rFonts w:ascii="Arial" w:cs="Arial" w:eastAsia="Arial" w:hAnsi="Arial"/>
-                <w:b w:val="1"/>
-                <w:bCs w:val="1"/>
-                <w:sz w:val="18"/>
-                <w:szCs w:val="18"/>
-                <w:rtl w:val="0"/>
-              </w:rPr>
-              <w:t xml:space="preserve">Máximo </w:t>
-            </w:r>
-            <w:r>
-              <w:rPr>
-                <w:rtl w:val="0"/>
-              </w:rPr>
+                <w:rFonts w:ascii="Arial" w:hAnsi="Arial"/>
+                <w:b/>
+                <w:sz w:val="18"/>
+              </w:rPr>
+              <w:t>Cenário de limpeza</w:t>
+            </w:r>
+          </w:p>
+        </w:tc>
+        <w:tc>
+          <w:tcPr>
+            <w:shd w:fill="auto" w:val="clear"/>
+            <w:tcMar>
+              <w:top w:w="100.0" w:type="dxa"/>
+              <w:left w:w="100.0" w:type="dxa"/>
+              <w:bottom w:w="100.0" w:type="dxa"/>
+              <w:right w:w="100.0" w:type="dxa"/>
+            </w:tcMar>
+            <w:vAlign w:val="center"/>
+          </w:tcPr>
+          <w:p>
+            <w:pPr>
+              <w:keepNext w:val="0"/>
+              <w:keepLines w:val="0"/>
+              <w:widowControl w:val="0"/>
+              <w:pBdr>
+                <w:top w:space="0" w:sz="0" w:val="nil"/>
+                <w:left w:space="0" w:sz="0" w:val="nil"/>
+                <w:bottom w:space="0" w:sz="0" w:val="nil"/>
+                <w:right w:space="0" w:sz="0" w:val="nil"/>
+                <w:between w:space="0" w:sz="0" w:val="nil"/>
+              </w:pBdr>
+              <w:shd w:fill="auto" w:val="clear"/>
+              <w:spacing w:after="40" w:before="40" w:line="240" w:lineRule="auto"/>
+              <w:ind w:left="0" w:right="0" w:firstLine="0"/>
+              <w:jc w:val="left"/>
+              <w:rPr>
+                <w:sz w:val="21"/>
+                <w:szCs w:val="21"/>
+              </w:rPr>
+            </w:pPr>
+            <w:r>
+              <w:rPr>
+                <w:rFonts w:ascii="Arial" w:hAnsi="Arial"/>
+                <w:b/>
+                <w:sz w:val="18"/>
+              </w:rPr>
+              <w:t>n</w:t>
+            </w:r>
+          </w:p>
+        </w:tc>
+        <w:tc>
+          <w:tcPr>
+            <w:shd w:fill="auto" w:val="clear"/>
+            <w:tcMar>
+              <w:top w:w="100.0" w:type="dxa"/>
+              <w:left w:w="100.0" w:type="dxa"/>
+              <w:bottom w:w="100.0" w:type="dxa"/>
+              <w:right w:w="100.0" w:type="dxa"/>
+            </w:tcMar>
+            <w:vAlign w:val="center"/>
+          </w:tcPr>
+          <w:p>
+            <w:pPr>
+              <w:keepNext w:val="0"/>
+              <w:keepLines w:val="0"/>
+              <w:widowControl w:val="0"/>
+              <w:pBdr>
+                <w:top w:space="0" w:sz="0" w:val="nil"/>
+                <w:left w:space="0" w:sz="0" w:val="nil"/>
+                <w:bottom w:space="0" w:sz="0" w:val="nil"/>
+                <w:right w:space="0" w:sz="0" w:val="nil"/>
+                <w:between w:space="0" w:sz="0" w:val="nil"/>
+              </w:pBdr>
+              <w:shd w:fill="auto" w:val="clear"/>
+              <w:spacing w:after="40" w:before="40" w:line="240" w:lineRule="auto"/>
+              <w:ind w:left="0" w:right="0" w:firstLine="0"/>
+              <w:jc w:val="left"/>
+              <w:rPr>
+                <w:sz w:val="21"/>
+                <w:szCs w:val="21"/>
+              </w:rPr>
+            </w:pPr>
+            <w:r>
+              <w:rPr>
+                <w:rFonts w:ascii="Arial" w:hAnsi="Arial"/>
+                <w:b/>
+                <w:sz w:val="18"/>
+              </w:rPr>
+              <w:t>Nota média</w:t>
+            </w:r>
+          </w:p>
+        </w:tc>
+        <w:tc>
+          <w:tcPr>
+            <w:shd w:fill="auto" w:val="clear"/>
+            <w:tcMar>
+              <w:top w:w="100.0" w:type="dxa"/>
+              <w:left w:w="100.0" w:type="dxa"/>
+              <w:bottom w:w="100.0" w:type="dxa"/>
+              <w:right w:w="100.0" w:type="dxa"/>
+            </w:tcMar>
+            <w:vAlign w:val="center"/>
+          </w:tcPr>
+          <w:p>
+            <w:pPr>
+              <w:keepNext w:val="0"/>
+              <w:keepLines w:val="0"/>
+              <w:widowControl w:val="0"/>
+              <w:pBdr>
+                <w:top w:space="0" w:sz="0" w:val="nil"/>
+                <w:left w:space="0" w:sz="0" w:val="nil"/>
+                <w:bottom w:space="0" w:sz="0" w:val="nil"/>
+                <w:right w:space="0" w:sz="0" w:val="nil"/>
+                <w:between w:space="0" w:sz="0" w:val="nil"/>
+              </w:pBdr>
+              <w:shd w:fill="auto" w:val="clear"/>
+              <w:spacing w:after="40" w:before="40" w:line="240" w:lineRule="auto"/>
+              <w:ind w:left="0" w:right="0" w:firstLine="0"/>
+              <w:jc w:val="left"/>
+              <w:rPr>
+                <w:sz w:val="21"/>
+                <w:szCs w:val="21"/>
+              </w:rPr>
+            </w:pPr>
+            <w:r>
+              <w:rPr>
+                <w:rFonts w:ascii="Arial" w:hAnsi="Arial"/>
+                <w:b/>
+                <w:sz w:val="18"/>
+              </w:rPr>
+              <w:t>r jogo</w:t>
+            </w:r>
+          </w:p>
+        </w:tc>
+        <w:tc>
+          <w:tcPr>
+            <w:shd w:fill="auto" w:val="clear"/>
+            <w:tcMar>
+              <w:top w:w="100.0" w:type="dxa"/>
+              <w:left w:w="100.0" w:type="dxa"/>
+              <w:bottom w:w="100.0" w:type="dxa"/>
+              <w:right w:w="100.0" w:type="dxa"/>
+            </w:tcMar>
+            <w:vAlign w:val="center"/>
+          </w:tcPr>
+          <w:p>
+            <w:pPr>
+              <w:keepNext w:val="0"/>
+              <w:keepLines w:val="0"/>
+              <w:widowControl w:val="0"/>
+              <w:pBdr>
+                <w:top w:space="0" w:sz="0" w:val="nil"/>
+                <w:left w:space="0" w:sz="0" w:val="nil"/>
+                <w:bottom w:space="0" w:sz="0" w:val="nil"/>
+                <w:right w:space="0" w:sz="0" w:val="nil"/>
+                <w:between w:space="0" w:sz="0" w:val="nil"/>
+              </w:pBdr>
+              <w:shd w:fill="auto" w:val="clear"/>
+              <w:spacing w:after="40" w:before="40" w:line="240" w:lineRule="auto"/>
+              <w:ind w:left="0" w:right="0" w:firstLine="0"/>
+              <w:jc w:val="left"/>
+              <w:rPr>
+                <w:sz w:val="21"/>
+                <w:szCs w:val="21"/>
+              </w:rPr>
+            </w:pPr>
+            <w:r>
+              <w:rPr>
+                <w:rFonts w:ascii="Arial" w:hAnsi="Arial"/>
+                <w:b/>
+                <w:sz w:val="18"/>
+              </w:rPr>
+              <w:t>r estudo</w:t>
+            </w:r>
+          </w:p>
+        </w:tc>
+        <w:tc>
+          <w:tcPr>
+            <w:shd w:fill="auto" w:val="clear"/>
+            <w:tcMar>
+              <w:top w:w="100.0" w:type="dxa"/>
+              <w:left w:w="100.0" w:type="dxa"/>
+              <w:bottom w:w="100.0" w:type="dxa"/>
+              <w:right w:w="100.0" w:type="dxa"/>
+            </w:tcMar>
+            <w:vAlign w:val="center"/>
+          </w:tcPr>
+          <w:p>
+            <w:pPr>
+              <w:keepNext w:val="0"/>
+              <w:keepLines w:val="0"/>
+              <w:widowControl w:val="0"/>
+              <w:pBdr>
+                <w:top w:space="0" w:sz="0" w:val="nil"/>
+                <w:left w:space="0" w:sz="0" w:val="nil"/>
+                <w:bottom w:space="0" w:sz="0" w:val="nil"/>
+                <w:right w:space="0" w:sz="0" w:val="nil"/>
+                <w:between w:space="0" w:sz="0" w:val="nil"/>
+              </w:pBdr>
+              <w:shd w:fill="auto" w:val="clear"/>
+              <w:spacing w:after="40" w:before="40" w:line="240" w:lineRule="auto"/>
+              <w:ind w:left="0" w:right="0" w:firstLine="0"/>
+              <w:jc w:val="left"/>
+              <w:rPr>
+                <w:sz w:val="21"/>
+                <w:szCs w:val="21"/>
+              </w:rPr>
+            </w:pPr>
+            <w:r>
+              <w:rPr>
+                <w:rFonts w:ascii="Arial" w:hAnsi="Arial"/>
+                <w:b/>
+                <w:sz w:val="18"/>
+              </w:rPr>
+              <w:t>Amplitude do estresse</w:t>
             </w:r>
           </w:p>
         </w:tc>
@@ -3057,161 +3201,221 @@
             </w:pPr>
             <w:r>
               <w:rPr>
-                <w:rFonts w:ascii="Arial" w:cs="Arial" w:eastAsia="Arial" w:hAnsi="Arial"/>
-                <w:sz w:val="18"/>
-                <w:szCs w:val="18"/>
-                <w:rtl w:val="0"/>
-              </w:rPr>
-              <w:t xml:space="preserve">Horas de jogo por dia </w:t>
-            </w:r>
-            <w:r>
-              <w:rPr>
-                <w:rtl w:val="0"/>
-              </w:rPr>
-            </w:r>
-          </w:p>
-        </w:tc>
-        <w:tc>
-          <w:tcPr>
-            <w:shd w:fill="auto" w:val="clear"/>
-            <w:tcMar>
-              <w:top w:w="100.0" w:type="dxa"/>
-              <w:left w:w="100.0" w:type="dxa"/>
-              <w:bottom w:w="100.0" w:type="dxa"/>
-              <w:right w:w="100.0" w:type="dxa"/>
-            </w:tcMar>
-            <w:vAlign w:val="center"/>
-          </w:tcPr>
-          <w:p>
-            <w:pPr>
-              <w:keepNext w:val="0"/>
-              <w:keepLines w:val="0"/>
-              <w:widowControl w:val="0"/>
-              <w:pBdr>
-                <w:top w:space="0" w:sz="0" w:val="nil"/>
-                <w:left w:space="0" w:sz="0" w:val="nil"/>
-                <w:bottom w:space="0" w:sz="0" w:val="nil"/>
-                <w:right w:space="0" w:sz="0" w:val="nil"/>
-                <w:between w:space="0" w:sz="0" w:val="nil"/>
-              </w:pBdr>
-              <w:shd w:fill="auto" w:val="clear"/>
-              <w:spacing w:after="40" w:before="40" w:line="240" w:lineRule="auto"/>
-              <w:ind w:left="0" w:right="0" w:firstLine="0"/>
-              <w:jc w:val="left"/>
-              <w:rPr>
-                <w:sz w:val="21"/>
-                <w:szCs w:val="21"/>
-              </w:rPr>
-            </w:pPr>
-            <w:r>
-              <w:rPr>
-                <w:rFonts w:ascii="Arial" w:cs="Arial" w:eastAsia="Arial" w:hAnsi="Arial"/>
-                <w:sz w:val="18"/>
-                <w:szCs w:val="18"/>
-                <w:rtl w:val="0"/>
-              </w:rPr>
-              <w:t xml:space="preserve">0,00</w:t>
-            </w:r>
-            <w:r>
-              <w:rPr>
-                <w:rtl w:val="0"/>
-              </w:rPr>
-            </w:r>
-          </w:p>
-        </w:tc>
-        <w:tc>
-          <w:tcPr>
-            <w:shd w:fill="auto" w:val="clear"/>
-            <w:tcMar>
-              <w:top w:w="100.0" w:type="dxa"/>
-              <w:left w:w="100.0" w:type="dxa"/>
-              <w:bottom w:w="100.0" w:type="dxa"/>
-              <w:right w:w="100.0" w:type="dxa"/>
-            </w:tcMar>
-            <w:vAlign w:val="center"/>
-          </w:tcPr>
-          <w:p>
-            <w:pPr>
-              <w:keepNext w:val="0"/>
-              <w:keepLines w:val="0"/>
-              <w:widowControl w:val="0"/>
-              <w:pBdr>
-                <w:top w:space="0" w:sz="0" w:val="nil"/>
-                <w:left w:space="0" w:sz="0" w:val="nil"/>
-                <w:bottom w:space="0" w:sz="0" w:val="nil"/>
-                <w:right w:space="0" w:sz="0" w:val="nil"/>
-                <w:between w:space="0" w:sz="0" w:val="nil"/>
-              </w:pBdr>
-              <w:shd w:fill="auto" w:val="clear"/>
-              <w:spacing w:after="40" w:before="40" w:line="240" w:lineRule="auto"/>
-              <w:ind w:left="0" w:right="0" w:firstLine="0"/>
-              <w:jc w:val="left"/>
-              <w:rPr>
-                <w:sz w:val="21"/>
-                <w:szCs w:val="21"/>
-              </w:rPr>
-            </w:pPr>
-            <w:r>
-              <w:rPr>
-                <w:rFonts w:ascii="Arial" w:cs="Arial" w:eastAsia="Arial" w:hAnsi="Arial"/>
-                <w:sz w:val="18"/>
-                <w:szCs w:val="18"/>
-                <w:rtl w:val="0"/>
-              </w:rPr>
-              <w:t xml:space="preserve">4,09</w:t>
-            </w:r>
-            <w:r>
-              <w:rPr>
-                <w:rtl w:val="0"/>
-              </w:rPr>
-            </w:r>
-          </w:p>
-        </w:tc>
-        <w:tc>
-          <w:tcPr>
-            <w:shd w:fill="auto" w:val="clear"/>
-            <w:tcMar>
-              <w:top w:w="100.0" w:type="dxa"/>
-              <w:left w:w="100.0" w:type="dxa"/>
-              <w:bottom w:w="100.0" w:type="dxa"/>
-              <w:right w:w="100.0" w:type="dxa"/>
-            </w:tcMar>
-            <w:vAlign w:val="center"/>
-          </w:tcPr>
-          <w:p>
-            <w:pPr>
-              <w:keepNext w:val="0"/>
-              <w:keepLines w:val="0"/>
-              <w:widowControl w:val="0"/>
-              <w:pBdr>
-                <w:top w:space="0" w:sz="0" w:val="nil"/>
-                <w:left w:space="0" w:sz="0" w:val="nil"/>
-                <w:bottom w:space="0" w:sz="0" w:val="nil"/>
-                <w:right w:space="0" w:sz="0" w:val="nil"/>
-                <w:between w:space="0" w:sz="0" w:val="nil"/>
-              </w:pBdr>
-              <w:shd w:fill="auto" w:val="clear"/>
-              <w:spacing w:after="40" w:before="40" w:line="240" w:lineRule="auto"/>
-              <w:ind w:left="0" w:right="0" w:firstLine="0"/>
-              <w:jc w:val="left"/>
-              <w:rPr>
-                <w:sz w:val="21"/>
-                <w:szCs w:val="21"/>
-              </w:rPr>
-            </w:pPr>
-            <w:r>
-              <w:rPr>
-                <w:rFonts w:ascii="Arial" w:cs="Arial" w:eastAsia="Arial" w:hAnsi="Arial"/>
-                <w:sz w:val="18"/>
-                <w:szCs w:val="18"/>
-                <w:rtl w:val="0"/>
-              </w:rPr>
-              <w:t xml:space="preserve">8,00</w:t>
-            </w:r>
-            <w:r>
-              <w:rPr>
-                <w:rtl w:val="0"/>
-              </w:rPr>
+                <w:rFonts w:ascii="Arial" w:hAnsi="Arial"/>
+                <w:b w:val="0"/>
+                <w:sz w:val="18"/>
+              </w:rPr>
+              <w:t>A. Adotado (limita 134, remove 98)</w:t>
+            </w:r>
+          </w:p>
+        </w:tc>
+        <w:tc>
+          <w:tcPr>
+            <w:shd w:fill="auto" w:val="clear"/>
+            <w:tcMar>
+              <w:top w:w="100.0" w:type="dxa"/>
+              <w:left w:w="100.0" w:type="dxa"/>
+              <w:bottom w:w="100.0" w:type="dxa"/>
+              <w:right w:w="100.0" w:type="dxa"/>
+            </w:tcMar>
+            <w:vAlign w:val="center"/>
+          </w:tcPr>
+          <w:p>
+            <w:pPr>
+              <w:keepNext w:val="0"/>
+              <w:keepLines w:val="0"/>
+              <w:widowControl w:val="0"/>
+              <w:pBdr>
+                <w:top w:space="0" w:sz="0" w:val="nil"/>
+                <w:left w:space="0" w:sz="0" w:val="nil"/>
+                <w:bottom w:space="0" w:sz="0" w:val="nil"/>
+                <w:right w:space="0" w:sz="0" w:val="nil"/>
+                <w:between w:space="0" w:sz="0" w:val="nil"/>
+              </w:pBdr>
+              <w:shd w:fill="auto" w:val="clear"/>
+              <w:spacing w:after="40" w:before="40" w:line="240" w:lineRule="auto"/>
+              <w:ind w:left="0" w:right="0" w:firstLine="0"/>
+              <w:jc w:val="left"/>
+              <w:rPr>
+                <w:sz w:val="21"/>
+                <w:szCs w:val="21"/>
+              </w:rPr>
+            </w:pPr>
+            <w:r>
+              <w:rPr>
+                <w:rFonts w:ascii="Arial" w:hAnsi="Arial"/>
+                <w:b w:val="0"/>
+                <w:sz w:val="18"/>
+              </w:rPr>
+              <w:t>7.902</w:t>
+            </w:r>
+          </w:p>
+        </w:tc>
+        <w:tc>
+          <w:tcPr>
+            <w:shd w:fill="auto" w:val="clear"/>
+            <w:tcMar>
+              <w:top w:w="100.0" w:type="dxa"/>
+              <w:left w:w="100.0" w:type="dxa"/>
+              <w:bottom w:w="100.0" w:type="dxa"/>
+              <w:right w:w="100.0" w:type="dxa"/>
+            </w:tcMar>
+            <w:vAlign w:val="center"/>
+          </w:tcPr>
+          <w:p>
+            <w:pPr>
+              <w:keepNext w:val="0"/>
+              <w:keepLines w:val="0"/>
+              <w:widowControl w:val="0"/>
+              <w:pBdr>
+                <w:top w:space="0" w:sz="0" w:val="nil"/>
+                <w:left w:space="0" w:sz="0" w:val="nil"/>
+                <w:bottom w:space="0" w:sz="0" w:val="nil"/>
+                <w:right w:space="0" w:sz="0" w:val="nil"/>
+                <w:between w:space="0" w:sz="0" w:val="nil"/>
+              </w:pBdr>
+              <w:shd w:fill="auto" w:val="clear"/>
+              <w:spacing w:after="40" w:before="40" w:line="240" w:lineRule="auto"/>
+              <w:ind w:left="0" w:right="0" w:firstLine="0"/>
+              <w:jc w:val="left"/>
+              <w:rPr>
+                <w:sz w:val="21"/>
+                <w:szCs w:val="21"/>
+              </w:rPr>
+            </w:pPr>
+            <w:r>
+              <w:rPr>
+                <w:rFonts w:ascii="Arial" w:hAnsi="Arial"/>
+                <w:b w:val="0"/>
+                <w:sz w:val="18"/>
+              </w:rPr>
+              <w:t>65,86</w:t>
+            </w:r>
+          </w:p>
+        </w:tc>
+        <w:tc>
+          <w:tcPr>
+            <w:shd w:fill="auto" w:val="clear"/>
+            <w:tcMar>
+              <w:top w:w="100.0" w:type="dxa"/>
+              <w:left w:w="100.0" w:type="dxa"/>
+              <w:bottom w:w="100.0" w:type="dxa"/>
+              <w:right w:w="100.0" w:type="dxa"/>
+            </w:tcMar>
+            <w:vAlign w:val="center"/>
+          </w:tcPr>
+          <w:p>
+            <w:pPr>
+              <w:keepNext w:val="0"/>
+              <w:keepLines w:val="0"/>
+              <w:widowControl w:val="0"/>
+              <w:pBdr>
+                <w:top w:space="0" w:sz="0" w:val="nil"/>
+                <w:left w:space="0" w:sz="0" w:val="nil"/>
+                <w:bottom w:space="0" w:sz="0" w:val="nil"/>
+                <w:right w:space="0" w:sz="0" w:val="nil"/>
+                <w:between w:space="0" w:sz="0" w:val="nil"/>
+              </w:pBdr>
+              <w:shd w:fill="auto" w:val="clear"/>
+              <w:spacing w:after="40" w:before="40" w:line="240" w:lineRule="auto"/>
+              <w:ind w:left="0" w:right="0" w:firstLine="0"/>
+              <w:jc w:val="left"/>
+              <w:rPr>
+                <w:sz w:val="21"/>
+                <w:szCs w:val="21"/>
+              </w:rPr>
+            </w:pPr>
+            <w:r>
+              <w:rPr>
+                <w:rFonts w:ascii="Arial" w:hAnsi="Arial"/>
+                <w:b w:val="0"/>
+                <w:sz w:val="18"/>
+              </w:rPr>
+              <w:t>−0,57</w:t>
+            </w:r>
+          </w:p>
+        </w:tc>
+        <w:tc>
+          <w:tcPr>
+            <w:shd w:fill="auto" w:val="clear"/>
+            <w:tcMar>
+              <w:top w:w="100.0" w:type="dxa"/>
+              <w:left w:w="100.0" w:type="dxa"/>
+              <w:bottom w:w="100.0" w:type="dxa"/>
+              <w:right w:w="100.0" w:type="dxa"/>
+            </w:tcMar>
+            <w:vAlign w:val="center"/>
+          </w:tcPr>
+          <w:p>
+            <w:pPr>
+              <w:keepNext w:val="0"/>
+              <w:keepLines w:val="0"/>
+              <w:widowControl w:val="0"/>
+              <w:pBdr>
+                <w:top w:space="0" w:sz="0" w:val="nil"/>
+                <w:left w:space="0" w:sz="0" w:val="nil"/>
+                <w:bottom w:space="0" w:sz="0" w:val="nil"/>
+                <w:right w:space="0" w:sz="0" w:val="nil"/>
+                <w:between w:space="0" w:sz="0" w:val="nil"/>
+              </w:pBdr>
+              <w:shd w:fill="auto" w:val="clear"/>
+              <w:spacing w:after="40" w:before="40" w:line="240" w:lineRule="auto"/>
+              <w:ind w:left="0" w:right="0" w:firstLine="0"/>
+              <w:jc w:val="left"/>
+              <w:rPr>
+                <w:sz w:val="21"/>
+                <w:szCs w:val="21"/>
+              </w:rPr>
+            </w:pPr>
+            <w:r>
+              <w:rPr>
+                <w:rFonts w:ascii="Arial" w:hAnsi="Arial"/>
+                <w:b w:val="0"/>
+                <w:sz w:val="18"/>
+              </w:rPr>
+              <w:t>0,73</w:t>
+            </w:r>
+          </w:p>
+        </w:tc>
+        <w:tc>
+          <w:tcPr>
+            <w:shd w:fill="auto" w:val="clear"/>
+            <w:tcMar>
+              <w:top w:w="100.0" w:type="dxa"/>
+              <w:left w:w="100.0" w:type="dxa"/>
+              <w:bottom w:w="100.0" w:type="dxa"/>
+              <w:right w:w="100.0" w:type="dxa"/>
+            </w:tcMar>
+            <w:vAlign w:val="center"/>
+          </w:tcPr>
+          <w:p>
+            <w:pPr>
+              <w:keepNext w:val="0"/>
+              <w:keepLines w:val="0"/>
+              <w:widowControl w:val="0"/>
+              <w:pBdr>
+                <w:top w:space="0" w:sz="0" w:val="nil"/>
+                <w:left w:space="0" w:sz="0" w:val="nil"/>
+                <w:bottom w:space="0" w:sz="0" w:val="nil"/>
+                <w:right w:space="0" w:sz="0" w:val="nil"/>
+                <w:between w:space="0" w:sz="0" w:val="nil"/>
+              </w:pBdr>
+              <w:shd w:fill="auto" w:val="clear"/>
+              <w:spacing w:after="40" w:before="40" w:line="240" w:lineRule="auto"/>
+              <w:ind w:left="0" w:right="0" w:firstLine="0"/>
+              <w:jc w:val="left"/>
+              <w:rPr>
+                <w:sz w:val="21"/>
+                <w:szCs w:val="21"/>
+              </w:rPr>
+            </w:pPr>
+            <w:r>
+              <w:rPr>
+                <w:rFonts w:ascii="Arial" w:hAnsi="Arial"/>
+                <w:b w:val="0"/>
+                <w:sz w:val="18"/>
+              </w:rPr>
+              <w:t>31,61</w:t>
             </w:r>
           </w:p>
         </w:tc>
@@ -3255,161 +3459,221 @@
             </w:pPr>
             <w:r>
               <w:rPr>
-                <w:rFonts w:ascii="Arial" w:cs="Arial" w:eastAsia="Arial" w:hAnsi="Arial"/>
-                <w:sz w:val="18"/>
-                <w:szCs w:val="18"/>
-                <w:rtl w:val="0"/>
-              </w:rPr>
-              <w:t xml:space="preserve">Horas de estudo por dia </w:t>
-            </w:r>
-            <w:r>
-              <w:rPr>
-                <w:rtl w:val="0"/>
-              </w:rPr>
-            </w:r>
-          </w:p>
-        </w:tc>
-        <w:tc>
-          <w:tcPr>
-            <w:shd w:fill="auto" w:val="clear"/>
-            <w:tcMar>
-              <w:top w:w="100.0" w:type="dxa"/>
-              <w:left w:w="100.0" w:type="dxa"/>
-              <w:bottom w:w="100.0" w:type="dxa"/>
-              <w:right w:w="100.0" w:type="dxa"/>
-            </w:tcMar>
-            <w:vAlign w:val="center"/>
-          </w:tcPr>
-          <w:p>
-            <w:pPr>
-              <w:keepNext w:val="0"/>
-              <w:keepLines w:val="0"/>
-              <w:widowControl w:val="0"/>
-              <w:pBdr>
-                <w:top w:space="0" w:sz="0" w:val="nil"/>
-                <w:left w:space="0" w:sz="0" w:val="nil"/>
-                <w:bottom w:space="0" w:sz="0" w:val="nil"/>
-                <w:right w:space="0" w:sz="0" w:val="nil"/>
-                <w:between w:space="0" w:sz="0" w:val="nil"/>
-              </w:pBdr>
-              <w:shd w:fill="auto" w:val="clear"/>
-              <w:spacing w:after="40" w:before="40" w:line="240" w:lineRule="auto"/>
-              <w:ind w:left="0" w:right="0" w:firstLine="0"/>
-              <w:jc w:val="left"/>
-              <w:rPr>
-                <w:sz w:val="21"/>
-                <w:szCs w:val="21"/>
-              </w:rPr>
-            </w:pPr>
-            <w:r>
-              <w:rPr>
-                <w:rFonts w:ascii="Arial" w:cs="Arial" w:eastAsia="Arial" w:hAnsi="Arial"/>
-                <w:sz w:val="18"/>
-                <w:szCs w:val="18"/>
-                <w:rtl w:val="0"/>
-              </w:rPr>
-              <w:t xml:space="preserve">1,00</w:t>
-            </w:r>
-            <w:r>
-              <w:rPr>
-                <w:rtl w:val="0"/>
-              </w:rPr>
-            </w:r>
-          </w:p>
-        </w:tc>
-        <w:tc>
-          <w:tcPr>
-            <w:shd w:fill="auto" w:val="clear"/>
-            <w:tcMar>
-              <w:top w:w="100.0" w:type="dxa"/>
-              <w:left w:w="100.0" w:type="dxa"/>
-              <w:bottom w:w="100.0" w:type="dxa"/>
-              <w:right w:w="100.0" w:type="dxa"/>
-            </w:tcMar>
-            <w:vAlign w:val="center"/>
-          </w:tcPr>
-          <w:p>
-            <w:pPr>
-              <w:keepNext w:val="0"/>
-              <w:keepLines w:val="0"/>
-              <w:widowControl w:val="0"/>
-              <w:pBdr>
-                <w:top w:space="0" w:sz="0" w:val="nil"/>
-                <w:left w:space="0" w:sz="0" w:val="nil"/>
-                <w:bottom w:space="0" w:sz="0" w:val="nil"/>
-                <w:right w:space="0" w:sz="0" w:val="nil"/>
-                <w:between w:space="0" w:sz="0" w:val="nil"/>
-              </w:pBdr>
-              <w:shd w:fill="auto" w:val="clear"/>
-              <w:spacing w:after="40" w:before="40" w:line="240" w:lineRule="auto"/>
-              <w:ind w:left="0" w:right="0" w:firstLine="0"/>
-              <w:jc w:val="left"/>
-              <w:rPr>
-                <w:sz w:val="21"/>
-                <w:szCs w:val="21"/>
-              </w:rPr>
-            </w:pPr>
-            <w:r>
-              <w:rPr>
-                <w:rFonts w:ascii="Arial" w:cs="Arial" w:eastAsia="Arial" w:hAnsi="Arial"/>
-                <w:sz w:val="18"/>
-                <w:szCs w:val="18"/>
-                <w:rtl w:val="0"/>
-              </w:rPr>
-              <w:t xml:space="preserve">5,46</w:t>
-            </w:r>
-            <w:r>
-              <w:rPr>
-                <w:rtl w:val="0"/>
-              </w:rPr>
-            </w:r>
-          </w:p>
-        </w:tc>
-        <w:tc>
-          <w:tcPr>
-            <w:shd w:fill="auto" w:val="clear"/>
-            <w:tcMar>
-              <w:top w:w="100.0" w:type="dxa"/>
-              <w:left w:w="100.0" w:type="dxa"/>
-              <w:bottom w:w="100.0" w:type="dxa"/>
-              <w:right w:w="100.0" w:type="dxa"/>
-            </w:tcMar>
-            <w:vAlign w:val="center"/>
-          </w:tcPr>
-          <w:p>
-            <w:pPr>
-              <w:keepNext w:val="0"/>
-              <w:keepLines w:val="0"/>
-              <w:widowControl w:val="0"/>
-              <w:pBdr>
-                <w:top w:space="0" w:sz="0" w:val="nil"/>
-                <w:left w:space="0" w:sz="0" w:val="nil"/>
-                <w:bottom w:space="0" w:sz="0" w:val="nil"/>
-                <w:right w:space="0" w:sz="0" w:val="nil"/>
-                <w:between w:space="0" w:sz="0" w:val="nil"/>
-              </w:pBdr>
-              <w:shd w:fill="auto" w:val="clear"/>
-              <w:spacing w:after="40" w:before="40" w:line="240" w:lineRule="auto"/>
-              <w:ind w:left="0" w:right="0" w:firstLine="0"/>
-              <w:jc w:val="left"/>
-              <w:rPr>
-                <w:sz w:val="21"/>
-                <w:szCs w:val="21"/>
-              </w:rPr>
-            </w:pPr>
-            <w:r>
-              <w:rPr>
-                <w:rFonts w:ascii="Arial" w:cs="Arial" w:eastAsia="Arial" w:hAnsi="Arial"/>
-                <w:sz w:val="18"/>
-                <w:szCs w:val="18"/>
-                <w:rtl w:val="0"/>
-              </w:rPr>
-              <w:t xml:space="preserve">10,00</w:t>
-            </w:r>
-            <w:r>
-              <w:rPr>
-                <w:rtl w:val="0"/>
-              </w:rPr>
+                <w:rFonts w:ascii="Arial" w:hAnsi="Arial"/>
+                <w:b w:val="0"/>
+                <w:sz w:val="18"/>
+              </w:rPr>
+              <w:t>B. Remove as 134 em vez de limitar</w:t>
+            </w:r>
+          </w:p>
+        </w:tc>
+        <w:tc>
+          <w:tcPr>
+            <w:shd w:fill="auto" w:val="clear"/>
+            <w:tcMar>
+              <w:top w:w="100.0" w:type="dxa"/>
+              <w:left w:w="100.0" w:type="dxa"/>
+              <w:bottom w:w="100.0" w:type="dxa"/>
+              <w:right w:w="100.0" w:type="dxa"/>
+            </w:tcMar>
+            <w:vAlign w:val="center"/>
+          </w:tcPr>
+          <w:p>
+            <w:pPr>
+              <w:keepNext w:val="0"/>
+              <w:keepLines w:val="0"/>
+              <w:widowControl w:val="0"/>
+              <w:pBdr>
+                <w:top w:space="0" w:sz="0" w:val="nil"/>
+                <w:left w:space="0" w:sz="0" w:val="nil"/>
+                <w:bottom w:space="0" w:sz="0" w:val="nil"/>
+                <w:right w:space="0" w:sz="0" w:val="nil"/>
+                <w:between w:space="0" w:sz="0" w:val="nil"/>
+              </w:pBdr>
+              <w:shd w:fill="auto" w:val="clear"/>
+              <w:spacing w:after="40" w:before="40" w:line="240" w:lineRule="auto"/>
+              <w:ind w:left="0" w:right="0" w:firstLine="0"/>
+              <w:jc w:val="left"/>
+              <w:rPr>
+                <w:sz w:val="21"/>
+                <w:szCs w:val="21"/>
+              </w:rPr>
+            </w:pPr>
+            <w:r>
+              <w:rPr>
+                <w:rFonts w:ascii="Arial" w:hAnsi="Arial"/>
+                <w:b w:val="0"/>
+                <w:sz w:val="18"/>
+              </w:rPr>
+              <w:t>7.772</w:t>
+            </w:r>
+          </w:p>
+        </w:tc>
+        <w:tc>
+          <w:tcPr>
+            <w:shd w:fill="auto" w:val="clear"/>
+            <w:tcMar>
+              <w:top w:w="100.0" w:type="dxa"/>
+              <w:left w:w="100.0" w:type="dxa"/>
+              <w:bottom w:w="100.0" w:type="dxa"/>
+              <w:right w:w="100.0" w:type="dxa"/>
+            </w:tcMar>
+            <w:vAlign w:val="center"/>
+          </w:tcPr>
+          <w:p>
+            <w:pPr>
+              <w:keepNext w:val="0"/>
+              <w:keepLines w:val="0"/>
+              <w:widowControl w:val="0"/>
+              <w:pBdr>
+                <w:top w:space="0" w:sz="0" w:val="nil"/>
+                <w:left w:space="0" w:sz="0" w:val="nil"/>
+                <w:bottom w:space="0" w:sz="0" w:val="nil"/>
+                <w:right w:space="0" w:sz="0" w:val="nil"/>
+                <w:between w:space="0" w:sz="0" w:val="nil"/>
+              </w:pBdr>
+              <w:shd w:fill="auto" w:val="clear"/>
+              <w:spacing w:after="40" w:before="40" w:line="240" w:lineRule="auto"/>
+              <w:ind w:left="0" w:right="0" w:firstLine="0"/>
+              <w:jc w:val="left"/>
+              <w:rPr>
+                <w:sz w:val="21"/>
+                <w:szCs w:val="21"/>
+              </w:rPr>
+            </w:pPr>
+            <w:r>
+              <w:rPr>
+                <w:rFonts w:ascii="Arial" w:hAnsi="Arial"/>
+                <w:b w:val="0"/>
+                <w:sz w:val="18"/>
+              </w:rPr>
+              <w:t>65,29</w:t>
+            </w:r>
+          </w:p>
+        </w:tc>
+        <w:tc>
+          <w:tcPr>
+            <w:shd w:fill="auto" w:val="clear"/>
+            <w:tcMar>
+              <w:top w:w="100.0" w:type="dxa"/>
+              <w:left w:w="100.0" w:type="dxa"/>
+              <w:bottom w:w="100.0" w:type="dxa"/>
+              <w:right w:w="100.0" w:type="dxa"/>
+            </w:tcMar>
+            <w:vAlign w:val="center"/>
+          </w:tcPr>
+          <w:p>
+            <w:pPr>
+              <w:keepNext w:val="0"/>
+              <w:keepLines w:val="0"/>
+              <w:widowControl w:val="0"/>
+              <w:pBdr>
+                <w:top w:space="0" w:sz="0" w:val="nil"/>
+                <w:left w:space="0" w:sz="0" w:val="nil"/>
+                <w:bottom w:space="0" w:sz="0" w:val="nil"/>
+                <w:right w:space="0" w:sz="0" w:val="nil"/>
+                <w:between w:space="0" w:sz="0" w:val="nil"/>
+              </w:pBdr>
+              <w:shd w:fill="auto" w:val="clear"/>
+              <w:spacing w:after="40" w:before="40" w:line="240" w:lineRule="auto"/>
+              <w:ind w:left="0" w:right="0" w:firstLine="0"/>
+              <w:jc w:val="left"/>
+              <w:rPr>
+                <w:sz w:val="21"/>
+                <w:szCs w:val="21"/>
+              </w:rPr>
+            </w:pPr>
+            <w:r>
+              <w:rPr>
+                <w:rFonts w:ascii="Arial" w:hAnsi="Arial"/>
+                <w:b w:val="0"/>
+                <w:sz w:val="18"/>
+              </w:rPr>
+              <w:t>−0,57</w:t>
+            </w:r>
+          </w:p>
+        </w:tc>
+        <w:tc>
+          <w:tcPr>
+            <w:shd w:fill="auto" w:val="clear"/>
+            <w:tcMar>
+              <w:top w:w="100.0" w:type="dxa"/>
+              <w:left w:w="100.0" w:type="dxa"/>
+              <w:bottom w:w="100.0" w:type="dxa"/>
+              <w:right w:w="100.0" w:type="dxa"/>
+            </w:tcMar>
+            <w:vAlign w:val="center"/>
+          </w:tcPr>
+          <w:p>
+            <w:pPr>
+              <w:keepNext w:val="0"/>
+              <w:keepLines w:val="0"/>
+              <w:widowControl w:val="0"/>
+              <w:pBdr>
+                <w:top w:space="0" w:sz="0" w:val="nil"/>
+                <w:left w:space="0" w:sz="0" w:val="nil"/>
+                <w:bottom w:space="0" w:sz="0" w:val="nil"/>
+                <w:right w:space="0" w:sz="0" w:val="nil"/>
+                <w:between w:space="0" w:sz="0" w:val="nil"/>
+              </w:pBdr>
+              <w:shd w:fill="auto" w:val="clear"/>
+              <w:spacing w:after="40" w:before="40" w:line="240" w:lineRule="auto"/>
+              <w:ind w:left="0" w:right="0" w:firstLine="0"/>
+              <w:jc w:val="left"/>
+              <w:rPr>
+                <w:sz w:val="21"/>
+                <w:szCs w:val="21"/>
+              </w:rPr>
+            </w:pPr>
+            <w:r>
+              <w:rPr>
+                <w:rFonts w:ascii="Arial" w:hAnsi="Arial"/>
+                <w:b w:val="0"/>
+                <w:sz w:val="18"/>
+              </w:rPr>
+              <w:t>0,72</w:t>
+            </w:r>
+          </w:p>
+        </w:tc>
+        <w:tc>
+          <w:tcPr>
+            <w:shd w:fill="auto" w:val="clear"/>
+            <w:tcMar>
+              <w:top w:w="100.0" w:type="dxa"/>
+              <w:left w:w="100.0" w:type="dxa"/>
+              <w:bottom w:w="100.0" w:type="dxa"/>
+              <w:right w:w="100.0" w:type="dxa"/>
+            </w:tcMar>
+            <w:vAlign w:val="center"/>
+          </w:tcPr>
+          <w:p>
+            <w:pPr>
+              <w:keepNext w:val="0"/>
+              <w:keepLines w:val="0"/>
+              <w:widowControl w:val="0"/>
+              <w:pBdr>
+                <w:top w:space="0" w:sz="0" w:val="nil"/>
+                <w:left w:space="0" w:sz="0" w:val="nil"/>
+                <w:bottom w:space="0" w:sz="0" w:val="nil"/>
+                <w:right w:space="0" w:sz="0" w:val="nil"/>
+                <w:between w:space="0" w:sz="0" w:val="nil"/>
+              </w:pBdr>
+              <w:shd w:fill="auto" w:val="clear"/>
+              <w:spacing w:after="40" w:before="40" w:line="240" w:lineRule="auto"/>
+              <w:ind w:left="0" w:right="0" w:firstLine="0"/>
+              <w:jc w:val="left"/>
+              <w:rPr>
+                <w:sz w:val="21"/>
+                <w:szCs w:val="21"/>
+              </w:rPr>
+            </w:pPr>
+            <w:r>
+              <w:rPr>
+                <w:rFonts w:ascii="Arial" w:hAnsi="Arial"/>
+                <w:b w:val="0"/>
+                <w:sz w:val="18"/>
+              </w:rPr>
+              <w:t>31,79</w:t>
             </w:r>
           </w:p>
         </w:tc>
@@ -3453,161 +3717,221 @@
             </w:pPr>
             <w:r>
               <w:rPr>
-                <w:rFonts w:ascii="Arial" w:cs="Arial" w:eastAsia="Arial" w:hAnsi="Arial"/>
-                <w:sz w:val="18"/>
-                <w:szCs w:val="18"/>
-                <w:rtl w:val="0"/>
-              </w:rPr>
-              <w:t xml:space="preserve">Horas de sono por dia </w:t>
-            </w:r>
-            <w:r>
-              <w:rPr>
-                <w:rtl w:val="0"/>
-              </w:rPr>
-            </w:r>
-          </w:p>
-        </w:tc>
-        <w:tc>
-          <w:tcPr>
-            <w:shd w:fill="auto" w:val="clear"/>
-            <w:tcMar>
-              <w:top w:w="100.0" w:type="dxa"/>
-              <w:left w:w="100.0" w:type="dxa"/>
-              <w:bottom w:w="100.0" w:type="dxa"/>
-              <w:right w:w="100.0" w:type="dxa"/>
-            </w:tcMar>
-            <w:vAlign w:val="center"/>
-          </w:tcPr>
-          <w:p>
-            <w:pPr>
-              <w:keepNext w:val="0"/>
-              <w:keepLines w:val="0"/>
-              <w:widowControl w:val="0"/>
-              <w:pBdr>
-                <w:top w:space="0" w:sz="0" w:val="nil"/>
-                <w:left w:space="0" w:sz="0" w:val="nil"/>
-                <w:bottom w:space="0" w:sz="0" w:val="nil"/>
-                <w:right w:space="0" w:sz="0" w:val="nil"/>
-                <w:between w:space="0" w:sz="0" w:val="nil"/>
-              </w:pBdr>
-              <w:shd w:fill="auto" w:val="clear"/>
-              <w:spacing w:after="40" w:before="40" w:line="240" w:lineRule="auto"/>
-              <w:ind w:left="0" w:right="0" w:firstLine="0"/>
-              <w:jc w:val="left"/>
-              <w:rPr>
-                <w:sz w:val="21"/>
-                <w:szCs w:val="21"/>
-              </w:rPr>
-            </w:pPr>
-            <w:r>
-              <w:rPr>
-                <w:rFonts w:ascii="Arial" w:cs="Arial" w:eastAsia="Arial" w:hAnsi="Arial"/>
-                <w:sz w:val="18"/>
-                <w:szCs w:val="18"/>
-                <w:rtl w:val="0"/>
-              </w:rPr>
-              <w:t xml:space="preserve">4,00</w:t>
-            </w:r>
-            <w:r>
-              <w:rPr>
-                <w:rtl w:val="0"/>
-              </w:rPr>
-            </w:r>
-          </w:p>
-        </w:tc>
-        <w:tc>
-          <w:tcPr>
-            <w:shd w:fill="auto" w:val="clear"/>
-            <w:tcMar>
-              <w:top w:w="100.0" w:type="dxa"/>
-              <w:left w:w="100.0" w:type="dxa"/>
-              <w:bottom w:w="100.0" w:type="dxa"/>
-              <w:right w:w="100.0" w:type="dxa"/>
-            </w:tcMar>
-            <w:vAlign w:val="center"/>
-          </w:tcPr>
-          <w:p>
-            <w:pPr>
-              <w:keepNext w:val="0"/>
-              <w:keepLines w:val="0"/>
-              <w:widowControl w:val="0"/>
-              <w:pBdr>
-                <w:top w:space="0" w:sz="0" w:val="nil"/>
-                <w:left w:space="0" w:sz="0" w:val="nil"/>
-                <w:bottom w:space="0" w:sz="0" w:val="nil"/>
-                <w:right w:space="0" w:sz="0" w:val="nil"/>
-                <w:between w:space="0" w:sz="0" w:val="nil"/>
-              </w:pBdr>
-              <w:shd w:fill="auto" w:val="clear"/>
-              <w:spacing w:after="40" w:before="40" w:line="240" w:lineRule="auto"/>
-              <w:ind w:left="0" w:right="0" w:firstLine="0"/>
-              <w:jc w:val="left"/>
-              <w:rPr>
-                <w:sz w:val="21"/>
-                <w:szCs w:val="21"/>
-              </w:rPr>
-            </w:pPr>
-            <w:r>
-              <w:rPr>
-                <w:rFonts w:ascii="Arial" w:cs="Arial" w:eastAsia="Arial" w:hAnsi="Arial"/>
-                <w:sz w:val="18"/>
-                <w:szCs w:val="18"/>
-                <w:rtl w:val="0"/>
-              </w:rPr>
-              <w:t xml:space="preserve">6,49</w:t>
-            </w:r>
-            <w:r>
-              <w:rPr>
-                <w:rtl w:val="0"/>
-              </w:rPr>
-            </w:r>
-          </w:p>
-        </w:tc>
-        <w:tc>
-          <w:tcPr>
-            <w:shd w:fill="auto" w:val="clear"/>
-            <w:tcMar>
-              <w:top w:w="100.0" w:type="dxa"/>
-              <w:left w:w="100.0" w:type="dxa"/>
-              <w:bottom w:w="100.0" w:type="dxa"/>
-              <w:right w:w="100.0" w:type="dxa"/>
-            </w:tcMar>
-            <w:vAlign w:val="center"/>
-          </w:tcPr>
-          <w:p>
-            <w:pPr>
-              <w:keepNext w:val="0"/>
-              <w:keepLines w:val="0"/>
-              <w:widowControl w:val="0"/>
-              <w:pBdr>
-                <w:top w:space="0" w:sz="0" w:val="nil"/>
-                <w:left w:space="0" w:sz="0" w:val="nil"/>
-                <w:bottom w:space="0" w:sz="0" w:val="nil"/>
-                <w:right w:space="0" w:sz="0" w:val="nil"/>
-                <w:between w:space="0" w:sz="0" w:val="nil"/>
-              </w:pBdr>
-              <w:shd w:fill="auto" w:val="clear"/>
-              <w:spacing w:after="40" w:before="40" w:line="240" w:lineRule="auto"/>
-              <w:ind w:left="0" w:right="0" w:firstLine="0"/>
-              <w:jc w:val="left"/>
-              <w:rPr>
-                <w:sz w:val="21"/>
-                <w:szCs w:val="21"/>
-              </w:rPr>
-            </w:pPr>
-            <w:r>
-              <w:rPr>
-                <w:rFonts w:ascii="Arial" w:cs="Arial" w:eastAsia="Arial" w:hAnsi="Arial"/>
-                <w:sz w:val="18"/>
-                <w:szCs w:val="18"/>
-                <w:rtl w:val="0"/>
-              </w:rPr>
-              <w:t xml:space="preserve">9,00</w:t>
-            </w:r>
-            <w:r>
-              <w:rPr>
-                <w:rtl w:val="0"/>
-              </w:rPr>
+                <w:rFonts w:ascii="Arial" w:hAnsi="Arial"/>
+                <w:b w:val="0"/>
+                <w:sz w:val="18"/>
+              </w:rPr>
+              <w:t>C. Limita 134, mantém as 98</w:t>
+            </w:r>
+          </w:p>
+        </w:tc>
+        <w:tc>
+          <w:tcPr>
+            <w:shd w:fill="auto" w:val="clear"/>
+            <w:tcMar>
+              <w:top w:w="100.0" w:type="dxa"/>
+              <w:left w:w="100.0" w:type="dxa"/>
+              <w:bottom w:w="100.0" w:type="dxa"/>
+              <w:right w:w="100.0" w:type="dxa"/>
+            </w:tcMar>
+            <w:vAlign w:val="center"/>
+          </w:tcPr>
+          <w:p>
+            <w:pPr>
+              <w:keepNext w:val="0"/>
+              <w:keepLines w:val="0"/>
+              <w:widowControl w:val="0"/>
+              <w:pBdr>
+                <w:top w:space="0" w:sz="0" w:val="nil"/>
+                <w:left w:space="0" w:sz="0" w:val="nil"/>
+                <w:bottom w:space="0" w:sz="0" w:val="nil"/>
+                <w:right w:space="0" w:sz="0" w:val="nil"/>
+                <w:between w:space="0" w:sz="0" w:val="nil"/>
+              </w:pBdr>
+              <w:shd w:fill="auto" w:val="clear"/>
+              <w:spacing w:after="40" w:before="40" w:line="240" w:lineRule="auto"/>
+              <w:ind w:left="0" w:right="0" w:firstLine="0"/>
+              <w:jc w:val="left"/>
+              <w:rPr>
+                <w:sz w:val="21"/>
+                <w:szCs w:val="21"/>
+              </w:rPr>
+            </w:pPr>
+            <w:r>
+              <w:rPr>
+                <w:rFonts w:ascii="Arial" w:hAnsi="Arial"/>
+                <w:b w:val="0"/>
+                <w:sz w:val="18"/>
+              </w:rPr>
+              <w:t>8.000</w:t>
+            </w:r>
+          </w:p>
+        </w:tc>
+        <w:tc>
+          <w:tcPr>
+            <w:shd w:fill="auto" w:val="clear"/>
+            <w:tcMar>
+              <w:top w:w="100.0" w:type="dxa"/>
+              <w:left w:w="100.0" w:type="dxa"/>
+              <w:bottom w:w="100.0" w:type="dxa"/>
+              <w:right w:w="100.0" w:type="dxa"/>
+            </w:tcMar>
+            <w:vAlign w:val="center"/>
+          </w:tcPr>
+          <w:p>
+            <w:pPr>
+              <w:keepNext w:val="0"/>
+              <w:keepLines w:val="0"/>
+              <w:widowControl w:val="0"/>
+              <w:pBdr>
+                <w:top w:space="0" w:sz="0" w:val="nil"/>
+                <w:left w:space="0" w:sz="0" w:val="nil"/>
+                <w:bottom w:space="0" w:sz="0" w:val="nil"/>
+                <w:right w:space="0" w:sz="0" w:val="nil"/>
+                <w:between w:space="0" w:sz="0" w:val="nil"/>
+              </w:pBdr>
+              <w:shd w:fill="auto" w:val="clear"/>
+              <w:spacing w:after="40" w:before="40" w:line="240" w:lineRule="auto"/>
+              <w:ind w:left="0" w:right="0" w:firstLine="0"/>
+              <w:jc w:val="left"/>
+              <w:rPr>
+                <w:sz w:val="21"/>
+                <w:szCs w:val="21"/>
+              </w:rPr>
+            </w:pPr>
+            <w:r>
+              <w:rPr>
+                <w:rFonts w:ascii="Arial" w:hAnsi="Arial"/>
+                <w:b w:val="0"/>
+                <w:sz w:val="18"/>
+              </w:rPr>
+              <w:t>66,08</w:t>
+            </w:r>
+          </w:p>
+        </w:tc>
+        <w:tc>
+          <w:tcPr>
+            <w:shd w:fill="auto" w:val="clear"/>
+            <w:tcMar>
+              <w:top w:w="100.0" w:type="dxa"/>
+              <w:left w:w="100.0" w:type="dxa"/>
+              <w:bottom w:w="100.0" w:type="dxa"/>
+              <w:right w:w="100.0" w:type="dxa"/>
+            </w:tcMar>
+            <w:vAlign w:val="center"/>
+          </w:tcPr>
+          <w:p>
+            <w:pPr>
+              <w:keepNext w:val="0"/>
+              <w:keepLines w:val="0"/>
+              <w:widowControl w:val="0"/>
+              <w:pBdr>
+                <w:top w:space="0" w:sz="0" w:val="nil"/>
+                <w:left w:space="0" w:sz="0" w:val="nil"/>
+                <w:bottom w:space="0" w:sz="0" w:val="nil"/>
+                <w:right w:space="0" w:sz="0" w:val="nil"/>
+                <w:between w:space="0" w:sz="0" w:val="nil"/>
+              </w:pBdr>
+              <w:shd w:fill="auto" w:val="clear"/>
+              <w:spacing w:after="40" w:before="40" w:line="240" w:lineRule="auto"/>
+              <w:ind w:left="0" w:right="0" w:firstLine="0"/>
+              <w:jc w:val="left"/>
+              <w:rPr>
+                <w:sz w:val="21"/>
+                <w:szCs w:val="21"/>
+              </w:rPr>
+            </w:pPr>
+            <w:r>
+              <w:rPr>
+                <w:rFonts w:ascii="Arial" w:hAnsi="Arial"/>
+                <w:b w:val="0"/>
+                <w:sz w:val="18"/>
+              </w:rPr>
+              <w:t>−0,55</w:t>
+            </w:r>
+          </w:p>
+        </w:tc>
+        <w:tc>
+          <w:tcPr>
+            <w:shd w:fill="auto" w:val="clear"/>
+            <w:tcMar>
+              <w:top w:w="100.0" w:type="dxa"/>
+              <w:left w:w="100.0" w:type="dxa"/>
+              <w:bottom w:w="100.0" w:type="dxa"/>
+              <w:right w:w="100.0" w:type="dxa"/>
+            </w:tcMar>
+            <w:vAlign w:val="center"/>
+          </w:tcPr>
+          <w:p>
+            <w:pPr>
+              <w:keepNext w:val="0"/>
+              <w:keepLines w:val="0"/>
+              <w:widowControl w:val="0"/>
+              <w:pBdr>
+                <w:top w:space="0" w:sz="0" w:val="nil"/>
+                <w:left w:space="0" w:sz="0" w:val="nil"/>
+                <w:bottom w:space="0" w:sz="0" w:val="nil"/>
+                <w:right w:space="0" w:sz="0" w:val="nil"/>
+                <w:between w:space="0" w:sz="0" w:val="nil"/>
+              </w:pBdr>
+              <w:shd w:fill="auto" w:val="clear"/>
+              <w:spacing w:after="40" w:before="40" w:line="240" w:lineRule="auto"/>
+              <w:ind w:left="0" w:right="0" w:firstLine="0"/>
+              <w:jc w:val="left"/>
+              <w:rPr>
+                <w:sz w:val="21"/>
+                <w:szCs w:val="21"/>
+              </w:rPr>
+            </w:pPr>
+            <w:r>
+              <w:rPr>
+                <w:rFonts w:ascii="Arial" w:hAnsi="Arial"/>
+                <w:b w:val="0"/>
+                <w:sz w:val="18"/>
+              </w:rPr>
+              <w:t>0,73</w:t>
+            </w:r>
+          </w:p>
+        </w:tc>
+        <w:tc>
+          <w:tcPr>
+            <w:shd w:fill="auto" w:val="clear"/>
+            <w:tcMar>
+              <w:top w:w="100.0" w:type="dxa"/>
+              <w:left w:w="100.0" w:type="dxa"/>
+              <w:bottom w:w="100.0" w:type="dxa"/>
+              <w:right w:w="100.0" w:type="dxa"/>
+            </w:tcMar>
+            <w:vAlign w:val="center"/>
+          </w:tcPr>
+          <w:p>
+            <w:pPr>
+              <w:keepNext w:val="0"/>
+              <w:keepLines w:val="0"/>
+              <w:widowControl w:val="0"/>
+              <w:pBdr>
+                <w:top w:space="0" w:sz="0" w:val="nil"/>
+                <w:left w:space="0" w:sz="0" w:val="nil"/>
+                <w:bottom w:space="0" w:sz="0" w:val="nil"/>
+                <w:right w:space="0" w:sz="0" w:val="nil"/>
+                <w:between w:space="0" w:sz="0" w:val="nil"/>
+              </w:pBdr>
+              <w:shd w:fill="auto" w:val="clear"/>
+              <w:spacing w:after="40" w:before="40" w:line="240" w:lineRule="auto"/>
+              <w:ind w:left="0" w:right="0" w:firstLine="0"/>
+              <w:jc w:val="left"/>
+              <w:rPr>
+                <w:sz w:val="21"/>
+                <w:szCs w:val="21"/>
+              </w:rPr>
+            </w:pPr>
+            <w:r>
+              <w:rPr>
+                <w:rFonts w:ascii="Arial" w:hAnsi="Arial"/>
+                <w:b w:val="0"/>
+                <w:sz w:val="18"/>
+              </w:rPr>
+              <w:t>30,38</w:t>
             </w:r>
           </w:p>
         </w:tc>
@@ -3651,161 +3975,221 @@
             </w:pPr>
             <w:r>
               <w:rPr>
-                <w:rFonts w:ascii="Arial" w:cs="Arial" w:eastAsia="Arial" w:hAnsi="Arial"/>
-                <w:sz w:val="18"/>
-                <w:szCs w:val="18"/>
-                <w:rtl w:val="0"/>
-              </w:rPr>
-              <w:t xml:space="preserve">Nota final </w:t>
-            </w:r>
-            <w:r>
-              <w:rPr>
-                <w:rtl w:val="0"/>
-              </w:rPr>
-            </w:r>
-          </w:p>
-        </w:tc>
-        <w:tc>
-          <w:tcPr>
-            <w:shd w:fill="auto" w:val="clear"/>
-            <w:tcMar>
-              <w:top w:w="100.0" w:type="dxa"/>
-              <w:left w:w="100.0" w:type="dxa"/>
-              <w:bottom w:w="100.0" w:type="dxa"/>
-              <w:right w:w="100.0" w:type="dxa"/>
-            </w:tcMar>
-            <w:vAlign w:val="center"/>
-          </w:tcPr>
-          <w:p>
-            <w:pPr>
-              <w:keepNext w:val="0"/>
-              <w:keepLines w:val="0"/>
-              <w:widowControl w:val="0"/>
-              <w:pBdr>
-                <w:top w:space="0" w:sz="0" w:val="nil"/>
-                <w:left w:space="0" w:sz="0" w:val="nil"/>
-                <w:bottom w:space="0" w:sz="0" w:val="nil"/>
-                <w:right w:space="0" w:sz="0" w:val="nil"/>
-                <w:between w:space="0" w:sz="0" w:val="nil"/>
-              </w:pBdr>
-              <w:shd w:fill="auto" w:val="clear"/>
-              <w:spacing w:after="40" w:before="40" w:line="240" w:lineRule="auto"/>
-              <w:ind w:left="0" w:right="0" w:firstLine="0"/>
-              <w:jc w:val="left"/>
-              <w:rPr>
-                <w:sz w:val="21"/>
-                <w:szCs w:val="21"/>
-              </w:rPr>
-            </w:pPr>
-            <w:r>
-              <w:rPr>
-                <w:rFonts w:ascii="Arial" w:cs="Arial" w:eastAsia="Arial" w:hAnsi="Arial"/>
-                <w:sz w:val="18"/>
-                <w:szCs w:val="18"/>
-                <w:rtl w:val="0"/>
-              </w:rPr>
-              <w:t xml:space="preserve">0,00</w:t>
-            </w:r>
-            <w:r>
-              <w:rPr>
-                <w:rtl w:val="0"/>
-              </w:rPr>
-            </w:r>
-          </w:p>
-        </w:tc>
-        <w:tc>
-          <w:tcPr>
-            <w:shd w:fill="auto" w:val="clear"/>
-            <w:tcMar>
-              <w:top w:w="100.0" w:type="dxa"/>
-              <w:left w:w="100.0" w:type="dxa"/>
-              <w:bottom w:w="100.0" w:type="dxa"/>
-              <w:right w:w="100.0" w:type="dxa"/>
-            </w:tcMar>
-            <w:vAlign w:val="center"/>
-          </w:tcPr>
-          <w:p>
-            <w:pPr>
-              <w:keepNext w:val="0"/>
-              <w:keepLines w:val="0"/>
-              <w:widowControl w:val="0"/>
-              <w:pBdr>
-                <w:top w:space="0" w:sz="0" w:val="nil"/>
-                <w:left w:space="0" w:sz="0" w:val="nil"/>
-                <w:bottom w:space="0" w:sz="0" w:val="nil"/>
-                <w:right w:space="0" w:sz="0" w:val="nil"/>
-                <w:between w:space="0" w:sz="0" w:val="nil"/>
-              </w:pBdr>
-              <w:shd w:fill="auto" w:val="clear"/>
-              <w:spacing w:after="40" w:before="40" w:line="240" w:lineRule="auto"/>
-              <w:ind w:left="0" w:right="0" w:firstLine="0"/>
-              <w:jc w:val="left"/>
-              <w:rPr>
-                <w:sz w:val="21"/>
-                <w:szCs w:val="21"/>
-              </w:rPr>
-            </w:pPr>
-            <w:r>
-              <w:rPr>
-                <w:rFonts w:ascii="Arial" w:cs="Arial" w:eastAsia="Arial" w:hAnsi="Arial"/>
-                <w:sz w:val="18"/>
-                <w:szCs w:val="18"/>
-                <w:rtl w:val="0"/>
-              </w:rPr>
-              <w:t xml:space="preserve">66,18</w:t>
-            </w:r>
-            <w:r>
-              <w:rPr>
-                <w:rtl w:val="0"/>
-              </w:rPr>
-            </w:r>
-          </w:p>
-        </w:tc>
-        <w:tc>
-          <w:tcPr>
-            <w:shd w:fill="auto" w:val="clear"/>
-            <w:tcMar>
-              <w:top w:w="100.0" w:type="dxa"/>
-              <w:left w:w="100.0" w:type="dxa"/>
-              <w:bottom w:w="100.0" w:type="dxa"/>
-              <w:right w:w="100.0" w:type="dxa"/>
-            </w:tcMar>
-            <w:vAlign w:val="center"/>
-          </w:tcPr>
-          <w:p>
-            <w:pPr>
-              <w:keepNext w:val="0"/>
-              <w:keepLines w:val="0"/>
-              <w:widowControl w:val="0"/>
-              <w:pBdr>
-                <w:top w:space="0" w:sz="0" w:val="nil"/>
-                <w:left w:space="0" w:sz="0" w:val="nil"/>
-                <w:bottom w:space="0" w:sz="0" w:val="nil"/>
-                <w:right w:space="0" w:sz="0" w:val="nil"/>
-                <w:between w:space="0" w:sz="0" w:val="nil"/>
-              </w:pBdr>
-              <w:shd w:fill="auto" w:val="clear"/>
-              <w:spacing w:after="40" w:before="40" w:line="240" w:lineRule="auto"/>
-              <w:ind w:left="0" w:right="0" w:firstLine="0"/>
-              <w:jc w:val="left"/>
-              <w:rPr>
-                <w:sz w:val="21"/>
-                <w:szCs w:val="21"/>
-              </w:rPr>
-            </w:pPr>
-            <w:r>
-              <w:rPr>
-                <w:rFonts w:ascii="Arial" w:cs="Arial" w:eastAsia="Arial" w:hAnsi="Arial"/>
-                <w:sz w:val="18"/>
-                <w:szCs w:val="18"/>
-                <w:rtl w:val="0"/>
-              </w:rPr>
-              <w:t xml:space="preserve">118,63</w:t>
-            </w:r>
-            <w:r>
-              <w:rPr>
-                <w:rtl w:val="0"/>
-              </w:rPr>
+                <w:rFonts w:ascii="Arial" w:hAnsi="Arial"/>
+                <w:b w:val="0"/>
+                <w:sz w:val="18"/>
+              </w:rPr>
+              <w:t>D. Sem nenhum tratamento</w:t>
+            </w:r>
+          </w:p>
+        </w:tc>
+        <w:tc>
+          <w:tcPr>
+            <w:shd w:fill="auto" w:val="clear"/>
+            <w:tcMar>
+              <w:top w:w="100.0" w:type="dxa"/>
+              <w:left w:w="100.0" w:type="dxa"/>
+              <w:bottom w:w="100.0" w:type="dxa"/>
+              <w:right w:w="100.0" w:type="dxa"/>
+            </w:tcMar>
+            <w:vAlign w:val="center"/>
+          </w:tcPr>
+          <w:p>
+            <w:pPr>
+              <w:keepNext w:val="0"/>
+              <w:keepLines w:val="0"/>
+              <w:widowControl w:val="0"/>
+              <w:pBdr>
+                <w:top w:space="0" w:sz="0" w:val="nil"/>
+                <w:left w:space="0" w:sz="0" w:val="nil"/>
+                <w:bottom w:space="0" w:sz="0" w:val="nil"/>
+                <w:right w:space="0" w:sz="0" w:val="nil"/>
+                <w:between w:space="0" w:sz="0" w:val="nil"/>
+              </w:pBdr>
+              <w:shd w:fill="auto" w:val="clear"/>
+              <w:spacing w:after="40" w:before="40" w:line="240" w:lineRule="auto"/>
+              <w:ind w:left="0" w:right="0" w:firstLine="0"/>
+              <w:jc w:val="left"/>
+              <w:rPr>
+                <w:sz w:val="21"/>
+                <w:szCs w:val="21"/>
+              </w:rPr>
+            </w:pPr>
+            <w:r>
+              <w:rPr>
+                <w:rFonts w:ascii="Arial" w:hAnsi="Arial"/>
+                <w:b w:val="0"/>
+                <w:sz w:val="18"/>
+              </w:rPr>
+              <w:t>8.000</w:t>
+            </w:r>
+          </w:p>
+        </w:tc>
+        <w:tc>
+          <w:tcPr>
+            <w:shd w:fill="auto" w:val="clear"/>
+            <w:tcMar>
+              <w:top w:w="100.0" w:type="dxa"/>
+              <w:left w:w="100.0" w:type="dxa"/>
+              <w:bottom w:w="100.0" w:type="dxa"/>
+              <w:right w:w="100.0" w:type="dxa"/>
+            </w:tcMar>
+            <w:vAlign w:val="center"/>
+          </w:tcPr>
+          <w:p>
+            <w:pPr>
+              <w:keepNext w:val="0"/>
+              <w:keepLines w:val="0"/>
+              <w:widowControl w:val="0"/>
+              <w:pBdr>
+                <w:top w:space="0" w:sz="0" w:val="nil"/>
+                <w:left w:space="0" w:sz="0" w:val="nil"/>
+                <w:bottom w:space="0" w:sz="0" w:val="nil"/>
+                <w:right w:space="0" w:sz="0" w:val="nil"/>
+                <w:between w:space="0" w:sz="0" w:val="nil"/>
+              </w:pBdr>
+              <w:shd w:fill="auto" w:val="clear"/>
+              <w:spacing w:after="40" w:before="40" w:line="240" w:lineRule="auto"/>
+              <w:ind w:left="0" w:right="0" w:firstLine="0"/>
+              <w:jc w:val="left"/>
+              <w:rPr>
+                <w:sz w:val="21"/>
+                <w:szCs w:val="21"/>
+              </w:rPr>
+            </w:pPr>
+            <w:r>
+              <w:rPr>
+                <w:rFonts w:ascii="Arial" w:hAnsi="Arial"/>
+                <w:b w:val="0"/>
+                <w:sz w:val="18"/>
+              </w:rPr>
+              <w:t>66,18</w:t>
+            </w:r>
+          </w:p>
+        </w:tc>
+        <w:tc>
+          <w:tcPr>
+            <w:shd w:fill="auto" w:val="clear"/>
+            <w:tcMar>
+              <w:top w:w="100.0" w:type="dxa"/>
+              <w:left w:w="100.0" w:type="dxa"/>
+              <w:bottom w:w="100.0" w:type="dxa"/>
+              <w:right w:w="100.0" w:type="dxa"/>
+            </w:tcMar>
+            <w:vAlign w:val="center"/>
+          </w:tcPr>
+          <w:p>
+            <w:pPr>
+              <w:keepNext w:val="0"/>
+              <w:keepLines w:val="0"/>
+              <w:widowControl w:val="0"/>
+              <w:pBdr>
+                <w:top w:space="0" w:sz="0" w:val="nil"/>
+                <w:left w:space="0" w:sz="0" w:val="nil"/>
+                <w:bottom w:space="0" w:sz="0" w:val="nil"/>
+                <w:right w:space="0" w:sz="0" w:val="nil"/>
+                <w:between w:space="0" w:sz="0" w:val="nil"/>
+              </w:pBdr>
+              <w:shd w:fill="auto" w:val="clear"/>
+              <w:spacing w:after="40" w:before="40" w:line="240" w:lineRule="auto"/>
+              <w:ind w:left="0" w:right="0" w:firstLine="0"/>
+              <w:jc w:val="left"/>
+              <w:rPr>
+                <w:sz w:val="21"/>
+                <w:szCs w:val="21"/>
+              </w:rPr>
+            </w:pPr>
+            <w:r>
+              <w:rPr>
+                <w:rFonts w:ascii="Arial" w:hAnsi="Arial"/>
+                <w:b w:val="0"/>
+                <w:sz w:val="18"/>
+              </w:rPr>
+              <w:t>−0,55</w:t>
+            </w:r>
+          </w:p>
+        </w:tc>
+        <w:tc>
+          <w:tcPr>
+            <w:shd w:fill="auto" w:val="clear"/>
+            <w:tcMar>
+              <w:top w:w="100.0" w:type="dxa"/>
+              <w:left w:w="100.0" w:type="dxa"/>
+              <w:bottom w:w="100.0" w:type="dxa"/>
+              <w:right w:w="100.0" w:type="dxa"/>
+            </w:tcMar>
+            <w:vAlign w:val="center"/>
+          </w:tcPr>
+          <w:p>
+            <w:pPr>
+              <w:keepNext w:val="0"/>
+              <w:keepLines w:val="0"/>
+              <w:widowControl w:val="0"/>
+              <w:pBdr>
+                <w:top w:space="0" w:sz="0" w:val="nil"/>
+                <w:left w:space="0" w:sz="0" w:val="nil"/>
+                <w:bottom w:space="0" w:sz="0" w:val="nil"/>
+                <w:right w:space="0" w:sz="0" w:val="nil"/>
+                <w:between w:space="0" w:sz="0" w:val="nil"/>
+              </w:pBdr>
+              <w:shd w:fill="auto" w:val="clear"/>
+              <w:spacing w:after="40" w:before="40" w:line="240" w:lineRule="auto"/>
+              <w:ind w:left="0" w:right="0" w:firstLine="0"/>
+              <w:jc w:val="left"/>
+              <w:rPr>
+                <w:sz w:val="21"/>
+                <w:szCs w:val="21"/>
+              </w:rPr>
+            </w:pPr>
+            <w:r>
+              <w:rPr>
+                <w:rFonts w:ascii="Arial" w:hAnsi="Arial"/>
+                <w:b w:val="0"/>
+                <w:sz w:val="18"/>
+              </w:rPr>
+              <w:t>0,73</w:t>
+            </w:r>
+          </w:p>
+        </w:tc>
+        <w:tc>
+          <w:tcPr>
+            <w:shd w:fill="auto" w:val="clear"/>
+            <w:tcMar>
+              <w:top w:w="100.0" w:type="dxa"/>
+              <w:left w:w="100.0" w:type="dxa"/>
+              <w:bottom w:w="100.0" w:type="dxa"/>
+              <w:right w:w="100.0" w:type="dxa"/>
+            </w:tcMar>
+            <w:vAlign w:val="center"/>
+          </w:tcPr>
+          <w:p>
+            <w:pPr>
+              <w:keepNext w:val="0"/>
+              <w:keepLines w:val="0"/>
+              <w:widowControl w:val="0"/>
+              <w:pBdr>
+                <w:top w:space="0" w:sz="0" w:val="nil"/>
+                <w:left w:space="0" w:sz="0" w:val="nil"/>
+                <w:bottom w:space="0" w:sz="0" w:val="nil"/>
+                <w:right w:space="0" w:sz="0" w:val="nil"/>
+                <w:between w:space="0" w:sz="0" w:val="nil"/>
+              </w:pBdr>
+              <w:shd w:fill="auto" w:val="clear"/>
+              <w:spacing w:after="40" w:before="40" w:line="240" w:lineRule="auto"/>
+              <w:ind w:left="0" w:right="0" w:firstLine="0"/>
+              <w:jc w:val="left"/>
+              <w:rPr>
+                <w:sz w:val="21"/>
+                <w:szCs w:val="21"/>
+              </w:rPr>
+            </w:pPr>
+            <w:r>
+              <w:rPr>
+                <w:rFonts w:ascii="Arial" w:hAnsi="Arial"/>
+                <w:b w:val="0"/>
+                <w:sz w:val="18"/>
+              </w:rPr>
+              <w:t>30,45</w:t>
             </w:r>
           </w:p>
         </w:tc>
@@ -3818,191 +4202,32 @@
         <w:ind w:firstLine="0"/>
         <w:jc w:val="center"/>
         <w:rPr>
+          <w:sz w:val="22"/>
+          <w:szCs w:val="22"/>
+        </w:rPr>
+      </w:pPr>
+      <w:r>
+        <w:rPr>
+          <w:rFonts w:ascii="Arial" w:hAnsi="Arial"/>
+          <w:b w:val="0"/>
+          <w:sz w:val="18"/>
+        </w:rPr>
+        <w:t>Fonte: elaborada pelos autores com base nos dados analisados.</w:t>
+      </w:r>
+    </w:p>
+    <w:p>
+      <w:pPr>
+        <w:widowControl w:val="1"/>
+        <w:spacing w:after="0" w:before="0" w:line="240" w:lineRule="auto"/>
+        <w:ind w:left="0" w:firstLine="0"/>
+        <w:rPr>
           <w:sz w:val="21"/>
           <w:szCs w:val="21"/>
         </w:rPr>
       </w:pPr>
       <w:r>
         <w:rPr>
-          <w:rFonts w:ascii="Arial" w:cs="Arial" w:eastAsia="Arial" w:hAnsi="Arial"/>
-          <w:i w:val="1"/>
-          <w:iCs w:val="1"/>
-          <w:sz w:val="18"/>
-          <w:szCs w:val="18"/>
-          <w:rtl w:val="0"/>
-        </w:rPr>
-        <w:t xml:space="preserve">Fonte: elaborada pelos autores com base nos dados analisados.</w:t>
-      </w:r>
-      <w:r>
-        <w:rPr>
-          <w:rtl w:val="0"/>
-        </w:rPr>
-      </w:r>
-    </w:p>
-    <w:p>
-      <w:pPr>
-        <w:widowControl w:val="1"/>
-        <w:spacing w:after="120" w:before="240" w:line="360" w:lineRule="auto"/>
-        <w:ind w:firstLine="709"/>
-        <w:jc w:val="both"/>
-        <w:rPr>
-          <w:sz w:val="21"/>
-          <w:szCs w:val="21"/>
-        </w:rPr>
-      </w:pPr>
-      <w:r>
-        <w:rPr>
-          <w:rFonts w:ascii="Arial" w:cs="Arial" w:eastAsia="Arial" w:hAnsi="Arial"/>
-          <w:sz w:val="24"/>
-          <w:szCs w:val="24"/>
-          <w:rtl w:val="0"/>
-        </w:rPr>
-        <w:t xml:space="preserve">Como mostra a Figura 2, as horas de jogo, de estudo e de sono apresentam distribuição aproximadamente uniforme ao longo de suas faixas, sem concentração em valores típicos e sem valores atípicos nos boxplots. Esse padrão é pouco comum em hábitos reais e reforça o caráter simulado dos dados. A nota final, por outro lado, concentra-se entre 50 e 85 pontos, com mediana próxima de 67, e apresenta um pico acentuado em 100. Esse “efeito teto” indica que muitos estudantes atingem a nota máxima, o que pode limitar a capacidade de diferenciar os de melhor desempenho.</w:t>
-      </w:r>
-      <w:r>
-        <w:rPr>
-          <w:rtl w:val="0"/>
-        </w:rPr>
-      </w:r>
-    </w:p>
-    <w:p>
-      <w:pPr>
-        <w:keepNext w:val="1"/>
-        <w:widowControl w:val="1"/>
-        <w:spacing w:after="100" w:before="160" w:lineRule="auto"/>
-        <w:ind w:firstLine="0"/>
-        <w:jc w:val="center"/>
-        <w:rPr>
-          <w:b w:val="1"/>
-          <w:bCs w:val="1"/>
-          <w:sz w:val="21"/>
-          <w:szCs w:val="21"/>
-        </w:rPr>
-      </w:pPr>
-      <w:r>
-        <w:rPr>
-          <w:rFonts w:ascii="Arial" w:cs="Arial" w:eastAsia="Arial" w:hAnsi="Arial"/>
-          <w:b w:val="1"/>
-          <w:bCs w:val="1"/>
-          <w:sz w:val="20"/>
-          <w:szCs w:val="20"/>
-          <w:rtl w:val="0"/>
-        </w:rPr>
-        <w:t xml:space="preserve">FIGURA 2 - Distribuição das horas de jogo, de estudo e de sono e da nota final</w:t>
-      </w:r>
-      <w:r>
-        <w:rPr>
-          <w:rtl w:val="0"/>
-        </w:rPr>
-      </w:r>
-    </w:p>
-    <w:p>
-      <w:pPr>
-        <w:widowControl w:val="1"/>
-        <w:spacing w:after="80" w:before="80" w:line="240" w:lineRule="auto"/>
-        <w:ind w:firstLine="0"/>
-        <w:jc w:val="center"/>
-        <w:rPr>
-          <w:sz w:val="21"/>
-          <w:szCs w:val="21"/>
-        </w:rPr>
-      </w:pPr>
-      <w:r>
-        <w:rPr>
-          <w:rFonts w:ascii="Arial" w:cs="Arial" w:eastAsia="Arial" w:hAnsi="Arial"/>
-          <w:sz w:val="24"/>
-          <w:szCs w:val="24"/>
-        </w:rPr>
-        <w:drawing>
-          <wp:inline distB="114300" distT="114300" distL="114300" distR="114300">
-            <wp:extent cx="5580000" cy="2485328"/>
-            <wp:effectExtent b="0" l="0" r="0" t="0"/>
-            <wp:docPr id="4" name="image2.png"/>
-            <a:graphic>
-              <a:graphicData uri="http://schemas.openxmlformats.org/drawingml/2006/picture">
-                <pic:pic>
-                  <pic:nvPicPr>
-                    <pic:cNvPr id="0" name="image2.png"/>
-                    <pic:cNvPicPr preferRelativeResize="0"/>
-                  </pic:nvPicPr>
-                  <pic:blipFill>
-                    <a:blip r:embed="rId8"/>
-                    <a:srcRect b="0" l="0" r="0" t="0"/>
-                    <a:stretch>
-                      <a:fillRect/>
-                    </a:stretch>
-                  </pic:blipFill>
-                  <pic:spPr>
-                    <a:xfrm>
-                      <a:off x="0" y="0"/>
-                      <a:ext cx="5580000" cy="2485328"/>
-                    </a:xfrm>
-                    <a:prstGeom prst="rect"/>
-                    <a:ln/>
-                  </pic:spPr>
-                </pic:pic>
-              </a:graphicData>
-            </a:graphic>
-          </wp:inline>
-        </w:drawing>
-      </w:r>
-      <w:r>
-        <w:rPr>
-          <w:rtl w:val="0"/>
-        </w:rPr>
-      </w:r>
-    </w:p>
-    <w:p>
-      <w:pPr>
-        <w:widowControl w:val="1"/>
-        <w:spacing w:after="160" w:before="60" w:line="240" w:lineRule="auto"/>
-        <w:ind w:firstLine="0"/>
-        <w:jc w:val="center"/>
-        <w:rPr>
-          <w:sz w:val="21"/>
-          <w:szCs w:val="21"/>
-        </w:rPr>
-      </w:pPr>
-      <w:r>
-        <w:rPr>
-          <w:rFonts w:ascii="Arial" w:cs="Arial" w:eastAsia="Arial" w:hAnsi="Arial"/>
-          <w:i w:val="1"/>
-          <w:iCs w:val="1"/>
-          <w:sz w:val="18"/>
-          <w:szCs w:val="18"/>
-          <w:rtl w:val="0"/>
-        </w:rPr>
-        <w:t xml:space="preserve">Fonte: elaborada pelos autores com base nos dados analisados.</w:t>
-      </w:r>
-      <w:r>
-        <w:rPr>
-          <w:rtl w:val="0"/>
-        </w:rPr>
-      </w:r>
-    </w:p>
-    <w:p>
-      <w:pPr>
-        <w:widowControl w:val="1"/>
-        <w:spacing w:after="120" w:before="240" w:line="360" w:lineRule="auto"/>
-        <w:ind w:firstLine="709"/>
-        <w:jc w:val="both"/>
-        <w:rPr>
-          <w:sz w:val="21"/>
-          <w:szCs w:val="21"/>
-        </w:rPr>
-      </w:pPr>
-      <w:r>
-        <w:rPr>
-          <w:rFonts w:ascii="Arial" w:cs="Arial" w:eastAsia="Arial" w:hAnsi="Arial"/>
-          <w:sz w:val="24"/>
-          <w:szCs w:val="24"/>
-          <w:rtl w:val="0"/>
-        </w:rPr>
-        <w:t xml:space="preserve">Quanto às variáveis categóricas, os gêneros masculino (49%) e feminino (48%) estão equilibrados, e a categoria “Other” representa cerca de 4% dos estudantes. FPS é o gênero de jogo mais frequente, e Casual e RPG têm quantidades semelhantes. No nível de estresse há desequilíbrio: o grupo Medium concentra 4.247 estudantes, o Low 2.645 e o High apenas 1.010, o que deve ser considerado nas comparações entre grupos.</w:t>
-      </w:r>
-      <w:r>
-        <w:rPr>
-          <w:rtl w:val="0"/>
+          <w:b w:val="0"/>
         </w:rPr>
       </w:r>
     </w:p>
@@ -4056,7 +4281,7 @@
           <w:vertAlign w:val="baseline"/>
           <w:rtl w:val="0"/>
         </w:rPr>
-        <w:t xml:space="preserve">3.3 Relações, cruzamentos e insights iniciais</w:t>
+        <w:t xml:space="preserve">3.2 Resultados da análise exploratória</w:t>
       </w:r>
       <w:r>
         <w:rPr>
@@ -4077,17 +4302,11 @@
       </w:pPr>
       <w:r>
         <w:rPr>
-          <w:rFonts w:ascii="Arial Unicode MS" w:cs="Arial Unicode MS" w:eastAsia="Arial Unicode MS" w:hAnsi="Arial Unicode MS"/>
-          <w:sz w:val="24"/>
-          <w:szCs w:val="24"/>
-          <w:rtl w:val="0"/>
-        </w:rPr>
-        <w:t xml:space="preserve">A Figura 3 apresenta a correlação de cada variável com a nota. As horas de estudo têm a associação mais forte (r = 0,73), positiva, enquanto as horas de jogo apresentam correlação negativa moderada (r = −0,57). O escore de dependência (r = −0,52) e o uso de dispositivos (r = −0,49) também se associam negativamente à nota. Idade, atividade social e frequência às aulas têm associação fraca ou nula.</w:t>
-      </w:r>
-      <w:r>
-        <w:rPr>
-          <w:rtl w:val="0"/>
-        </w:rPr>
+          <w:rFonts w:ascii="Arial" w:hAnsi="Arial"/>
+          <w:b w:val="0"/>
+          <w:sz w:val="24"/>
+        </w:rPr>
+        <w:t>A Tabela 2 apresenta as estatísticas descritivas das principais variáveis nas duas bases, com medidas de centro (mediana e média), de dispersão (desvio padrão e intervalo interquartil) e de extremos. A comparação mostra que o tratamento praticamente não deslocou as distribuições: a maior diferença está na nota, cuja média cai de 66,18 para 65,86 e cujo máximo passa de 118,63 para 100, por efeito do limite imposto à escala. A dispersão é estável em todas as variáveis, o que confirma que a limpeza não distorceu o conjunto.</w:t>
       </w:r>
     </w:p>
     <w:p>
@@ -4106,19 +4325,3405 @@
       </w:pPr>
       <w:r>
         <w:rPr>
+          <w:rFonts w:ascii="Arial" w:hAnsi="Arial"/>
+          <w:b w:val="0"/>
+          <w:sz w:val="20"/>
+        </w:rPr>
+        <w:t>TABELA 2 - Estatísticas descritivas das principais variáveis, por base</w:t>
+      </w:r>
+    </w:p>
+    <w:p>
+      <w:pPr>
+        <w:widowControl w:val="1"/>
+        <w:spacing w:after="0" w:before="0" w:line="240" w:lineRule="auto"/>
+        <w:ind w:firstLine="0"/>
+        <w:jc w:val="left"/>
+        <w:rPr>
+          <w:sz w:val="21"/>
+          <w:szCs w:val="21"/>
+        </w:rPr>
+      </w:pPr>
+      <w:r>
+        <w:rPr>
+          <w:rtl w:val="0"/>
+        </w:rPr>
+      </w:r>
+    </w:p>
+    <w:tbl>
+      <w:tblPr>
+        <w:tblStyle w:val="Table2"/>
+        <w:tblW w:w="9071" w:type="dxa"/>
+        <w:jc w:val="center"/>
+        <w:tblBorders>
+          <w:top w:color="000000" w:space="0" w:sz="8" w:val="single"/>
+          <w:left w:color="000000" w:space="0" w:sz="8" w:val="single"/>
+          <w:bottom w:color="000000" w:space="0" w:sz="8" w:val="single"/>
+          <w:right w:color="000000" w:space="0" w:sz="8" w:val="single"/>
+          <w:insideH w:color="000000" w:space="0" w:sz="8" w:val="single"/>
+          <w:insideV w:color="000000" w:space="0" w:sz="8" w:val="single"/>
+        </w:tblBorders>
+        <w:tblLayout w:type="fixed"/>
+        <w:tblLook w:val="0600"/>
+      </w:tblPr>
+      <w:tblGrid>
+        <w:gridCol w:w="1750"/>
+        <w:gridCol w:w="1450"/>
+        <w:gridCol w:w="800"/>
+        <w:gridCol w:w="1000"/>
+        <w:gridCol w:w="950"/>
+        <w:gridCol w:w="1000"/>
+        <w:gridCol w:w="1200"/>
+        <w:gridCol w:w="921"/>
+      </w:tblGrid>
+      <w:tr>
+        <w:trPr>
+          <w:cantSplit w:val="0"/>
+          <w:tblHeader w:val="0"/>
+        </w:trPr>
+        <w:tc>
+          <w:tcPr>
+            <w:shd w:fill="auto" w:val="clear"/>
+            <w:tcMar>
+              <w:top w:w="100.0" w:type="dxa"/>
+              <w:left w:w="100.0" w:type="dxa"/>
+              <w:bottom w:w="100.0" w:type="dxa"/>
+              <w:right w:w="100.0" w:type="dxa"/>
+            </w:tcMar>
+            <w:vAlign w:val="center"/>
+          </w:tcPr>
+          <w:p>
+            <w:pPr>
+              <w:keepNext w:val="0"/>
+              <w:keepLines w:val="0"/>
+              <w:widowControl w:val="0"/>
+              <w:pBdr>
+                <w:top w:space="0" w:sz="0" w:val="nil"/>
+                <w:left w:space="0" w:sz="0" w:val="nil"/>
+                <w:bottom w:space="0" w:sz="0" w:val="nil"/>
+                <w:right w:space="0" w:sz="0" w:val="nil"/>
+                <w:between w:space="0" w:sz="0" w:val="nil"/>
+              </w:pBdr>
+              <w:shd w:fill="auto" w:val="clear"/>
+              <w:spacing w:after="40" w:before="40" w:line="240" w:lineRule="auto"/>
+              <w:ind w:left="0" w:right="0" w:firstLine="0"/>
+              <w:jc w:val="left"/>
+              <w:rPr>
+                <w:sz w:val="21"/>
+                <w:szCs w:val="21"/>
+              </w:rPr>
+            </w:pPr>
+            <w:r>
+              <w:rPr>
+                <w:rFonts w:ascii="Arial" w:hAnsi="Arial"/>
+                <w:b/>
+                <w:sz w:val="18"/>
+              </w:rPr>
+              <w:t>Variável</w:t>
+            </w:r>
+          </w:p>
+        </w:tc>
+        <w:tc>
+          <w:tcPr>
+            <w:shd w:fill="auto" w:val="clear"/>
+            <w:tcMar>
+              <w:top w:w="100.0" w:type="dxa"/>
+              <w:left w:w="100.0" w:type="dxa"/>
+              <w:bottom w:w="100.0" w:type="dxa"/>
+              <w:right w:w="100.0" w:type="dxa"/>
+            </w:tcMar>
+            <w:vAlign w:val="center"/>
+          </w:tcPr>
+          <w:p>
+            <w:pPr>
+              <w:keepNext w:val="0"/>
+              <w:keepLines w:val="0"/>
+              <w:widowControl w:val="0"/>
+              <w:pBdr>
+                <w:top w:space="0" w:sz="0" w:val="nil"/>
+                <w:left w:space="0" w:sz="0" w:val="nil"/>
+                <w:bottom w:space="0" w:sz="0" w:val="nil"/>
+                <w:right w:space="0" w:sz="0" w:val="nil"/>
+                <w:between w:space="0" w:sz="0" w:val="nil"/>
+              </w:pBdr>
+              <w:shd w:fill="auto" w:val="clear"/>
+              <w:spacing w:after="40" w:before="40" w:line="240" w:lineRule="auto"/>
+              <w:ind w:left="0" w:right="0" w:firstLine="0"/>
+              <w:jc w:val="left"/>
+              <w:rPr>
+                <w:sz w:val="21"/>
+                <w:szCs w:val="21"/>
+              </w:rPr>
+            </w:pPr>
+            <w:r>
+              <w:rPr>
+                <w:rFonts w:ascii="Arial" w:hAnsi="Arial"/>
+                <w:b/>
+                <w:sz w:val="18"/>
+              </w:rPr>
+              <w:t>Base</w:t>
+            </w:r>
+          </w:p>
+        </w:tc>
+        <w:tc>
+          <w:tcPr>
+            <w:shd w:fill="auto" w:val="clear"/>
+            <w:tcMar>
+              <w:top w:w="100.0" w:type="dxa"/>
+              <w:left w:w="100.0" w:type="dxa"/>
+              <w:bottom w:w="100.0" w:type="dxa"/>
+              <w:right w:w="100.0" w:type="dxa"/>
+            </w:tcMar>
+            <w:vAlign w:val="center"/>
+          </w:tcPr>
+          <w:p>
+            <w:pPr>
+              <w:keepNext w:val="0"/>
+              <w:keepLines w:val="0"/>
+              <w:widowControl w:val="0"/>
+              <w:pBdr>
+                <w:top w:space="0" w:sz="0" w:val="nil"/>
+                <w:left w:space="0" w:sz="0" w:val="nil"/>
+                <w:bottom w:space="0" w:sz="0" w:val="nil"/>
+                <w:right w:space="0" w:sz="0" w:val="nil"/>
+                <w:between w:space="0" w:sz="0" w:val="nil"/>
+              </w:pBdr>
+              <w:shd w:fill="auto" w:val="clear"/>
+              <w:spacing w:after="40" w:before="40" w:line="240" w:lineRule="auto"/>
+              <w:ind w:left="0" w:right="0" w:firstLine="0"/>
+              <w:jc w:val="left"/>
+              <w:rPr>
+                <w:sz w:val="21"/>
+                <w:szCs w:val="21"/>
+              </w:rPr>
+            </w:pPr>
+            <w:r>
+              <w:rPr>
+                <w:rFonts w:ascii="Arial" w:hAnsi="Arial"/>
+                <w:b/>
+                <w:sz w:val="18"/>
+              </w:rPr>
+              <w:t>Mín</w:t>
+            </w:r>
+          </w:p>
+        </w:tc>
+        <w:tc>
+          <w:tcPr>
+            <w:shd w:fill="auto" w:val="clear"/>
+            <w:tcMar>
+              <w:top w:w="100.0" w:type="dxa"/>
+              <w:left w:w="100.0" w:type="dxa"/>
+              <w:bottom w:w="100.0" w:type="dxa"/>
+              <w:right w:w="100.0" w:type="dxa"/>
+            </w:tcMar>
+            <w:vAlign w:val="center"/>
+          </w:tcPr>
+          <w:p>
+            <w:pPr>
+              <w:keepNext w:val="0"/>
+              <w:keepLines w:val="0"/>
+              <w:widowControl w:val="0"/>
+              <w:pBdr>
+                <w:top w:space="0" w:sz="0" w:val="nil"/>
+                <w:left w:space="0" w:sz="0" w:val="nil"/>
+                <w:bottom w:space="0" w:sz="0" w:val="nil"/>
+                <w:right w:space="0" w:sz="0" w:val="nil"/>
+                <w:between w:space="0" w:sz="0" w:val="nil"/>
+              </w:pBdr>
+              <w:shd w:fill="auto" w:val="clear"/>
+              <w:spacing w:after="40" w:before="40" w:line="240" w:lineRule="auto"/>
+              <w:ind w:left="0" w:right="0" w:firstLine="0"/>
+              <w:jc w:val="left"/>
+              <w:rPr>
+                <w:sz w:val="21"/>
+                <w:szCs w:val="21"/>
+              </w:rPr>
+            </w:pPr>
+            <w:r>
+              <w:rPr>
+                <w:rFonts w:ascii="Arial" w:hAnsi="Arial"/>
+                <w:b/>
+                <w:sz w:val="18"/>
+              </w:rPr>
+              <w:t>Mediana</w:t>
+            </w:r>
+          </w:p>
+        </w:tc>
+        <w:tc>
+          <w:tcPr>
+            <w:shd w:fill="auto" w:val="clear"/>
+            <w:tcMar>
+              <w:top w:w="100.0" w:type="dxa"/>
+              <w:left w:w="100.0" w:type="dxa"/>
+              <w:bottom w:w="100.0" w:type="dxa"/>
+              <w:right w:w="100.0" w:type="dxa"/>
+            </w:tcMar>
+            <w:vAlign w:val="center"/>
+          </w:tcPr>
+          <w:p>
+            <w:pPr>
+              <w:keepNext w:val="0"/>
+              <w:keepLines w:val="0"/>
+              <w:widowControl w:val="0"/>
+              <w:pBdr>
+                <w:top w:space="0" w:sz="0" w:val="nil"/>
+                <w:left w:space="0" w:sz="0" w:val="nil"/>
+                <w:bottom w:space="0" w:sz="0" w:val="nil"/>
+                <w:right w:space="0" w:sz="0" w:val="nil"/>
+                <w:between w:space="0" w:sz="0" w:val="nil"/>
+              </w:pBdr>
+              <w:shd w:fill="auto" w:val="clear"/>
+              <w:spacing w:after="40" w:before="40" w:line="240" w:lineRule="auto"/>
+              <w:ind w:left="0" w:right="0" w:firstLine="0"/>
+              <w:jc w:val="left"/>
+              <w:rPr>
+                <w:sz w:val="21"/>
+                <w:szCs w:val="21"/>
+              </w:rPr>
+            </w:pPr>
+            <w:r>
+              <w:rPr>
+                <w:rFonts w:ascii="Arial" w:hAnsi="Arial"/>
+                <w:b/>
+                <w:sz w:val="18"/>
+              </w:rPr>
+              <w:t>Média</w:t>
+            </w:r>
+          </w:p>
+        </w:tc>
+        <w:tc>
+          <w:tcPr>
+            <w:shd w:fill="auto" w:val="clear"/>
+            <w:tcMar>
+              <w:top w:w="100.0" w:type="dxa"/>
+              <w:left w:w="100.0" w:type="dxa"/>
+              <w:bottom w:w="100.0" w:type="dxa"/>
+              <w:right w:w="100.0" w:type="dxa"/>
+            </w:tcMar>
+            <w:vAlign w:val="center"/>
+          </w:tcPr>
+          <w:p>
+            <w:pPr>
+              <w:keepNext w:val="0"/>
+              <w:keepLines w:val="0"/>
+              <w:widowControl w:val="0"/>
+              <w:pBdr>
+                <w:top w:space="0" w:sz="0" w:val="nil"/>
+                <w:left w:space="0" w:sz="0" w:val="nil"/>
+                <w:bottom w:space="0" w:sz="0" w:val="nil"/>
+                <w:right w:space="0" w:sz="0" w:val="nil"/>
+                <w:between w:space="0" w:sz="0" w:val="nil"/>
+              </w:pBdr>
+              <w:shd w:fill="auto" w:val="clear"/>
+              <w:spacing w:after="40" w:before="40" w:line="240" w:lineRule="auto"/>
+              <w:ind w:left="0" w:right="0" w:firstLine="0"/>
+              <w:jc w:val="left"/>
+              <w:rPr>
+                <w:sz w:val="21"/>
+                <w:szCs w:val="21"/>
+              </w:rPr>
+            </w:pPr>
+            <w:r>
+              <w:rPr>
+                <w:rFonts w:ascii="Arial" w:hAnsi="Arial"/>
+                <w:b/>
+                <w:sz w:val="18"/>
+              </w:rPr>
+              <w:t>Máx</w:t>
+            </w:r>
+          </w:p>
+        </w:tc>
+        <w:tc>
+          <w:tcPr>
+            <w:shd w:fill="auto" w:val="clear"/>
+            <w:tcMar>
+              <w:top w:w="100.0" w:type="dxa"/>
+              <w:left w:w="100.0" w:type="dxa"/>
+              <w:bottom w:w="100.0" w:type="dxa"/>
+              <w:right w:w="100.0" w:type="dxa"/>
+            </w:tcMar>
+            <w:vAlign w:val="center"/>
+          </w:tcPr>
+          <w:p>
+            <w:pPr>
+              <w:keepNext w:val="0"/>
+              <w:keepLines w:val="0"/>
+              <w:widowControl w:val="0"/>
+              <w:pBdr>
+                <w:top w:space="0" w:sz="0" w:val="nil"/>
+                <w:left w:space="0" w:sz="0" w:val="nil"/>
+                <w:bottom w:space="0" w:sz="0" w:val="nil"/>
+                <w:right w:space="0" w:sz="0" w:val="nil"/>
+                <w:between w:space="0" w:sz="0" w:val="nil"/>
+              </w:pBdr>
+              <w:shd w:fill="auto" w:val="clear"/>
+              <w:spacing w:after="40" w:before="40" w:line="240" w:lineRule="auto"/>
+              <w:ind w:left="0" w:right="0" w:firstLine="0"/>
+              <w:jc w:val="left"/>
+              <w:rPr>
+                <w:sz w:val="21"/>
+                <w:szCs w:val="21"/>
+              </w:rPr>
+            </w:pPr>
+            <w:r>
+              <w:rPr>
+                <w:rFonts w:ascii="Arial" w:hAnsi="Arial"/>
+                <w:b/>
+                <w:sz w:val="18"/>
+              </w:rPr>
+              <w:t>Desvio padrão</w:t>
+            </w:r>
+          </w:p>
+        </w:tc>
+        <w:tc>
+          <w:tcPr>
+            <w:shd w:fill="auto" w:val="clear"/>
+            <w:tcMar>
+              <w:top w:w="100.0" w:type="dxa"/>
+              <w:left w:w="100.0" w:type="dxa"/>
+              <w:bottom w:w="100.0" w:type="dxa"/>
+              <w:right w:w="100.0" w:type="dxa"/>
+            </w:tcMar>
+            <w:vAlign w:val="center"/>
+          </w:tcPr>
+          <w:p>
+            <w:pPr>
+              <w:keepNext w:val="0"/>
+              <w:keepLines w:val="0"/>
+              <w:widowControl w:val="0"/>
+              <w:pBdr>
+                <w:top w:space="0" w:sz="0" w:val="nil"/>
+                <w:left w:space="0" w:sz="0" w:val="nil"/>
+                <w:bottom w:space="0" w:sz="0" w:val="nil"/>
+                <w:right w:space="0" w:sz="0" w:val="nil"/>
+                <w:between w:space="0" w:sz="0" w:val="nil"/>
+              </w:pBdr>
+              <w:shd w:fill="auto" w:val="clear"/>
+              <w:spacing w:after="40" w:before="40" w:line="240" w:lineRule="auto"/>
+              <w:ind w:left="0" w:right="0" w:firstLine="0"/>
+              <w:jc w:val="left"/>
+              <w:rPr>
+                <w:sz w:val="21"/>
+                <w:szCs w:val="21"/>
+              </w:rPr>
+            </w:pPr>
+            <w:r>
+              <w:rPr>
+                <w:rFonts w:ascii="Arial" w:hAnsi="Arial"/>
+                <w:b/>
+                <w:sz w:val="18"/>
+              </w:rPr>
+              <w:t>IQR</w:t>
+            </w:r>
+          </w:p>
+        </w:tc>
+      </w:tr>
+      <w:tr>
+        <w:trPr>
+          <w:cantSplit w:val="0"/>
+          <w:tblHeader w:val="0"/>
+        </w:trPr>
+        <w:tc>
+          <w:tcPr>
+            <w:shd w:fill="auto" w:val="clear"/>
+            <w:tcMar>
+              <w:top w:w="100.0" w:type="dxa"/>
+              <w:left w:w="100.0" w:type="dxa"/>
+              <w:bottom w:w="100.0" w:type="dxa"/>
+              <w:right w:w="100.0" w:type="dxa"/>
+            </w:tcMar>
+            <w:vAlign w:val="center"/>
+          </w:tcPr>
+          <w:p>
+            <w:pPr>
+              <w:keepNext w:val="0"/>
+              <w:keepLines w:val="0"/>
+              <w:widowControl w:val="0"/>
+              <w:pBdr>
+                <w:top w:space="0" w:sz="0" w:val="nil"/>
+                <w:left w:space="0" w:sz="0" w:val="nil"/>
+                <w:bottom w:space="0" w:sz="0" w:val="nil"/>
+                <w:right w:space="0" w:sz="0" w:val="nil"/>
+                <w:between w:space="0" w:sz="0" w:val="nil"/>
+              </w:pBdr>
+              <w:shd w:fill="auto" w:val="clear"/>
+              <w:spacing w:after="40" w:before="40" w:line="240" w:lineRule="auto"/>
+              <w:ind w:left="0" w:right="0" w:firstLine="0"/>
+              <w:jc w:val="left"/>
+              <w:rPr>
+                <w:sz w:val="21"/>
+                <w:szCs w:val="21"/>
+              </w:rPr>
+            </w:pPr>
+            <w:r>
+              <w:rPr>
+                <w:rFonts w:ascii="Arial" w:hAnsi="Arial"/>
+                <w:b w:val="0"/>
+                <w:sz w:val="18"/>
+              </w:rPr>
+              <w:t>Horas de jogo</w:t>
+            </w:r>
+          </w:p>
+        </w:tc>
+        <w:tc>
+          <w:tcPr>
+            <w:shd w:fill="auto" w:val="clear"/>
+            <w:tcMar>
+              <w:top w:w="100.0" w:type="dxa"/>
+              <w:left w:w="100.0" w:type="dxa"/>
+              <w:bottom w:w="100.0" w:type="dxa"/>
+              <w:right w:w="100.0" w:type="dxa"/>
+            </w:tcMar>
+            <w:vAlign w:val="center"/>
+          </w:tcPr>
+          <w:p>
+            <w:pPr>
+              <w:keepNext w:val="0"/>
+              <w:keepLines w:val="0"/>
+              <w:widowControl w:val="0"/>
+              <w:pBdr>
+                <w:top w:space="0" w:sz="0" w:val="nil"/>
+                <w:left w:space="0" w:sz="0" w:val="nil"/>
+                <w:bottom w:space="0" w:sz="0" w:val="nil"/>
+                <w:right w:space="0" w:sz="0" w:val="nil"/>
+                <w:between w:space="0" w:sz="0" w:val="nil"/>
+              </w:pBdr>
+              <w:shd w:fill="auto" w:val="clear"/>
+              <w:spacing w:after="40" w:before="40" w:line="240" w:lineRule="auto"/>
+              <w:ind w:left="0" w:right="0" w:firstLine="0"/>
+              <w:jc w:val="left"/>
+              <w:rPr>
+                <w:sz w:val="21"/>
+                <w:szCs w:val="21"/>
+              </w:rPr>
+            </w:pPr>
+            <w:r>
+              <w:rPr>
+                <w:rFonts w:ascii="Arial" w:hAnsi="Arial"/>
+                <w:b w:val="0"/>
+                <w:sz w:val="18"/>
+              </w:rPr>
+              <w:t>original</w:t>
+            </w:r>
+          </w:p>
+        </w:tc>
+        <w:tc>
+          <w:tcPr>
+            <w:shd w:fill="auto" w:val="clear"/>
+            <w:tcMar>
+              <w:top w:w="100.0" w:type="dxa"/>
+              <w:left w:w="100.0" w:type="dxa"/>
+              <w:bottom w:w="100.0" w:type="dxa"/>
+              <w:right w:w="100.0" w:type="dxa"/>
+            </w:tcMar>
+            <w:vAlign w:val="center"/>
+          </w:tcPr>
+          <w:p>
+            <w:pPr>
+              <w:keepNext w:val="0"/>
+              <w:keepLines w:val="0"/>
+              <w:widowControl w:val="0"/>
+              <w:pBdr>
+                <w:top w:space="0" w:sz="0" w:val="nil"/>
+                <w:left w:space="0" w:sz="0" w:val="nil"/>
+                <w:bottom w:space="0" w:sz="0" w:val="nil"/>
+                <w:right w:space="0" w:sz="0" w:val="nil"/>
+                <w:between w:space="0" w:sz="0" w:val="nil"/>
+              </w:pBdr>
+              <w:shd w:fill="auto" w:val="clear"/>
+              <w:spacing w:after="40" w:before="40" w:line="240" w:lineRule="auto"/>
+              <w:ind w:left="0" w:right="0" w:firstLine="0"/>
+              <w:jc w:val="left"/>
+              <w:rPr>
+                <w:sz w:val="21"/>
+                <w:szCs w:val="21"/>
+              </w:rPr>
+            </w:pPr>
+            <w:r>
+              <w:rPr>
+                <w:rFonts w:ascii="Arial" w:hAnsi="Arial"/>
+                <w:b w:val="0"/>
+                <w:sz w:val="18"/>
+              </w:rPr>
+              <w:t>0,00</w:t>
+            </w:r>
+          </w:p>
+        </w:tc>
+        <w:tc>
+          <w:tcPr>
+            <w:shd w:fill="auto" w:val="clear"/>
+            <w:tcMar>
+              <w:top w:w="100.0" w:type="dxa"/>
+              <w:left w:w="100.0" w:type="dxa"/>
+              <w:bottom w:w="100.0" w:type="dxa"/>
+              <w:right w:w="100.0" w:type="dxa"/>
+            </w:tcMar>
+            <w:vAlign w:val="center"/>
+          </w:tcPr>
+          <w:p>
+            <w:pPr>
+              <w:keepNext w:val="0"/>
+              <w:keepLines w:val="0"/>
+              <w:widowControl w:val="0"/>
+              <w:pBdr>
+                <w:top w:space="0" w:sz="0" w:val="nil"/>
+                <w:left w:space="0" w:sz="0" w:val="nil"/>
+                <w:bottom w:space="0" w:sz="0" w:val="nil"/>
+                <w:right w:space="0" w:sz="0" w:val="nil"/>
+                <w:between w:space="0" w:sz="0" w:val="nil"/>
+              </w:pBdr>
+              <w:shd w:fill="auto" w:val="clear"/>
+              <w:spacing w:after="40" w:before="40" w:line="240" w:lineRule="auto"/>
+              <w:ind w:left="0" w:right="0" w:firstLine="0"/>
+              <w:jc w:val="left"/>
+              <w:rPr>
+                <w:sz w:val="21"/>
+                <w:szCs w:val="21"/>
+              </w:rPr>
+            </w:pPr>
+            <w:r>
+              <w:rPr>
+                <w:rFonts w:ascii="Arial" w:hAnsi="Arial"/>
+                <w:b w:val="0"/>
+                <w:sz w:val="18"/>
+              </w:rPr>
+              <w:t>4,13</w:t>
+            </w:r>
+          </w:p>
+        </w:tc>
+        <w:tc>
+          <w:tcPr>
+            <w:shd w:fill="auto" w:val="clear"/>
+            <w:tcMar>
+              <w:top w:w="100.0" w:type="dxa"/>
+              <w:left w:w="100.0" w:type="dxa"/>
+              <w:bottom w:w="100.0" w:type="dxa"/>
+              <w:right w:w="100.0" w:type="dxa"/>
+            </w:tcMar>
+            <w:vAlign w:val="center"/>
+          </w:tcPr>
+          <w:p>
+            <w:pPr>
+              <w:keepNext w:val="0"/>
+              <w:keepLines w:val="0"/>
+              <w:widowControl w:val="0"/>
+              <w:pBdr>
+                <w:top w:space="0" w:sz="0" w:val="nil"/>
+                <w:left w:space="0" w:sz="0" w:val="nil"/>
+                <w:bottom w:space="0" w:sz="0" w:val="nil"/>
+                <w:right w:space="0" w:sz="0" w:val="nil"/>
+                <w:between w:space="0" w:sz="0" w:val="nil"/>
+              </w:pBdr>
+              <w:shd w:fill="auto" w:val="clear"/>
+              <w:spacing w:after="40" w:before="40" w:line="240" w:lineRule="auto"/>
+              <w:ind w:left="0" w:right="0" w:firstLine="0"/>
+              <w:jc w:val="left"/>
+              <w:rPr>
+                <w:sz w:val="21"/>
+                <w:szCs w:val="21"/>
+              </w:rPr>
+            </w:pPr>
+            <w:r>
+              <w:rPr>
+                <w:rFonts w:ascii="Arial" w:hAnsi="Arial"/>
+                <w:b w:val="0"/>
+                <w:sz w:val="18"/>
+              </w:rPr>
+              <w:t>4,09</w:t>
+            </w:r>
+          </w:p>
+        </w:tc>
+        <w:tc>
+          <w:tcPr>
+            <w:shd w:fill="auto" w:val="clear"/>
+            <w:tcMar>
+              <w:top w:w="100.0" w:type="dxa"/>
+              <w:left w:w="100.0" w:type="dxa"/>
+              <w:bottom w:w="100.0" w:type="dxa"/>
+              <w:right w:w="100.0" w:type="dxa"/>
+            </w:tcMar>
+            <w:vAlign w:val="center"/>
+          </w:tcPr>
+          <w:p>
+            <w:pPr>
+              <w:keepNext w:val="0"/>
+              <w:keepLines w:val="0"/>
+              <w:widowControl w:val="0"/>
+              <w:pBdr>
+                <w:top w:space="0" w:sz="0" w:val="nil"/>
+                <w:left w:space="0" w:sz="0" w:val="nil"/>
+                <w:bottom w:space="0" w:sz="0" w:val="nil"/>
+                <w:right w:space="0" w:sz="0" w:val="nil"/>
+                <w:between w:space="0" w:sz="0" w:val="nil"/>
+              </w:pBdr>
+              <w:shd w:fill="auto" w:val="clear"/>
+              <w:spacing w:after="40" w:before="40" w:line="240" w:lineRule="auto"/>
+              <w:ind w:left="0" w:right="0" w:firstLine="0"/>
+              <w:jc w:val="left"/>
+              <w:rPr>
+                <w:sz w:val="21"/>
+                <w:szCs w:val="21"/>
+              </w:rPr>
+            </w:pPr>
+            <w:r>
+              <w:rPr>
+                <w:rFonts w:ascii="Arial" w:hAnsi="Arial"/>
+                <w:b w:val="0"/>
+                <w:sz w:val="18"/>
+              </w:rPr>
+              <w:t>8,00</w:t>
+            </w:r>
+          </w:p>
+        </w:tc>
+        <w:tc>
+          <w:tcPr>
+            <w:shd w:fill="auto" w:val="clear"/>
+            <w:tcMar>
+              <w:top w:w="100.0" w:type="dxa"/>
+              <w:left w:w="100.0" w:type="dxa"/>
+              <w:bottom w:w="100.0" w:type="dxa"/>
+              <w:right w:w="100.0" w:type="dxa"/>
+            </w:tcMar>
+            <w:vAlign w:val="center"/>
+          </w:tcPr>
+          <w:p>
+            <w:pPr>
+              <w:keepNext w:val="0"/>
+              <w:keepLines w:val="0"/>
+              <w:widowControl w:val="0"/>
+              <w:pBdr>
+                <w:top w:space="0" w:sz="0" w:val="nil"/>
+                <w:left w:space="0" w:sz="0" w:val="nil"/>
+                <w:bottom w:space="0" w:sz="0" w:val="nil"/>
+                <w:right w:space="0" w:sz="0" w:val="nil"/>
+                <w:between w:space="0" w:sz="0" w:val="nil"/>
+              </w:pBdr>
+              <w:shd w:fill="auto" w:val="clear"/>
+              <w:spacing w:after="40" w:before="40" w:line="240" w:lineRule="auto"/>
+              <w:ind w:left="0" w:right="0" w:firstLine="0"/>
+              <w:jc w:val="left"/>
+              <w:rPr>
+                <w:sz w:val="21"/>
+                <w:szCs w:val="21"/>
+              </w:rPr>
+            </w:pPr>
+            <w:r>
+              <w:rPr>
+                <w:rFonts w:ascii="Arial" w:hAnsi="Arial"/>
+                <w:b w:val="0"/>
+                <w:sz w:val="18"/>
+              </w:rPr>
+              <w:t>2,31</w:t>
+            </w:r>
+          </w:p>
+        </w:tc>
+        <w:tc>
+          <w:tcPr>
+            <w:shd w:fill="auto" w:val="clear"/>
+            <w:tcMar>
+              <w:top w:w="100.0" w:type="dxa"/>
+              <w:left w:w="100.0" w:type="dxa"/>
+              <w:bottom w:w="100.0" w:type="dxa"/>
+              <w:right w:w="100.0" w:type="dxa"/>
+            </w:tcMar>
+            <w:vAlign w:val="center"/>
+          </w:tcPr>
+          <w:p>
+            <w:pPr>
+              <w:keepNext w:val="0"/>
+              <w:keepLines w:val="0"/>
+              <w:widowControl w:val="0"/>
+              <w:pBdr>
+                <w:top w:space="0" w:sz="0" w:val="nil"/>
+                <w:left w:space="0" w:sz="0" w:val="nil"/>
+                <w:bottom w:space="0" w:sz="0" w:val="nil"/>
+                <w:right w:space="0" w:sz="0" w:val="nil"/>
+                <w:between w:space="0" w:sz="0" w:val="nil"/>
+              </w:pBdr>
+              <w:shd w:fill="auto" w:val="clear"/>
+              <w:spacing w:after="40" w:before="40" w:line="240" w:lineRule="auto"/>
+              <w:ind w:left="0" w:right="0" w:firstLine="0"/>
+              <w:jc w:val="left"/>
+              <w:rPr>
+                <w:sz w:val="21"/>
+                <w:szCs w:val="21"/>
+              </w:rPr>
+            </w:pPr>
+            <w:r>
+              <w:rPr>
+                <w:rFonts w:ascii="Arial" w:hAnsi="Arial"/>
+                <w:b w:val="0"/>
+                <w:sz w:val="18"/>
+              </w:rPr>
+              <w:t>3,93</w:t>
+            </w:r>
+          </w:p>
+        </w:tc>
+      </w:tr>
+      <w:tr>
+        <w:trPr>
+          <w:cantSplit w:val="0"/>
+          <w:tblHeader w:val="0"/>
+        </w:trPr>
+        <w:tc>
+          <w:tcPr>
+            <w:shd w:fill="auto" w:val="clear"/>
+            <w:tcMar>
+              <w:top w:w="100.0" w:type="dxa"/>
+              <w:left w:w="100.0" w:type="dxa"/>
+              <w:bottom w:w="100.0" w:type="dxa"/>
+              <w:right w:w="100.0" w:type="dxa"/>
+            </w:tcMar>
+            <w:vAlign w:val="center"/>
+          </w:tcPr>
+          <w:p>
+            <w:pPr>
+              <w:keepNext w:val="0"/>
+              <w:keepLines w:val="0"/>
+              <w:widowControl w:val="0"/>
+              <w:pBdr>
+                <w:top w:space="0" w:sz="0" w:val="nil"/>
+                <w:left w:space="0" w:sz="0" w:val="nil"/>
+                <w:bottom w:space="0" w:sz="0" w:val="nil"/>
+                <w:right w:space="0" w:sz="0" w:val="nil"/>
+                <w:between w:space="0" w:sz="0" w:val="nil"/>
+              </w:pBdr>
+              <w:shd w:fill="auto" w:val="clear"/>
+              <w:spacing w:after="40" w:before="40" w:line="240" w:lineRule="auto"/>
+              <w:ind w:left="0" w:right="0" w:firstLine="0"/>
+              <w:jc w:val="left"/>
+              <w:rPr>
+                <w:sz w:val="21"/>
+                <w:szCs w:val="21"/>
+              </w:rPr>
+            </w:pPr>
+            <w:r>
+              <w:rPr>
+                <w:rFonts w:ascii="Arial" w:hAnsi="Arial"/>
+                <w:b w:val="0"/>
+                <w:sz w:val="18"/>
+              </w:rPr>
+              <w:t>Horas de jogo</w:t>
+            </w:r>
+          </w:p>
+        </w:tc>
+        <w:tc>
+          <w:tcPr>
+            <w:shd w:fill="auto" w:val="clear"/>
+            <w:tcMar>
+              <w:top w:w="100.0" w:type="dxa"/>
+              <w:left w:w="100.0" w:type="dxa"/>
+              <w:bottom w:w="100.0" w:type="dxa"/>
+              <w:right w:w="100.0" w:type="dxa"/>
+            </w:tcMar>
+            <w:vAlign w:val="center"/>
+          </w:tcPr>
+          <w:p>
+            <w:pPr>
+              <w:keepNext w:val="0"/>
+              <w:keepLines w:val="0"/>
+              <w:widowControl w:val="0"/>
+              <w:pBdr>
+                <w:top w:space="0" w:sz="0" w:val="nil"/>
+                <w:left w:space="0" w:sz="0" w:val="nil"/>
+                <w:bottom w:space="0" w:sz="0" w:val="nil"/>
+                <w:right w:space="0" w:sz="0" w:val="nil"/>
+                <w:between w:space="0" w:sz="0" w:val="nil"/>
+              </w:pBdr>
+              <w:shd w:fill="auto" w:val="clear"/>
+              <w:spacing w:after="40" w:before="40" w:line="240" w:lineRule="auto"/>
+              <w:ind w:left="0" w:right="0" w:firstLine="0"/>
+              <w:jc w:val="left"/>
+              <w:rPr>
+                <w:sz w:val="21"/>
+                <w:szCs w:val="21"/>
+              </w:rPr>
+            </w:pPr>
+            <w:r>
+              <w:rPr>
+                <w:rFonts w:ascii="Arial" w:hAnsi="Arial"/>
+                <w:b w:val="0"/>
+                <w:sz w:val="18"/>
+              </w:rPr>
+              <w:t>pré-processada</w:t>
+            </w:r>
+          </w:p>
+        </w:tc>
+        <w:tc>
+          <w:tcPr>
+            <w:shd w:fill="auto" w:val="clear"/>
+            <w:tcMar>
+              <w:top w:w="100.0" w:type="dxa"/>
+              <w:left w:w="100.0" w:type="dxa"/>
+              <w:bottom w:w="100.0" w:type="dxa"/>
+              <w:right w:w="100.0" w:type="dxa"/>
+            </w:tcMar>
+            <w:vAlign w:val="center"/>
+          </w:tcPr>
+          <w:p>
+            <w:pPr>
+              <w:keepNext w:val="0"/>
+              <w:keepLines w:val="0"/>
+              <w:widowControl w:val="0"/>
+              <w:pBdr>
+                <w:top w:space="0" w:sz="0" w:val="nil"/>
+                <w:left w:space="0" w:sz="0" w:val="nil"/>
+                <w:bottom w:space="0" w:sz="0" w:val="nil"/>
+                <w:right w:space="0" w:sz="0" w:val="nil"/>
+                <w:between w:space="0" w:sz="0" w:val="nil"/>
+              </w:pBdr>
+              <w:shd w:fill="auto" w:val="clear"/>
+              <w:spacing w:after="40" w:before="40" w:line="240" w:lineRule="auto"/>
+              <w:ind w:left="0" w:right="0" w:firstLine="0"/>
+              <w:jc w:val="left"/>
+              <w:rPr>
+                <w:sz w:val="21"/>
+                <w:szCs w:val="21"/>
+              </w:rPr>
+            </w:pPr>
+            <w:r>
+              <w:rPr>
+                <w:rFonts w:ascii="Arial" w:hAnsi="Arial"/>
+                <w:b w:val="0"/>
+                <w:sz w:val="18"/>
+              </w:rPr>
+              <w:t>0,00</w:t>
+            </w:r>
+          </w:p>
+        </w:tc>
+        <w:tc>
+          <w:tcPr>
+            <w:shd w:fill="auto" w:val="clear"/>
+            <w:tcMar>
+              <w:top w:w="100.0" w:type="dxa"/>
+              <w:left w:w="100.0" w:type="dxa"/>
+              <w:bottom w:w="100.0" w:type="dxa"/>
+              <w:right w:w="100.0" w:type="dxa"/>
+            </w:tcMar>
+            <w:vAlign w:val="center"/>
+          </w:tcPr>
+          <w:p>
+            <w:pPr>
+              <w:keepNext w:val="0"/>
+              <w:keepLines w:val="0"/>
+              <w:widowControl w:val="0"/>
+              <w:pBdr>
+                <w:top w:space="0" w:sz="0" w:val="nil"/>
+                <w:left w:space="0" w:sz="0" w:val="nil"/>
+                <w:bottom w:space="0" w:sz="0" w:val="nil"/>
+                <w:right w:space="0" w:sz="0" w:val="nil"/>
+                <w:between w:space="0" w:sz="0" w:val="nil"/>
+              </w:pBdr>
+              <w:shd w:fill="auto" w:val="clear"/>
+              <w:spacing w:after="40" w:before="40" w:line="240" w:lineRule="auto"/>
+              <w:ind w:left="0" w:right="0" w:firstLine="0"/>
+              <w:jc w:val="left"/>
+              <w:rPr>
+                <w:sz w:val="21"/>
+                <w:szCs w:val="21"/>
+              </w:rPr>
+            </w:pPr>
+            <w:r>
+              <w:rPr>
+                <w:rFonts w:ascii="Arial" w:hAnsi="Arial"/>
+                <w:b w:val="0"/>
+                <w:sz w:val="18"/>
+              </w:rPr>
+              <w:t>4,09</w:t>
+            </w:r>
+          </w:p>
+        </w:tc>
+        <w:tc>
+          <w:tcPr>
+            <w:shd w:fill="auto" w:val="clear"/>
+            <w:tcMar>
+              <w:top w:w="100.0" w:type="dxa"/>
+              <w:left w:w="100.0" w:type="dxa"/>
+              <w:bottom w:w="100.0" w:type="dxa"/>
+              <w:right w:w="100.0" w:type="dxa"/>
+            </w:tcMar>
+            <w:vAlign w:val="center"/>
+          </w:tcPr>
+          <w:p>
+            <w:pPr>
+              <w:keepNext w:val="0"/>
+              <w:keepLines w:val="0"/>
+              <w:widowControl w:val="0"/>
+              <w:pBdr>
+                <w:top w:space="0" w:sz="0" w:val="nil"/>
+                <w:left w:space="0" w:sz="0" w:val="nil"/>
+                <w:bottom w:space="0" w:sz="0" w:val="nil"/>
+                <w:right w:space="0" w:sz="0" w:val="nil"/>
+                <w:between w:space="0" w:sz="0" w:val="nil"/>
+              </w:pBdr>
+              <w:shd w:fill="auto" w:val="clear"/>
+              <w:spacing w:after="40" w:before="40" w:line="240" w:lineRule="auto"/>
+              <w:ind w:left="0" w:right="0" w:firstLine="0"/>
+              <w:jc w:val="left"/>
+              <w:rPr>
+                <w:sz w:val="21"/>
+                <w:szCs w:val="21"/>
+              </w:rPr>
+            </w:pPr>
+            <w:r>
+              <w:rPr>
+                <w:rFonts w:ascii="Arial" w:hAnsi="Arial"/>
+                <w:b w:val="0"/>
+                <w:sz w:val="18"/>
+              </w:rPr>
+              <w:t>4,05</w:t>
+            </w:r>
+          </w:p>
+        </w:tc>
+        <w:tc>
+          <w:tcPr>
+            <w:shd w:fill="auto" w:val="clear"/>
+            <w:tcMar>
+              <w:top w:w="100.0" w:type="dxa"/>
+              <w:left w:w="100.0" w:type="dxa"/>
+              <w:bottom w:w="100.0" w:type="dxa"/>
+              <w:right w:w="100.0" w:type="dxa"/>
+            </w:tcMar>
+            <w:vAlign w:val="center"/>
+          </w:tcPr>
+          <w:p>
+            <w:pPr>
+              <w:keepNext w:val="0"/>
+              <w:keepLines w:val="0"/>
+              <w:widowControl w:val="0"/>
+              <w:pBdr>
+                <w:top w:space="0" w:sz="0" w:val="nil"/>
+                <w:left w:space="0" w:sz="0" w:val="nil"/>
+                <w:bottom w:space="0" w:sz="0" w:val="nil"/>
+                <w:right w:space="0" w:sz="0" w:val="nil"/>
+                <w:between w:space="0" w:sz="0" w:val="nil"/>
+              </w:pBdr>
+              <w:shd w:fill="auto" w:val="clear"/>
+              <w:spacing w:after="40" w:before="40" w:line="240" w:lineRule="auto"/>
+              <w:ind w:left="0" w:right="0" w:firstLine="0"/>
+              <w:jc w:val="left"/>
+              <w:rPr>
+                <w:sz w:val="21"/>
+                <w:szCs w:val="21"/>
+              </w:rPr>
+            </w:pPr>
+            <w:r>
+              <w:rPr>
+                <w:rFonts w:ascii="Arial" w:hAnsi="Arial"/>
+                <w:b w:val="0"/>
+                <w:sz w:val="18"/>
+              </w:rPr>
+              <w:t>8,00</w:t>
+            </w:r>
+          </w:p>
+        </w:tc>
+        <w:tc>
+          <w:tcPr>
+            <w:shd w:fill="auto" w:val="clear"/>
+            <w:tcMar>
+              <w:top w:w="100.0" w:type="dxa"/>
+              <w:left w:w="100.0" w:type="dxa"/>
+              <w:bottom w:w="100.0" w:type="dxa"/>
+              <w:right w:w="100.0" w:type="dxa"/>
+            </w:tcMar>
+            <w:vAlign w:val="center"/>
+          </w:tcPr>
+          <w:p>
+            <w:pPr>
+              <w:keepNext w:val="0"/>
+              <w:keepLines w:val="0"/>
+              <w:widowControl w:val="0"/>
+              <w:pBdr>
+                <w:top w:space="0" w:sz="0" w:val="nil"/>
+                <w:left w:space="0" w:sz="0" w:val="nil"/>
+                <w:bottom w:space="0" w:sz="0" w:val="nil"/>
+                <w:right w:space="0" w:sz="0" w:val="nil"/>
+                <w:between w:space="0" w:sz="0" w:val="nil"/>
+              </w:pBdr>
+              <w:shd w:fill="auto" w:val="clear"/>
+              <w:spacing w:after="40" w:before="40" w:line="240" w:lineRule="auto"/>
+              <w:ind w:left="0" w:right="0" w:firstLine="0"/>
+              <w:jc w:val="left"/>
+              <w:rPr>
+                <w:sz w:val="21"/>
+                <w:szCs w:val="21"/>
+              </w:rPr>
+            </w:pPr>
+            <w:r>
+              <w:rPr>
+                <w:rFonts w:ascii="Arial" w:hAnsi="Arial"/>
+                <w:b w:val="0"/>
+                <w:sz w:val="18"/>
+              </w:rPr>
+              <w:t>2,29</w:t>
+            </w:r>
+          </w:p>
+        </w:tc>
+        <w:tc>
+          <w:tcPr>
+            <w:shd w:fill="auto" w:val="clear"/>
+            <w:tcMar>
+              <w:top w:w="100.0" w:type="dxa"/>
+              <w:left w:w="100.0" w:type="dxa"/>
+              <w:bottom w:w="100.0" w:type="dxa"/>
+              <w:right w:w="100.0" w:type="dxa"/>
+            </w:tcMar>
+            <w:vAlign w:val="center"/>
+          </w:tcPr>
+          <w:p>
+            <w:pPr>
+              <w:keepNext w:val="0"/>
+              <w:keepLines w:val="0"/>
+              <w:widowControl w:val="0"/>
+              <w:pBdr>
+                <w:top w:space="0" w:sz="0" w:val="nil"/>
+                <w:left w:space="0" w:sz="0" w:val="nil"/>
+                <w:bottom w:space="0" w:sz="0" w:val="nil"/>
+                <w:right w:space="0" w:sz="0" w:val="nil"/>
+                <w:between w:space="0" w:sz="0" w:val="nil"/>
+              </w:pBdr>
+              <w:shd w:fill="auto" w:val="clear"/>
+              <w:spacing w:after="40" w:before="40" w:line="240" w:lineRule="auto"/>
+              <w:ind w:left="0" w:right="0" w:firstLine="0"/>
+              <w:jc w:val="left"/>
+              <w:rPr>
+                <w:sz w:val="21"/>
+                <w:szCs w:val="21"/>
+              </w:rPr>
+            </w:pPr>
+            <w:r>
+              <w:rPr>
+                <w:rFonts w:ascii="Arial" w:hAnsi="Arial"/>
+                <w:b w:val="0"/>
+                <w:sz w:val="18"/>
+              </w:rPr>
+              <w:t>3,90</w:t>
+            </w:r>
+          </w:p>
+        </w:tc>
+      </w:tr>
+      <w:tr>
+        <w:trPr>
+          <w:cantSplit w:val="0"/>
+          <w:tblHeader w:val="0"/>
+        </w:trPr>
+        <w:tc>
+          <w:tcPr>
+            <w:shd w:fill="auto" w:val="clear"/>
+            <w:tcMar>
+              <w:top w:w="100.0" w:type="dxa"/>
+              <w:left w:w="100.0" w:type="dxa"/>
+              <w:bottom w:w="100.0" w:type="dxa"/>
+              <w:right w:w="100.0" w:type="dxa"/>
+            </w:tcMar>
+            <w:vAlign w:val="center"/>
+          </w:tcPr>
+          <w:p>
+            <w:pPr>
+              <w:keepNext w:val="0"/>
+              <w:keepLines w:val="0"/>
+              <w:widowControl w:val="0"/>
+              <w:pBdr>
+                <w:top w:space="0" w:sz="0" w:val="nil"/>
+                <w:left w:space="0" w:sz="0" w:val="nil"/>
+                <w:bottom w:space="0" w:sz="0" w:val="nil"/>
+                <w:right w:space="0" w:sz="0" w:val="nil"/>
+                <w:between w:space="0" w:sz="0" w:val="nil"/>
+              </w:pBdr>
+              <w:shd w:fill="auto" w:val="clear"/>
+              <w:spacing w:after="40" w:before="40" w:line="240" w:lineRule="auto"/>
+              <w:ind w:left="0" w:right="0" w:firstLine="0"/>
+              <w:jc w:val="left"/>
+              <w:rPr>
+                <w:sz w:val="21"/>
+                <w:szCs w:val="21"/>
+              </w:rPr>
+            </w:pPr>
+            <w:r>
+              <w:rPr>
+                <w:rFonts w:ascii="Arial" w:hAnsi="Arial"/>
+                <w:b w:val="0"/>
+                <w:sz w:val="18"/>
+              </w:rPr>
+              <w:t>Horas de estudo</w:t>
+            </w:r>
+          </w:p>
+        </w:tc>
+        <w:tc>
+          <w:tcPr>
+            <w:shd w:fill="auto" w:val="clear"/>
+            <w:tcMar>
+              <w:top w:w="100.0" w:type="dxa"/>
+              <w:left w:w="100.0" w:type="dxa"/>
+              <w:bottom w:w="100.0" w:type="dxa"/>
+              <w:right w:w="100.0" w:type="dxa"/>
+            </w:tcMar>
+            <w:vAlign w:val="center"/>
+          </w:tcPr>
+          <w:p>
+            <w:pPr>
+              <w:keepNext w:val="0"/>
+              <w:keepLines w:val="0"/>
+              <w:widowControl w:val="0"/>
+              <w:pBdr>
+                <w:top w:space="0" w:sz="0" w:val="nil"/>
+                <w:left w:space="0" w:sz="0" w:val="nil"/>
+                <w:bottom w:space="0" w:sz="0" w:val="nil"/>
+                <w:right w:space="0" w:sz="0" w:val="nil"/>
+                <w:between w:space="0" w:sz="0" w:val="nil"/>
+              </w:pBdr>
+              <w:shd w:fill="auto" w:val="clear"/>
+              <w:spacing w:after="40" w:before="40" w:line="240" w:lineRule="auto"/>
+              <w:ind w:left="0" w:right="0" w:firstLine="0"/>
+              <w:jc w:val="left"/>
+              <w:rPr>
+                <w:sz w:val="21"/>
+                <w:szCs w:val="21"/>
+              </w:rPr>
+            </w:pPr>
+            <w:r>
+              <w:rPr>
+                <w:rFonts w:ascii="Arial" w:hAnsi="Arial"/>
+                <w:b w:val="0"/>
+                <w:sz w:val="18"/>
+              </w:rPr>
+              <w:t>original</w:t>
+            </w:r>
+          </w:p>
+        </w:tc>
+        <w:tc>
+          <w:tcPr>
+            <w:shd w:fill="auto" w:val="clear"/>
+            <w:tcMar>
+              <w:top w:w="100.0" w:type="dxa"/>
+              <w:left w:w="100.0" w:type="dxa"/>
+              <w:bottom w:w="100.0" w:type="dxa"/>
+              <w:right w:w="100.0" w:type="dxa"/>
+            </w:tcMar>
+            <w:vAlign w:val="center"/>
+          </w:tcPr>
+          <w:p>
+            <w:pPr>
+              <w:keepNext w:val="0"/>
+              <w:keepLines w:val="0"/>
+              <w:widowControl w:val="0"/>
+              <w:pBdr>
+                <w:top w:space="0" w:sz="0" w:val="nil"/>
+                <w:left w:space="0" w:sz="0" w:val="nil"/>
+                <w:bottom w:space="0" w:sz="0" w:val="nil"/>
+                <w:right w:space="0" w:sz="0" w:val="nil"/>
+                <w:between w:space="0" w:sz="0" w:val="nil"/>
+              </w:pBdr>
+              <w:shd w:fill="auto" w:val="clear"/>
+              <w:spacing w:after="40" w:before="40" w:line="240" w:lineRule="auto"/>
+              <w:ind w:left="0" w:right="0" w:firstLine="0"/>
+              <w:jc w:val="left"/>
+              <w:rPr>
+                <w:sz w:val="21"/>
+                <w:szCs w:val="21"/>
+              </w:rPr>
+            </w:pPr>
+            <w:r>
+              <w:rPr>
+                <w:rFonts w:ascii="Arial" w:hAnsi="Arial"/>
+                <w:b w:val="0"/>
+                <w:sz w:val="18"/>
+              </w:rPr>
+              <w:t>1,00</w:t>
+            </w:r>
+          </w:p>
+        </w:tc>
+        <w:tc>
+          <w:tcPr>
+            <w:shd w:fill="auto" w:val="clear"/>
+            <w:tcMar>
+              <w:top w:w="100.0" w:type="dxa"/>
+              <w:left w:w="100.0" w:type="dxa"/>
+              <w:bottom w:w="100.0" w:type="dxa"/>
+              <w:right w:w="100.0" w:type="dxa"/>
+            </w:tcMar>
+            <w:vAlign w:val="center"/>
+          </w:tcPr>
+          <w:p>
+            <w:pPr>
+              <w:keepNext w:val="0"/>
+              <w:keepLines w:val="0"/>
+              <w:widowControl w:val="0"/>
+              <w:pBdr>
+                <w:top w:space="0" w:sz="0" w:val="nil"/>
+                <w:left w:space="0" w:sz="0" w:val="nil"/>
+                <w:bottom w:space="0" w:sz="0" w:val="nil"/>
+                <w:right w:space="0" w:sz="0" w:val="nil"/>
+                <w:between w:space="0" w:sz="0" w:val="nil"/>
+              </w:pBdr>
+              <w:shd w:fill="auto" w:val="clear"/>
+              <w:spacing w:after="40" w:before="40" w:line="240" w:lineRule="auto"/>
+              <w:ind w:left="0" w:right="0" w:firstLine="0"/>
+              <w:jc w:val="left"/>
+              <w:rPr>
+                <w:sz w:val="21"/>
+                <w:szCs w:val="21"/>
+              </w:rPr>
+            </w:pPr>
+            <w:r>
+              <w:rPr>
+                <w:rFonts w:ascii="Arial" w:hAnsi="Arial"/>
+                <w:b w:val="0"/>
+                <w:sz w:val="18"/>
+              </w:rPr>
+              <w:t>5,46</w:t>
+            </w:r>
+          </w:p>
+        </w:tc>
+        <w:tc>
+          <w:tcPr>
+            <w:shd w:fill="auto" w:val="clear"/>
+            <w:tcMar>
+              <w:top w:w="100.0" w:type="dxa"/>
+              <w:left w:w="100.0" w:type="dxa"/>
+              <w:bottom w:w="100.0" w:type="dxa"/>
+              <w:right w:w="100.0" w:type="dxa"/>
+            </w:tcMar>
+            <w:vAlign w:val="center"/>
+          </w:tcPr>
+          <w:p>
+            <w:pPr>
+              <w:keepNext w:val="0"/>
+              <w:keepLines w:val="0"/>
+              <w:widowControl w:val="0"/>
+              <w:pBdr>
+                <w:top w:space="0" w:sz="0" w:val="nil"/>
+                <w:left w:space="0" w:sz="0" w:val="nil"/>
+                <w:bottom w:space="0" w:sz="0" w:val="nil"/>
+                <w:right w:space="0" w:sz="0" w:val="nil"/>
+                <w:between w:space="0" w:sz="0" w:val="nil"/>
+              </w:pBdr>
+              <w:shd w:fill="auto" w:val="clear"/>
+              <w:spacing w:after="40" w:before="40" w:line="240" w:lineRule="auto"/>
+              <w:ind w:left="0" w:right="0" w:firstLine="0"/>
+              <w:jc w:val="left"/>
+              <w:rPr>
+                <w:sz w:val="21"/>
+                <w:szCs w:val="21"/>
+              </w:rPr>
+            </w:pPr>
+            <w:r>
+              <w:rPr>
+                <w:rFonts w:ascii="Arial" w:hAnsi="Arial"/>
+                <w:b w:val="0"/>
+                <w:sz w:val="18"/>
+              </w:rPr>
+              <w:t>5,46</w:t>
+            </w:r>
+          </w:p>
+        </w:tc>
+        <w:tc>
+          <w:tcPr>
+            <w:shd w:fill="auto" w:val="clear"/>
+            <w:tcMar>
+              <w:top w:w="100.0" w:type="dxa"/>
+              <w:left w:w="100.0" w:type="dxa"/>
+              <w:bottom w:w="100.0" w:type="dxa"/>
+              <w:right w:w="100.0" w:type="dxa"/>
+            </w:tcMar>
+            <w:vAlign w:val="center"/>
+          </w:tcPr>
+          <w:p>
+            <w:pPr>
+              <w:keepNext w:val="0"/>
+              <w:keepLines w:val="0"/>
+              <w:widowControl w:val="0"/>
+              <w:pBdr>
+                <w:top w:space="0" w:sz="0" w:val="nil"/>
+                <w:left w:space="0" w:sz="0" w:val="nil"/>
+                <w:bottom w:space="0" w:sz="0" w:val="nil"/>
+                <w:right w:space="0" w:sz="0" w:val="nil"/>
+                <w:between w:space="0" w:sz="0" w:val="nil"/>
+              </w:pBdr>
+              <w:shd w:fill="auto" w:val="clear"/>
+              <w:spacing w:after="40" w:before="40" w:line="240" w:lineRule="auto"/>
+              <w:ind w:left="0" w:right="0" w:firstLine="0"/>
+              <w:jc w:val="left"/>
+              <w:rPr>
+                <w:sz w:val="21"/>
+                <w:szCs w:val="21"/>
+              </w:rPr>
+            </w:pPr>
+            <w:r>
+              <w:rPr>
+                <w:rFonts w:ascii="Arial" w:hAnsi="Arial"/>
+                <w:b w:val="0"/>
+                <w:sz w:val="18"/>
+              </w:rPr>
+              <w:t>10,00</w:t>
+            </w:r>
+          </w:p>
+        </w:tc>
+        <w:tc>
+          <w:tcPr>
+            <w:shd w:fill="auto" w:val="clear"/>
+            <w:tcMar>
+              <w:top w:w="100.0" w:type="dxa"/>
+              <w:left w:w="100.0" w:type="dxa"/>
+              <w:bottom w:w="100.0" w:type="dxa"/>
+              <w:right w:w="100.0" w:type="dxa"/>
+            </w:tcMar>
+            <w:vAlign w:val="center"/>
+          </w:tcPr>
+          <w:p>
+            <w:pPr>
+              <w:keepNext w:val="0"/>
+              <w:keepLines w:val="0"/>
+              <w:widowControl w:val="0"/>
+              <w:pBdr>
+                <w:top w:space="0" w:sz="0" w:val="nil"/>
+                <w:left w:space="0" w:sz="0" w:val="nil"/>
+                <w:bottom w:space="0" w:sz="0" w:val="nil"/>
+                <w:right w:space="0" w:sz="0" w:val="nil"/>
+                <w:between w:space="0" w:sz="0" w:val="nil"/>
+              </w:pBdr>
+              <w:shd w:fill="auto" w:val="clear"/>
+              <w:spacing w:after="40" w:before="40" w:line="240" w:lineRule="auto"/>
+              <w:ind w:left="0" w:right="0" w:firstLine="0"/>
+              <w:jc w:val="left"/>
+              <w:rPr>
+                <w:sz w:val="21"/>
+                <w:szCs w:val="21"/>
+              </w:rPr>
+            </w:pPr>
+            <w:r>
+              <w:rPr>
+                <w:rFonts w:ascii="Arial" w:hAnsi="Arial"/>
+                <w:b w:val="0"/>
+                <w:sz w:val="18"/>
+              </w:rPr>
+              <w:t>2,58</w:t>
+            </w:r>
+          </w:p>
+        </w:tc>
+        <w:tc>
+          <w:tcPr>
+            <w:shd w:fill="auto" w:val="clear"/>
+            <w:tcMar>
+              <w:top w:w="100.0" w:type="dxa"/>
+              <w:left w:w="100.0" w:type="dxa"/>
+              <w:bottom w:w="100.0" w:type="dxa"/>
+              <w:right w:w="100.0" w:type="dxa"/>
+            </w:tcMar>
+            <w:vAlign w:val="center"/>
+          </w:tcPr>
+          <w:p>
+            <w:pPr>
+              <w:keepNext w:val="0"/>
+              <w:keepLines w:val="0"/>
+              <w:widowControl w:val="0"/>
+              <w:pBdr>
+                <w:top w:space="0" w:sz="0" w:val="nil"/>
+                <w:left w:space="0" w:sz="0" w:val="nil"/>
+                <w:bottom w:space="0" w:sz="0" w:val="nil"/>
+                <w:right w:space="0" w:sz="0" w:val="nil"/>
+                <w:between w:space="0" w:sz="0" w:val="nil"/>
+              </w:pBdr>
+              <w:shd w:fill="auto" w:val="clear"/>
+              <w:spacing w:after="40" w:before="40" w:line="240" w:lineRule="auto"/>
+              <w:ind w:left="0" w:right="0" w:firstLine="0"/>
+              <w:jc w:val="left"/>
+              <w:rPr>
+                <w:sz w:val="21"/>
+                <w:szCs w:val="21"/>
+              </w:rPr>
+            </w:pPr>
+            <w:r>
+              <w:rPr>
+                <w:rFonts w:ascii="Arial" w:hAnsi="Arial"/>
+                <w:b w:val="0"/>
+                <w:sz w:val="18"/>
+              </w:rPr>
+              <w:t>4,42</w:t>
+            </w:r>
+          </w:p>
+        </w:tc>
+      </w:tr>
+      <w:tr>
+        <w:trPr>
+          <w:cantSplit w:val="0"/>
+          <w:tblHeader w:val="0"/>
+        </w:trPr>
+        <w:tc>
+          <w:tcPr>
+            <w:shd w:fill="auto" w:val="clear"/>
+            <w:tcMar>
+              <w:top w:w="100.0" w:type="dxa"/>
+              <w:left w:w="100.0" w:type="dxa"/>
+              <w:bottom w:w="100.0" w:type="dxa"/>
+              <w:right w:w="100.0" w:type="dxa"/>
+            </w:tcMar>
+            <w:vAlign w:val="center"/>
+          </w:tcPr>
+          <w:p>
+            <w:pPr>
+              <w:keepNext w:val="0"/>
+              <w:keepLines w:val="0"/>
+              <w:widowControl w:val="0"/>
+              <w:pBdr>
+                <w:top w:space="0" w:sz="0" w:val="nil"/>
+                <w:left w:space="0" w:sz="0" w:val="nil"/>
+                <w:bottom w:space="0" w:sz="0" w:val="nil"/>
+                <w:right w:space="0" w:sz="0" w:val="nil"/>
+                <w:between w:space="0" w:sz="0" w:val="nil"/>
+              </w:pBdr>
+              <w:shd w:fill="auto" w:val="clear"/>
+              <w:spacing w:after="40" w:before="40" w:line="240" w:lineRule="auto"/>
+              <w:ind w:left="0" w:right="0" w:firstLine="0"/>
+              <w:jc w:val="left"/>
+              <w:rPr>
+                <w:sz w:val="21"/>
+                <w:szCs w:val="21"/>
+              </w:rPr>
+            </w:pPr>
+            <w:r>
+              <w:rPr>
+                <w:rFonts w:ascii="Arial" w:hAnsi="Arial"/>
+                <w:b w:val="0"/>
+                <w:sz w:val="18"/>
+              </w:rPr>
+              <w:t>Horas de estudo</w:t>
+            </w:r>
+          </w:p>
+        </w:tc>
+        <w:tc>
+          <w:tcPr>
+            <w:shd w:fill="auto" w:val="clear"/>
+            <w:tcMar>
+              <w:top w:w="100.0" w:type="dxa"/>
+              <w:left w:w="100.0" w:type="dxa"/>
+              <w:bottom w:w="100.0" w:type="dxa"/>
+              <w:right w:w="100.0" w:type="dxa"/>
+            </w:tcMar>
+            <w:vAlign w:val="center"/>
+          </w:tcPr>
+          <w:p>
+            <w:pPr>
+              <w:keepNext w:val="0"/>
+              <w:keepLines w:val="0"/>
+              <w:widowControl w:val="0"/>
+              <w:pBdr>
+                <w:top w:space="0" w:sz="0" w:val="nil"/>
+                <w:left w:space="0" w:sz="0" w:val="nil"/>
+                <w:bottom w:space="0" w:sz="0" w:val="nil"/>
+                <w:right w:space="0" w:sz="0" w:val="nil"/>
+                <w:between w:space="0" w:sz="0" w:val="nil"/>
+              </w:pBdr>
+              <w:shd w:fill="auto" w:val="clear"/>
+              <w:spacing w:after="40" w:before="40" w:line="240" w:lineRule="auto"/>
+              <w:ind w:left="0" w:right="0" w:firstLine="0"/>
+              <w:jc w:val="left"/>
+              <w:rPr>
+                <w:sz w:val="21"/>
+                <w:szCs w:val="21"/>
+              </w:rPr>
+            </w:pPr>
+            <w:r>
+              <w:rPr>
+                <w:rFonts w:ascii="Arial" w:hAnsi="Arial"/>
+                <w:b w:val="0"/>
+                <w:sz w:val="18"/>
+              </w:rPr>
+              <w:t>pré-processada</w:t>
+            </w:r>
+          </w:p>
+        </w:tc>
+        <w:tc>
+          <w:tcPr>
+            <w:shd w:fill="auto" w:val="clear"/>
+            <w:tcMar>
+              <w:top w:w="100.0" w:type="dxa"/>
+              <w:left w:w="100.0" w:type="dxa"/>
+              <w:bottom w:w="100.0" w:type="dxa"/>
+              <w:right w:w="100.0" w:type="dxa"/>
+            </w:tcMar>
+            <w:vAlign w:val="center"/>
+          </w:tcPr>
+          <w:p>
+            <w:pPr>
+              <w:keepNext w:val="0"/>
+              <w:keepLines w:val="0"/>
+              <w:widowControl w:val="0"/>
+              <w:pBdr>
+                <w:top w:space="0" w:sz="0" w:val="nil"/>
+                <w:left w:space="0" w:sz="0" w:val="nil"/>
+                <w:bottom w:space="0" w:sz="0" w:val="nil"/>
+                <w:right w:space="0" w:sz="0" w:val="nil"/>
+                <w:between w:space="0" w:sz="0" w:val="nil"/>
+              </w:pBdr>
+              <w:shd w:fill="auto" w:val="clear"/>
+              <w:spacing w:after="40" w:before="40" w:line="240" w:lineRule="auto"/>
+              <w:ind w:left="0" w:right="0" w:firstLine="0"/>
+              <w:jc w:val="left"/>
+              <w:rPr>
+                <w:sz w:val="21"/>
+                <w:szCs w:val="21"/>
+              </w:rPr>
+            </w:pPr>
+            <w:r>
+              <w:rPr>
+                <w:rFonts w:ascii="Arial" w:hAnsi="Arial"/>
+                <w:b w:val="0"/>
+                <w:sz w:val="18"/>
+              </w:rPr>
+              <w:t>1,00</w:t>
+            </w:r>
+          </w:p>
+        </w:tc>
+        <w:tc>
+          <w:tcPr>
+            <w:shd w:fill="auto" w:val="clear"/>
+            <w:tcMar>
+              <w:top w:w="100.0" w:type="dxa"/>
+              <w:left w:w="100.0" w:type="dxa"/>
+              <w:bottom w:w="100.0" w:type="dxa"/>
+              <w:right w:w="100.0" w:type="dxa"/>
+            </w:tcMar>
+            <w:vAlign w:val="center"/>
+          </w:tcPr>
+          <w:p>
+            <w:pPr>
+              <w:keepNext w:val="0"/>
+              <w:keepLines w:val="0"/>
+              <w:widowControl w:val="0"/>
+              <w:pBdr>
+                <w:top w:space="0" w:sz="0" w:val="nil"/>
+                <w:left w:space="0" w:sz="0" w:val="nil"/>
+                <w:bottom w:space="0" w:sz="0" w:val="nil"/>
+                <w:right w:space="0" w:sz="0" w:val="nil"/>
+                <w:between w:space="0" w:sz="0" w:val="nil"/>
+              </w:pBdr>
+              <w:shd w:fill="auto" w:val="clear"/>
+              <w:spacing w:after="40" w:before="40" w:line="240" w:lineRule="auto"/>
+              <w:ind w:left="0" w:right="0" w:firstLine="0"/>
+              <w:jc w:val="left"/>
+              <w:rPr>
+                <w:sz w:val="21"/>
+                <w:szCs w:val="21"/>
+              </w:rPr>
+            </w:pPr>
+            <w:r>
+              <w:rPr>
+                <w:rFonts w:ascii="Arial" w:hAnsi="Arial"/>
+                <w:b w:val="0"/>
+                <w:sz w:val="18"/>
+              </w:rPr>
+              <w:t>5,39</w:t>
+            </w:r>
+          </w:p>
+        </w:tc>
+        <w:tc>
+          <w:tcPr>
+            <w:shd w:fill="auto" w:val="clear"/>
+            <w:tcMar>
+              <w:top w:w="100.0" w:type="dxa"/>
+              <w:left w:w="100.0" w:type="dxa"/>
+              <w:bottom w:w="100.0" w:type="dxa"/>
+              <w:right w:w="100.0" w:type="dxa"/>
+            </w:tcMar>
+            <w:vAlign w:val="center"/>
+          </w:tcPr>
+          <w:p>
+            <w:pPr>
+              <w:keepNext w:val="0"/>
+              <w:keepLines w:val="0"/>
+              <w:widowControl w:val="0"/>
+              <w:pBdr>
+                <w:top w:space="0" w:sz="0" w:val="nil"/>
+                <w:left w:space="0" w:sz="0" w:val="nil"/>
+                <w:bottom w:space="0" w:sz="0" w:val="nil"/>
+                <w:right w:space="0" w:sz="0" w:val="nil"/>
+                <w:between w:space="0" w:sz="0" w:val="nil"/>
+              </w:pBdr>
+              <w:shd w:fill="auto" w:val="clear"/>
+              <w:spacing w:after="40" w:before="40" w:line="240" w:lineRule="auto"/>
+              <w:ind w:left="0" w:right="0" w:firstLine="0"/>
+              <w:jc w:val="left"/>
+              <w:rPr>
+                <w:sz w:val="21"/>
+                <w:szCs w:val="21"/>
+              </w:rPr>
+            </w:pPr>
+            <w:r>
+              <w:rPr>
+                <w:rFonts w:ascii="Arial" w:hAnsi="Arial"/>
+                <w:b w:val="0"/>
+                <w:sz w:val="18"/>
+              </w:rPr>
+              <w:t>5,41</w:t>
+            </w:r>
+          </w:p>
+        </w:tc>
+        <w:tc>
+          <w:tcPr>
+            <w:shd w:fill="auto" w:val="clear"/>
+            <w:tcMar>
+              <w:top w:w="100.0" w:type="dxa"/>
+              <w:left w:w="100.0" w:type="dxa"/>
+              <w:bottom w:w="100.0" w:type="dxa"/>
+              <w:right w:w="100.0" w:type="dxa"/>
+            </w:tcMar>
+            <w:vAlign w:val="center"/>
+          </w:tcPr>
+          <w:p>
+            <w:pPr>
+              <w:keepNext w:val="0"/>
+              <w:keepLines w:val="0"/>
+              <w:widowControl w:val="0"/>
+              <w:pBdr>
+                <w:top w:space="0" w:sz="0" w:val="nil"/>
+                <w:left w:space="0" w:sz="0" w:val="nil"/>
+                <w:bottom w:space="0" w:sz="0" w:val="nil"/>
+                <w:right w:space="0" w:sz="0" w:val="nil"/>
+                <w:between w:space="0" w:sz="0" w:val="nil"/>
+              </w:pBdr>
+              <w:shd w:fill="auto" w:val="clear"/>
+              <w:spacing w:after="40" w:before="40" w:line="240" w:lineRule="auto"/>
+              <w:ind w:left="0" w:right="0" w:firstLine="0"/>
+              <w:jc w:val="left"/>
+              <w:rPr>
+                <w:sz w:val="21"/>
+                <w:szCs w:val="21"/>
+              </w:rPr>
+            </w:pPr>
+            <w:r>
+              <w:rPr>
+                <w:rFonts w:ascii="Arial" w:hAnsi="Arial"/>
+                <w:b w:val="0"/>
+                <w:sz w:val="18"/>
+              </w:rPr>
+              <w:t>10,00</w:t>
+            </w:r>
+          </w:p>
+        </w:tc>
+        <w:tc>
+          <w:tcPr>
+            <w:shd w:fill="auto" w:val="clear"/>
+            <w:tcMar>
+              <w:top w:w="100.0" w:type="dxa"/>
+              <w:left w:w="100.0" w:type="dxa"/>
+              <w:bottom w:w="100.0" w:type="dxa"/>
+              <w:right w:w="100.0" w:type="dxa"/>
+            </w:tcMar>
+            <w:vAlign w:val="center"/>
+          </w:tcPr>
+          <w:p>
+            <w:pPr>
+              <w:keepNext w:val="0"/>
+              <w:keepLines w:val="0"/>
+              <w:widowControl w:val="0"/>
+              <w:pBdr>
+                <w:top w:space="0" w:sz="0" w:val="nil"/>
+                <w:left w:space="0" w:sz="0" w:val="nil"/>
+                <w:bottom w:space="0" w:sz="0" w:val="nil"/>
+                <w:right w:space="0" w:sz="0" w:val="nil"/>
+                <w:between w:space="0" w:sz="0" w:val="nil"/>
+              </w:pBdr>
+              <w:shd w:fill="auto" w:val="clear"/>
+              <w:spacing w:after="40" w:before="40" w:line="240" w:lineRule="auto"/>
+              <w:ind w:left="0" w:right="0" w:firstLine="0"/>
+              <w:jc w:val="left"/>
+              <w:rPr>
+                <w:sz w:val="21"/>
+                <w:szCs w:val="21"/>
+              </w:rPr>
+            </w:pPr>
+            <w:r>
+              <w:rPr>
+                <w:rFonts w:ascii="Arial" w:hAnsi="Arial"/>
+                <w:b w:val="0"/>
+                <w:sz w:val="18"/>
+              </w:rPr>
+              <w:t>2,55</w:t>
+            </w:r>
+          </w:p>
+        </w:tc>
+        <w:tc>
+          <w:tcPr>
+            <w:shd w:fill="auto" w:val="clear"/>
+            <w:tcMar>
+              <w:top w:w="100.0" w:type="dxa"/>
+              <w:left w:w="100.0" w:type="dxa"/>
+              <w:bottom w:w="100.0" w:type="dxa"/>
+              <w:right w:w="100.0" w:type="dxa"/>
+            </w:tcMar>
+            <w:vAlign w:val="center"/>
+          </w:tcPr>
+          <w:p>
+            <w:pPr>
+              <w:keepNext w:val="0"/>
+              <w:keepLines w:val="0"/>
+              <w:widowControl w:val="0"/>
+              <w:pBdr>
+                <w:top w:space="0" w:sz="0" w:val="nil"/>
+                <w:left w:space="0" w:sz="0" w:val="nil"/>
+                <w:bottom w:space="0" w:sz="0" w:val="nil"/>
+                <w:right w:space="0" w:sz="0" w:val="nil"/>
+                <w:between w:space="0" w:sz="0" w:val="nil"/>
+              </w:pBdr>
+              <w:shd w:fill="auto" w:val="clear"/>
+              <w:spacing w:after="40" w:before="40" w:line="240" w:lineRule="auto"/>
+              <w:ind w:left="0" w:right="0" w:firstLine="0"/>
+              <w:jc w:val="left"/>
+              <w:rPr>
+                <w:sz w:val="21"/>
+                <w:szCs w:val="21"/>
+              </w:rPr>
+            </w:pPr>
+            <w:r>
+              <w:rPr>
+                <w:rFonts w:ascii="Arial" w:hAnsi="Arial"/>
+                <w:b w:val="0"/>
+                <w:sz w:val="18"/>
+              </w:rPr>
+              <w:t>4,37</w:t>
+            </w:r>
+          </w:p>
+        </w:tc>
+      </w:tr>
+      <w:tr>
+        <w:trPr>
+          <w:cantSplit w:val="0"/>
+          <w:tblHeader w:val="0"/>
+        </w:trPr>
+        <w:tc>
+          <w:tcPr>
+            <w:shd w:fill="auto" w:val="clear"/>
+            <w:tcMar>
+              <w:top w:w="100.0" w:type="dxa"/>
+              <w:left w:w="100.0" w:type="dxa"/>
+              <w:bottom w:w="100.0" w:type="dxa"/>
+              <w:right w:w="100.0" w:type="dxa"/>
+            </w:tcMar>
+            <w:vAlign w:val="center"/>
+          </w:tcPr>
+          <w:p>
+            <w:pPr>
+              <w:keepNext w:val="0"/>
+              <w:keepLines w:val="0"/>
+              <w:widowControl w:val="0"/>
+              <w:pBdr>
+                <w:top w:space="0" w:sz="0" w:val="nil"/>
+                <w:left w:space="0" w:sz="0" w:val="nil"/>
+                <w:bottom w:space="0" w:sz="0" w:val="nil"/>
+                <w:right w:space="0" w:sz="0" w:val="nil"/>
+                <w:between w:space="0" w:sz="0" w:val="nil"/>
+              </w:pBdr>
+              <w:shd w:fill="auto" w:val="clear"/>
+              <w:spacing w:after="40" w:before="40" w:line="240" w:lineRule="auto"/>
+              <w:ind w:left="0" w:right="0" w:firstLine="0"/>
+              <w:jc w:val="left"/>
+              <w:rPr>
+                <w:sz w:val="21"/>
+                <w:szCs w:val="21"/>
+              </w:rPr>
+            </w:pPr>
+            <w:r>
+              <w:rPr>
+                <w:rFonts w:ascii="Arial" w:hAnsi="Arial"/>
+                <w:b w:val="0"/>
+                <w:sz w:val="18"/>
+              </w:rPr>
+              <w:t>Horas de sono</w:t>
+            </w:r>
+          </w:p>
+        </w:tc>
+        <w:tc>
+          <w:tcPr>
+            <w:shd w:fill="auto" w:val="clear"/>
+            <w:tcMar>
+              <w:top w:w="100.0" w:type="dxa"/>
+              <w:left w:w="100.0" w:type="dxa"/>
+              <w:bottom w:w="100.0" w:type="dxa"/>
+              <w:right w:w="100.0" w:type="dxa"/>
+            </w:tcMar>
+            <w:vAlign w:val="center"/>
+          </w:tcPr>
+          <w:p>
+            <w:pPr>
+              <w:keepNext w:val="0"/>
+              <w:keepLines w:val="0"/>
+              <w:widowControl w:val="0"/>
+              <w:pBdr>
+                <w:top w:space="0" w:sz="0" w:val="nil"/>
+                <w:left w:space="0" w:sz="0" w:val="nil"/>
+                <w:bottom w:space="0" w:sz="0" w:val="nil"/>
+                <w:right w:space="0" w:sz="0" w:val="nil"/>
+                <w:between w:space="0" w:sz="0" w:val="nil"/>
+              </w:pBdr>
+              <w:shd w:fill="auto" w:val="clear"/>
+              <w:spacing w:after="40" w:before="40" w:line="240" w:lineRule="auto"/>
+              <w:ind w:left="0" w:right="0" w:firstLine="0"/>
+              <w:jc w:val="left"/>
+              <w:rPr>
+                <w:sz w:val="21"/>
+                <w:szCs w:val="21"/>
+              </w:rPr>
+            </w:pPr>
+            <w:r>
+              <w:rPr>
+                <w:rFonts w:ascii="Arial" w:hAnsi="Arial"/>
+                <w:b w:val="0"/>
+                <w:sz w:val="18"/>
+              </w:rPr>
+              <w:t>original</w:t>
+            </w:r>
+          </w:p>
+        </w:tc>
+        <w:tc>
+          <w:tcPr>
+            <w:shd w:fill="auto" w:val="clear"/>
+            <w:tcMar>
+              <w:top w:w="100.0" w:type="dxa"/>
+              <w:left w:w="100.0" w:type="dxa"/>
+              <w:bottom w:w="100.0" w:type="dxa"/>
+              <w:right w:w="100.0" w:type="dxa"/>
+            </w:tcMar>
+            <w:vAlign w:val="center"/>
+          </w:tcPr>
+          <w:p>
+            <w:pPr>
+              <w:keepNext w:val="0"/>
+              <w:keepLines w:val="0"/>
+              <w:widowControl w:val="0"/>
+              <w:pBdr>
+                <w:top w:space="0" w:sz="0" w:val="nil"/>
+                <w:left w:space="0" w:sz="0" w:val="nil"/>
+                <w:bottom w:space="0" w:sz="0" w:val="nil"/>
+                <w:right w:space="0" w:sz="0" w:val="nil"/>
+                <w:between w:space="0" w:sz="0" w:val="nil"/>
+              </w:pBdr>
+              <w:shd w:fill="auto" w:val="clear"/>
+              <w:spacing w:after="40" w:before="40" w:line="240" w:lineRule="auto"/>
+              <w:ind w:left="0" w:right="0" w:firstLine="0"/>
+              <w:jc w:val="left"/>
+              <w:rPr>
+                <w:sz w:val="21"/>
+                <w:szCs w:val="21"/>
+              </w:rPr>
+            </w:pPr>
+            <w:r>
+              <w:rPr>
+                <w:rFonts w:ascii="Arial" w:hAnsi="Arial"/>
+                <w:b w:val="0"/>
+                <w:sz w:val="18"/>
+              </w:rPr>
+              <w:t>4,00</w:t>
+            </w:r>
+          </w:p>
+        </w:tc>
+        <w:tc>
+          <w:tcPr>
+            <w:shd w:fill="auto" w:val="clear"/>
+            <w:tcMar>
+              <w:top w:w="100.0" w:type="dxa"/>
+              <w:left w:w="100.0" w:type="dxa"/>
+              <w:bottom w:w="100.0" w:type="dxa"/>
+              <w:right w:w="100.0" w:type="dxa"/>
+            </w:tcMar>
+            <w:vAlign w:val="center"/>
+          </w:tcPr>
+          <w:p>
+            <w:pPr>
+              <w:keepNext w:val="0"/>
+              <w:keepLines w:val="0"/>
+              <w:widowControl w:val="0"/>
+              <w:pBdr>
+                <w:top w:space="0" w:sz="0" w:val="nil"/>
+                <w:left w:space="0" w:sz="0" w:val="nil"/>
+                <w:bottom w:space="0" w:sz="0" w:val="nil"/>
+                <w:right w:space="0" w:sz="0" w:val="nil"/>
+                <w:between w:space="0" w:sz="0" w:val="nil"/>
+              </w:pBdr>
+              <w:shd w:fill="auto" w:val="clear"/>
+              <w:spacing w:after="40" w:before="40" w:line="240" w:lineRule="auto"/>
+              <w:ind w:left="0" w:right="0" w:firstLine="0"/>
+              <w:jc w:val="left"/>
+              <w:rPr>
+                <w:sz w:val="21"/>
+                <w:szCs w:val="21"/>
+              </w:rPr>
+            </w:pPr>
+            <w:r>
+              <w:rPr>
+                <w:rFonts w:ascii="Arial" w:hAnsi="Arial"/>
+                <w:b w:val="0"/>
+                <w:sz w:val="18"/>
+              </w:rPr>
+              <w:t>6,50</w:t>
+            </w:r>
+          </w:p>
+        </w:tc>
+        <w:tc>
+          <w:tcPr>
+            <w:shd w:fill="auto" w:val="clear"/>
+            <w:tcMar>
+              <w:top w:w="100.0" w:type="dxa"/>
+              <w:left w:w="100.0" w:type="dxa"/>
+              <w:bottom w:w="100.0" w:type="dxa"/>
+              <w:right w:w="100.0" w:type="dxa"/>
+            </w:tcMar>
+            <w:vAlign w:val="center"/>
+          </w:tcPr>
+          <w:p>
+            <w:pPr>
+              <w:keepNext w:val="0"/>
+              <w:keepLines w:val="0"/>
+              <w:widowControl w:val="0"/>
+              <w:pBdr>
+                <w:top w:space="0" w:sz="0" w:val="nil"/>
+                <w:left w:space="0" w:sz="0" w:val="nil"/>
+                <w:bottom w:space="0" w:sz="0" w:val="nil"/>
+                <w:right w:space="0" w:sz="0" w:val="nil"/>
+                <w:between w:space="0" w:sz="0" w:val="nil"/>
+              </w:pBdr>
+              <w:shd w:fill="auto" w:val="clear"/>
+              <w:spacing w:after="40" w:before="40" w:line="240" w:lineRule="auto"/>
+              <w:ind w:left="0" w:right="0" w:firstLine="0"/>
+              <w:jc w:val="left"/>
+              <w:rPr>
+                <w:sz w:val="21"/>
+                <w:szCs w:val="21"/>
+              </w:rPr>
+            </w:pPr>
+            <w:r>
+              <w:rPr>
+                <w:rFonts w:ascii="Arial" w:hAnsi="Arial"/>
+                <w:b w:val="0"/>
+                <w:sz w:val="18"/>
+              </w:rPr>
+              <w:t>6,49</w:t>
+            </w:r>
+          </w:p>
+        </w:tc>
+        <w:tc>
+          <w:tcPr>
+            <w:shd w:fill="auto" w:val="clear"/>
+            <w:tcMar>
+              <w:top w:w="100.0" w:type="dxa"/>
+              <w:left w:w="100.0" w:type="dxa"/>
+              <w:bottom w:w="100.0" w:type="dxa"/>
+              <w:right w:w="100.0" w:type="dxa"/>
+            </w:tcMar>
+            <w:vAlign w:val="center"/>
+          </w:tcPr>
+          <w:p>
+            <w:pPr>
+              <w:keepNext w:val="0"/>
+              <w:keepLines w:val="0"/>
+              <w:widowControl w:val="0"/>
+              <w:pBdr>
+                <w:top w:space="0" w:sz="0" w:val="nil"/>
+                <w:left w:space="0" w:sz="0" w:val="nil"/>
+                <w:bottom w:space="0" w:sz="0" w:val="nil"/>
+                <w:right w:space="0" w:sz="0" w:val="nil"/>
+                <w:between w:space="0" w:sz="0" w:val="nil"/>
+              </w:pBdr>
+              <w:shd w:fill="auto" w:val="clear"/>
+              <w:spacing w:after="40" w:before="40" w:line="240" w:lineRule="auto"/>
+              <w:ind w:left="0" w:right="0" w:firstLine="0"/>
+              <w:jc w:val="left"/>
+              <w:rPr>
+                <w:sz w:val="21"/>
+                <w:szCs w:val="21"/>
+              </w:rPr>
+            </w:pPr>
+            <w:r>
+              <w:rPr>
+                <w:rFonts w:ascii="Arial" w:hAnsi="Arial"/>
+                <w:b w:val="0"/>
+                <w:sz w:val="18"/>
+              </w:rPr>
+              <w:t>9,00</w:t>
+            </w:r>
+          </w:p>
+        </w:tc>
+        <w:tc>
+          <w:tcPr>
+            <w:shd w:fill="auto" w:val="clear"/>
+            <w:tcMar>
+              <w:top w:w="100.0" w:type="dxa"/>
+              <w:left w:w="100.0" w:type="dxa"/>
+              <w:bottom w:w="100.0" w:type="dxa"/>
+              <w:right w:w="100.0" w:type="dxa"/>
+            </w:tcMar>
+            <w:vAlign w:val="center"/>
+          </w:tcPr>
+          <w:p>
+            <w:pPr>
+              <w:keepNext w:val="0"/>
+              <w:keepLines w:val="0"/>
+              <w:widowControl w:val="0"/>
+              <w:pBdr>
+                <w:top w:space="0" w:sz="0" w:val="nil"/>
+                <w:left w:space="0" w:sz="0" w:val="nil"/>
+                <w:bottom w:space="0" w:sz="0" w:val="nil"/>
+                <w:right w:space="0" w:sz="0" w:val="nil"/>
+                <w:between w:space="0" w:sz="0" w:val="nil"/>
+              </w:pBdr>
+              <w:shd w:fill="auto" w:val="clear"/>
+              <w:spacing w:after="40" w:before="40" w:line="240" w:lineRule="auto"/>
+              <w:ind w:left="0" w:right="0" w:firstLine="0"/>
+              <w:jc w:val="left"/>
+              <w:rPr>
+                <w:sz w:val="21"/>
+                <w:szCs w:val="21"/>
+              </w:rPr>
+            </w:pPr>
+            <w:r>
+              <w:rPr>
+                <w:rFonts w:ascii="Arial" w:hAnsi="Arial"/>
+                <w:b w:val="0"/>
+                <w:sz w:val="18"/>
+              </w:rPr>
+              <w:t>1,44</w:t>
+            </w:r>
+          </w:p>
+        </w:tc>
+        <w:tc>
+          <w:tcPr>
+            <w:shd w:fill="auto" w:val="clear"/>
+            <w:tcMar>
+              <w:top w:w="100.0" w:type="dxa"/>
+              <w:left w:w="100.0" w:type="dxa"/>
+              <w:bottom w:w="100.0" w:type="dxa"/>
+              <w:right w:w="100.0" w:type="dxa"/>
+            </w:tcMar>
+            <w:vAlign w:val="center"/>
+          </w:tcPr>
+          <w:p>
+            <w:pPr>
+              <w:keepNext w:val="0"/>
+              <w:keepLines w:val="0"/>
+              <w:widowControl w:val="0"/>
+              <w:pBdr>
+                <w:top w:space="0" w:sz="0" w:val="nil"/>
+                <w:left w:space="0" w:sz="0" w:val="nil"/>
+                <w:bottom w:space="0" w:sz="0" w:val="nil"/>
+                <w:right w:space="0" w:sz="0" w:val="nil"/>
+                <w:between w:space="0" w:sz="0" w:val="nil"/>
+              </w:pBdr>
+              <w:shd w:fill="auto" w:val="clear"/>
+              <w:spacing w:after="40" w:before="40" w:line="240" w:lineRule="auto"/>
+              <w:ind w:left="0" w:right="0" w:firstLine="0"/>
+              <w:jc w:val="left"/>
+              <w:rPr>
+                <w:sz w:val="21"/>
+                <w:szCs w:val="21"/>
+              </w:rPr>
+            </w:pPr>
+            <w:r>
+              <w:rPr>
+                <w:rFonts w:ascii="Arial" w:hAnsi="Arial"/>
+                <w:b w:val="0"/>
+                <w:sz w:val="18"/>
+              </w:rPr>
+              <w:t>2,49</w:t>
+            </w:r>
+          </w:p>
+        </w:tc>
+      </w:tr>
+      <w:tr>
+        <w:trPr>
+          <w:cantSplit w:val="0"/>
+          <w:tblHeader w:val="0"/>
+        </w:trPr>
+        <w:tc>
+          <w:tcPr>
+            <w:shd w:fill="auto" w:val="clear"/>
+            <w:tcMar>
+              <w:top w:w="100.0" w:type="dxa"/>
+              <w:left w:w="100.0" w:type="dxa"/>
+              <w:bottom w:w="100.0" w:type="dxa"/>
+              <w:right w:w="100.0" w:type="dxa"/>
+            </w:tcMar>
+            <w:vAlign w:val="center"/>
+          </w:tcPr>
+          <w:p>
+            <w:pPr>
+              <w:keepNext w:val="0"/>
+              <w:keepLines w:val="0"/>
+              <w:widowControl w:val="0"/>
+              <w:pBdr>
+                <w:top w:space="0" w:sz="0" w:val="nil"/>
+                <w:left w:space="0" w:sz="0" w:val="nil"/>
+                <w:bottom w:space="0" w:sz="0" w:val="nil"/>
+                <w:right w:space="0" w:sz="0" w:val="nil"/>
+                <w:between w:space="0" w:sz="0" w:val="nil"/>
+              </w:pBdr>
+              <w:shd w:fill="auto" w:val="clear"/>
+              <w:spacing w:after="40" w:before="40" w:line="240" w:lineRule="auto"/>
+              <w:ind w:left="0" w:right="0" w:firstLine="0"/>
+              <w:jc w:val="left"/>
+              <w:rPr>
+                <w:sz w:val="21"/>
+                <w:szCs w:val="21"/>
+              </w:rPr>
+            </w:pPr>
+            <w:r>
+              <w:rPr>
+                <w:rFonts w:ascii="Arial" w:hAnsi="Arial"/>
+                <w:b w:val="0"/>
+                <w:sz w:val="18"/>
+              </w:rPr>
+              <w:t>Horas de sono</w:t>
+            </w:r>
+          </w:p>
+        </w:tc>
+        <w:tc>
+          <w:tcPr>
+            <w:shd w:fill="auto" w:val="clear"/>
+            <w:tcMar>
+              <w:top w:w="100.0" w:type="dxa"/>
+              <w:left w:w="100.0" w:type="dxa"/>
+              <w:bottom w:w="100.0" w:type="dxa"/>
+              <w:right w:w="100.0" w:type="dxa"/>
+            </w:tcMar>
+            <w:vAlign w:val="center"/>
+          </w:tcPr>
+          <w:p>
+            <w:pPr>
+              <w:keepNext w:val="0"/>
+              <w:keepLines w:val="0"/>
+              <w:widowControl w:val="0"/>
+              <w:pBdr>
+                <w:top w:space="0" w:sz="0" w:val="nil"/>
+                <w:left w:space="0" w:sz="0" w:val="nil"/>
+                <w:bottom w:space="0" w:sz="0" w:val="nil"/>
+                <w:right w:space="0" w:sz="0" w:val="nil"/>
+                <w:between w:space="0" w:sz="0" w:val="nil"/>
+              </w:pBdr>
+              <w:shd w:fill="auto" w:val="clear"/>
+              <w:spacing w:after="40" w:before="40" w:line="240" w:lineRule="auto"/>
+              <w:ind w:left="0" w:right="0" w:firstLine="0"/>
+              <w:jc w:val="left"/>
+              <w:rPr>
+                <w:sz w:val="21"/>
+                <w:szCs w:val="21"/>
+              </w:rPr>
+            </w:pPr>
+            <w:r>
+              <w:rPr>
+                <w:rFonts w:ascii="Arial" w:hAnsi="Arial"/>
+                <w:b w:val="0"/>
+                <w:sz w:val="18"/>
+              </w:rPr>
+              <w:t>pré-processada</w:t>
+            </w:r>
+          </w:p>
+        </w:tc>
+        <w:tc>
+          <w:tcPr>
+            <w:shd w:fill="auto" w:val="clear"/>
+            <w:tcMar>
+              <w:top w:w="100.0" w:type="dxa"/>
+              <w:left w:w="100.0" w:type="dxa"/>
+              <w:bottom w:w="100.0" w:type="dxa"/>
+              <w:right w:w="100.0" w:type="dxa"/>
+            </w:tcMar>
+            <w:vAlign w:val="center"/>
+          </w:tcPr>
+          <w:p>
+            <w:pPr>
+              <w:keepNext w:val="0"/>
+              <w:keepLines w:val="0"/>
+              <w:widowControl w:val="0"/>
+              <w:pBdr>
+                <w:top w:space="0" w:sz="0" w:val="nil"/>
+                <w:left w:space="0" w:sz="0" w:val="nil"/>
+                <w:bottom w:space="0" w:sz="0" w:val="nil"/>
+                <w:right w:space="0" w:sz="0" w:val="nil"/>
+                <w:between w:space="0" w:sz="0" w:val="nil"/>
+              </w:pBdr>
+              <w:shd w:fill="auto" w:val="clear"/>
+              <w:spacing w:after="40" w:before="40" w:line="240" w:lineRule="auto"/>
+              <w:ind w:left="0" w:right="0" w:firstLine="0"/>
+              <w:jc w:val="left"/>
+              <w:rPr>
+                <w:sz w:val="21"/>
+                <w:szCs w:val="21"/>
+              </w:rPr>
+            </w:pPr>
+            <w:r>
+              <w:rPr>
+                <w:rFonts w:ascii="Arial" w:hAnsi="Arial"/>
+                <w:b w:val="0"/>
+                <w:sz w:val="18"/>
+              </w:rPr>
+              <w:t>4,00</w:t>
+            </w:r>
+          </w:p>
+        </w:tc>
+        <w:tc>
+          <w:tcPr>
+            <w:shd w:fill="auto" w:val="clear"/>
+            <w:tcMar>
+              <w:top w:w="100.0" w:type="dxa"/>
+              <w:left w:w="100.0" w:type="dxa"/>
+              <w:bottom w:w="100.0" w:type="dxa"/>
+              <w:right w:w="100.0" w:type="dxa"/>
+            </w:tcMar>
+            <w:vAlign w:val="center"/>
+          </w:tcPr>
+          <w:p>
+            <w:pPr>
+              <w:keepNext w:val="0"/>
+              <w:keepLines w:val="0"/>
+              <w:widowControl w:val="0"/>
+              <w:pBdr>
+                <w:top w:space="0" w:sz="0" w:val="nil"/>
+                <w:left w:space="0" w:sz="0" w:val="nil"/>
+                <w:bottom w:space="0" w:sz="0" w:val="nil"/>
+                <w:right w:space="0" w:sz="0" w:val="nil"/>
+                <w:between w:space="0" w:sz="0" w:val="nil"/>
+              </w:pBdr>
+              <w:shd w:fill="auto" w:val="clear"/>
+              <w:spacing w:after="40" w:before="40" w:line="240" w:lineRule="auto"/>
+              <w:ind w:left="0" w:right="0" w:firstLine="0"/>
+              <w:jc w:val="left"/>
+              <w:rPr>
+                <w:sz w:val="21"/>
+                <w:szCs w:val="21"/>
+              </w:rPr>
+            </w:pPr>
+            <w:r>
+              <w:rPr>
+                <w:rFonts w:ascii="Arial" w:hAnsi="Arial"/>
+                <w:b w:val="0"/>
+                <w:sz w:val="18"/>
+              </w:rPr>
+              <w:t>6,47</w:t>
+            </w:r>
+          </w:p>
+        </w:tc>
+        <w:tc>
+          <w:tcPr>
+            <w:shd w:fill="auto" w:val="clear"/>
+            <w:tcMar>
+              <w:top w:w="100.0" w:type="dxa"/>
+              <w:left w:w="100.0" w:type="dxa"/>
+              <w:bottom w:w="100.0" w:type="dxa"/>
+              <w:right w:w="100.0" w:type="dxa"/>
+            </w:tcMar>
+            <w:vAlign w:val="center"/>
+          </w:tcPr>
+          <w:p>
+            <w:pPr>
+              <w:keepNext w:val="0"/>
+              <w:keepLines w:val="0"/>
+              <w:widowControl w:val="0"/>
+              <w:pBdr>
+                <w:top w:space="0" w:sz="0" w:val="nil"/>
+                <w:left w:space="0" w:sz="0" w:val="nil"/>
+                <w:bottom w:space="0" w:sz="0" w:val="nil"/>
+                <w:right w:space="0" w:sz="0" w:val="nil"/>
+                <w:between w:space="0" w:sz="0" w:val="nil"/>
+              </w:pBdr>
+              <w:shd w:fill="auto" w:val="clear"/>
+              <w:spacing w:after="40" w:before="40" w:line="240" w:lineRule="auto"/>
+              <w:ind w:left="0" w:right="0" w:firstLine="0"/>
+              <w:jc w:val="left"/>
+              <w:rPr>
+                <w:sz w:val="21"/>
+                <w:szCs w:val="21"/>
+              </w:rPr>
+            </w:pPr>
+            <w:r>
+              <w:rPr>
+                <w:rFonts w:ascii="Arial" w:hAnsi="Arial"/>
+                <w:b w:val="0"/>
+                <w:sz w:val="18"/>
+              </w:rPr>
+              <w:t>6,47</w:t>
+            </w:r>
+          </w:p>
+        </w:tc>
+        <w:tc>
+          <w:tcPr>
+            <w:shd w:fill="auto" w:val="clear"/>
+            <w:tcMar>
+              <w:top w:w="100.0" w:type="dxa"/>
+              <w:left w:w="100.0" w:type="dxa"/>
+              <w:bottom w:w="100.0" w:type="dxa"/>
+              <w:right w:w="100.0" w:type="dxa"/>
+            </w:tcMar>
+            <w:vAlign w:val="center"/>
+          </w:tcPr>
+          <w:p>
+            <w:pPr>
+              <w:keepNext w:val="0"/>
+              <w:keepLines w:val="0"/>
+              <w:widowControl w:val="0"/>
+              <w:pBdr>
+                <w:top w:space="0" w:sz="0" w:val="nil"/>
+                <w:left w:space="0" w:sz="0" w:val="nil"/>
+                <w:bottom w:space="0" w:sz="0" w:val="nil"/>
+                <w:right w:space="0" w:sz="0" w:val="nil"/>
+                <w:between w:space="0" w:sz="0" w:val="nil"/>
+              </w:pBdr>
+              <w:shd w:fill="auto" w:val="clear"/>
+              <w:spacing w:after="40" w:before="40" w:line="240" w:lineRule="auto"/>
+              <w:ind w:left="0" w:right="0" w:firstLine="0"/>
+              <w:jc w:val="left"/>
+              <w:rPr>
+                <w:sz w:val="21"/>
+                <w:szCs w:val="21"/>
+              </w:rPr>
+            </w:pPr>
+            <w:r>
+              <w:rPr>
+                <w:rFonts w:ascii="Arial" w:hAnsi="Arial"/>
+                <w:b w:val="0"/>
+                <w:sz w:val="18"/>
+              </w:rPr>
+              <w:t>9,00</w:t>
+            </w:r>
+          </w:p>
+        </w:tc>
+        <w:tc>
+          <w:tcPr>
+            <w:shd w:fill="auto" w:val="clear"/>
+            <w:tcMar>
+              <w:top w:w="100.0" w:type="dxa"/>
+              <w:left w:w="100.0" w:type="dxa"/>
+              <w:bottom w:w="100.0" w:type="dxa"/>
+              <w:right w:w="100.0" w:type="dxa"/>
+            </w:tcMar>
+            <w:vAlign w:val="center"/>
+          </w:tcPr>
+          <w:p>
+            <w:pPr>
+              <w:keepNext w:val="0"/>
+              <w:keepLines w:val="0"/>
+              <w:widowControl w:val="0"/>
+              <w:pBdr>
+                <w:top w:space="0" w:sz="0" w:val="nil"/>
+                <w:left w:space="0" w:sz="0" w:val="nil"/>
+                <w:bottom w:space="0" w:sz="0" w:val="nil"/>
+                <w:right w:space="0" w:sz="0" w:val="nil"/>
+                <w:between w:space="0" w:sz="0" w:val="nil"/>
+              </w:pBdr>
+              <w:shd w:fill="auto" w:val="clear"/>
+              <w:spacing w:after="40" w:before="40" w:line="240" w:lineRule="auto"/>
+              <w:ind w:left="0" w:right="0" w:firstLine="0"/>
+              <w:jc w:val="left"/>
+              <w:rPr>
+                <w:sz w:val="21"/>
+                <w:szCs w:val="21"/>
+              </w:rPr>
+            </w:pPr>
+            <w:r>
+              <w:rPr>
+                <w:rFonts w:ascii="Arial" w:hAnsi="Arial"/>
+                <w:b w:val="0"/>
+                <w:sz w:val="18"/>
+              </w:rPr>
+              <w:t>1,44</w:t>
+            </w:r>
+          </w:p>
+        </w:tc>
+        <w:tc>
+          <w:tcPr>
+            <w:shd w:fill="auto" w:val="clear"/>
+            <w:tcMar>
+              <w:top w:w="100.0" w:type="dxa"/>
+              <w:left w:w="100.0" w:type="dxa"/>
+              <w:bottom w:w="100.0" w:type="dxa"/>
+              <w:right w:w="100.0" w:type="dxa"/>
+            </w:tcMar>
+            <w:vAlign w:val="center"/>
+          </w:tcPr>
+          <w:p>
+            <w:pPr>
+              <w:keepNext w:val="0"/>
+              <w:keepLines w:val="0"/>
+              <w:widowControl w:val="0"/>
+              <w:pBdr>
+                <w:top w:space="0" w:sz="0" w:val="nil"/>
+                <w:left w:space="0" w:sz="0" w:val="nil"/>
+                <w:bottom w:space="0" w:sz="0" w:val="nil"/>
+                <w:right w:space="0" w:sz="0" w:val="nil"/>
+                <w:between w:space="0" w:sz="0" w:val="nil"/>
+              </w:pBdr>
+              <w:shd w:fill="auto" w:val="clear"/>
+              <w:spacing w:after="40" w:before="40" w:line="240" w:lineRule="auto"/>
+              <w:ind w:left="0" w:right="0" w:firstLine="0"/>
+              <w:jc w:val="left"/>
+              <w:rPr>
+                <w:sz w:val="21"/>
+                <w:szCs w:val="21"/>
+              </w:rPr>
+            </w:pPr>
+            <w:r>
+              <w:rPr>
+                <w:rFonts w:ascii="Arial" w:hAnsi="Arial"/>
+                <w:b w:val="0"/>
+                <w:sz w:val="18"/>
+              </w:rPr>
+              <w:t>2,46</w:t>
+            </w:r>
+          </w:p>
+        </w:tc>
+      </w:tr>
+      <w:tr>
+        <w:trPr>
+          <w:cantSplit w:val="0"/>
+          <w:tblHeader w:val="0"/>
+        </w:trPr>
+        <w:tc>
+          <w:tcPr>
+            <w:shd w:fill="auto" w:val="clear"/>
+            <w:tcMar>
+              <w:top w:w="100.0" w:type="dxa"/>
+              <w:left w:w="100.0" w:type="dxa"/>
+              <w:bottom w:w="100.0" w:type="dxa"/>
+              <w:right w:w="100.0" w:type="dxa"/>
+            </w:tcMar>
+            <w:vAlign w:val="center"/>
+          </w:tcPr>
+          <w:p>
+            <w:pPr>
+              <w:keepNext w:val="0"/>
+              <w:keepLines w:val="0"/>
+              <w:widowControl w:val="0"/>
+              <w:pBdr>
+                <w:top w:space="0" w:sz="0" w:val="nil"/>
+                <w:left w:space="0" w:sz="0" w:val="nil"/>
+                <w:bottom w:space="0" w:sz="0" w:val="nil"/>
+                <w:right w:space="0" w:sz="0" w:val="nil"/>
+                <w:between w:space="0" w:sz="0" w:val="nil"/>
+              </w:pBdr>
+              <w:shd w:fill="auto" w:val="clear"/>
+              <w:spacing w:after="40" w:before="40" w:line="240" w:lineRule="auto"/>
+              <w:ind w:left="0" w:right="0" w:firstLine="0"/>
+              <w:jc w:val="left"/>
+              <w:rPr>
+                <w:sz w:val="21"/>
+                <w:szCs w:val="21"/>
+              </w:rPr>
+            </w:pPr>
+            <w:r>
+              <w:rPr>
+                <w:rFonts w:ascii="Arial" w:hAnsi="Arial"/>
+                <w:b w:val="0"/>
+                <w:sz w:val="18"/>
+              </w:rPr>
+              <w:t>Nota final</w:t>
+            </w:r>
+          </w:p>
+        </w:tc>
+        <w:tc>
+          <w:tcPr>
+            <w:shd w:fill="auto" w:val="clear"/>
+            <w:tcMar>
+              <w:top w:w="100.0" w:type="dxa"/>
+              <w:left w:w="100.0" w:type="dxa"/>
+              <w:bottom w:w="100.0" w:type="dxa"/>
+              <w:right w:w="100.0" w:type="dxa"/>
+            </w:tcMar>
+            <w:vAlign w:val="center"/>
+          </w:tcPr>
+          <w:p>
+            <w:pPr>
+              <w:keepNext w:val="0"/>
+              <w:keepLines w:val="0"/>
+              <w:widowControl w:val="0"/>
+              <w:pBdr>
+                <w:top w:space="0" w:sz="0" w:val="nil"/>
+                <w:left w:space="0" w:sz="0" w:val="nil"/>
+                <w:bottom w:space="0" w:sz="0" w:val="nil"/>
+                <w:right w:space="0" w:sz="0" w:val="nil"/>
+                <w:between w:space="0" w:sz="0" w:val="nil"/>
+              </w:pBdr>
+              <w:shd w:fill="auto" w:val="clear"/>
+              <w:spacing w:after="40" w:before="40" w:line="240" w:lineRule="auto"/>
+              <w:ind w:left="0" w:right="0" w:firstLine="0"/>
+              <w:jc w:val="left"/>
+              <w:rPr>
+                <w:sz w:val="21"/>
+                <w:szCs w:val="21"/>
+              </w:rPr>
+            </w:pPr>
+            <w:r>
+              <w:rPr>
+                <w:rFonts w:ascii="Arial" w:hAnsi="Arial"/>
+                <w:b w:val="0"/>
+                <w:sz w:val="18"/>
+              </w:rPr>
+              <w:t>original</w:t>
+            </w:r>
+          </w:p>
+        </w:tc>
+        <w:tc>
+          <w:tcPr>
+            <w:shd w:fill="auto" w:val="clear"/>
+            <w:tcMar>
+              <w:top w:w="100.0" w:type="dxa"/>
+              <w:left w:w="100.0" w:type="dxa"/>
+              <w:bottom w:w="100.0" w:type="dxa"/>
+              <w:right w:w="100.0" w:type="dxa"/>
+            </w:tcMar>
+            <w:vAlign w:val="center"/>
+          </w:tcPr>
+          <w:p>
+            <w:pPr>
+              <w:keepNext w:val="0"/>
+              <w:keepLines w:val="0"/>
+              <w:widowControl w:val="0"/>
+              <w:pBdr>
+                <w:top w:space="0" w:sz="0" w:val="nil"/>
+                <w:left w:space="0" w:sz="0" w:val="nil"/>
+                <w:bottom w:space="0" w:sz="0" w:val="nil"/>
+                <w:right w:space="0" w:sz="0" w:val="nil"/>
+                <w:between w:space="0" w:sz="0" w:val="nil"/>
+              </w:pBdr>
+              <w:shd w:fill="auto" w:val="clear"/>
+              <w:spacing w:after="40" w:before="40" w:line="240" w:lineRule="auto"/>
+              <w:ind w:left="0" w:right="0" w:firstLine="0"/>
+              <w:jc w:val="left"/>
+              <w:rPr>
+                <w:sz w:val="21"/>
+                <w:szCs w:val="21"/>
+              </w:rPr>
+            </w:pPr>
+            <w:r>
+              <w:rPr>
+                <w:rFonts w:ascii="Arial" w:hAnsi="Arial"/>
+                <w:b w:val="0"/>
+                <w:sz w:val="18"/>
+              </w:rPr>
+              <w:t>0,00</w:t>
+            </w:r>
+          </w:p>
+        </w:tc>
+        <w:tc>
+          <w:tcPr>
+            <w:shd w:fill="auto" w:val="clear"/>
+            <w:tcMar>
+              <w:top w:w="100.0" w:type="dxa"/>
+              <w:left w:w="100.0" w:type="dxa"/>
+              <w:bottom w:w="100.0" w:type="dxa"/>
+              <w:right w:w="100.0" w:type="dxa"/>
+            </w:tcMar>
+            <w:vAlign w:val="center"/>
+          </w:tcPr>
+          <w:p>
+            <w:pPr>
+              <w:keepNext w:val="0"/>
+              <w:keepLines w:val="0"/>
+              <w:widowControl w:val="0"/>
+              <w:pBdr>
+                <w:top w:space="0" w:sz="0" w:val="nil"/>
+                <w:left w:space="0" w:sz="0" w:val="nil"/>
+                <w:bottom w:space="0" w:sz="0" w:val="nil"/>
+                <w:right w:space="0" w:sz="0" w:val="nil"/>
+                <w:between w:space="0" w:sz="0" w:val="nil"/>
+              </w:pBdr>
+              <w:shd w:fill="auto" w:val="clear"/>
+              <w:spacing w:after="40" w:before="40" w:line="240" w:lineRule="auto"/>
+              <w:ind w:left="0" w:right="0" w:firstLine="0"/>
+              <w:jc w:val="left"/>
+              <w:rPr>
+                <w:sz w:val="21"/>
+                <w:szCs w:val="21"/>
+              </w:rPr>
+            </w:pPr>
+            <w:r>
+              <w:rPr>
+                <w:rFonts w:ascii="Arial" w:hAnsi="Arial"/>
+                <w:b w:val="0"/>
+                <w:sz w:val="18"/>
+              </w:rPr>
+              <w:t>67,07</w:t>
+            </w:r>
+          </w:p>
+        </w:tc>
+        <w:tc>
+          <w:tcPr>
+            <w:shd w:fill="auto" w:val="clear"/>
+            <w:tcMar>
+              <w:top w:w="100.0" w:type="dxa"/>
+              <w:left w:w="100.0" w:type="dxa"/>
+              <w:bottom w:w="100.0" w:type="dxa"/>
+              <w:right w:w="100.0" w:type="dxa"/>
+            </w:tcMar>
+            <w:vAlign w:val="center"/>
+          </w:tcPr>
+          <w:p>
+            <w:pPr>
+              <w:keepNext w:val="0"/>
+              <w:keepLines w:val="0"/>
+              <w:widowControl w:val="0"/>
+              <w:pBdr>
+                <w:top w:space="0" w:sz="0" w:val="nil"/>
+                <w:left w:space="0" w:sz="0" w:val="nil"/>
+                <w:bottom w:space="0" w:sz="0" w:val="nil"/>
+                <w:right w:space="0" w:sz="0" w:val="nil"/>
+                <w:between w:space="0" w:sz="0" w:val="nil"/>
+              </w:pBdr>
+              <w:shd w:fill="auto" w:val="clear"/>
+              <w:spacing w:after="40" w:before="40" w:line="240" w:lineRule="auto"/>
+              <w:ind w:left="0" w:right="0" w:firstLine="0"/>
+              <w:jc w:val="left"/>
+              <w:rPr>
+                <w:sz w:val="21"/>
+                <w:szCs w:val="21"/>
+              </w:rPr>
+            </w:pPr>
+            <w:r>
+              <w:rPr>
+                <w:rFonts w:ascii="Arial" w:hAnsi="Arial"/>
+                <w:b w:val="0"/>
+                <w:sz w:val="18"/>
+              </w:rPr>
+              <w:t>66,18</w:t>
+            </w:r>
+          </w:p>
+        </w:tc>
+        <w:tc>
+          <w:tcPr>
+            <w:shd w:fill="auto" w:val="clear"/>
+            <w:tcMar>
+              <w:top w:w="100.0" w:type="dxa"/>
+              <w:left w:w="100.0" w:type="dxa"/>
+              <w:bottom w:w="100.0" w:type="dxa"/>
+              <w:right w:w="100.0" w:type="dxa"/>
+            </w:tcMar>
+            <w:vAlign w:val="center"/>
+          </w:tcPr>
+          <w:p>
+            <w:pPr>
+              <w:keepNext w:val="0"/>
+              <w:keepLines w:val="0"/>
+              <w:widowControl w:val="0"/>
+              <w:pBdr>
+                <w:top w:space="0" w:sz="0" w:val="nil"/>
+                <w:left w:space="0" w:sz="0" w:val="nil"/>
+                <w:bottom w:space="0" w:sz="0" w:val="nil"/>
+                <w:right w:space="0" w:sz="0" w:val="nil"/>
+                <w:between w:space="0" w:sz="0" w:val="nil"/>
+              </w:pBdr>
+              <w:shd w:fill="auto" w:val="clear"/>
+              <w:spacing w:after="40" w:before="40" w:line="240" w:lineRule="auto"/>
+              <w:ind w:left="0" w:right="0" w:firstLine="0"/>
+              <w:jc w:val="left"/>
+              <w:rPr>
+                <w:sz w:val="21"/>
+                <w:szCs w:val="21"/>
+              </w:rPr>
+            </w:pPr>
+            <w:r>
+              <w:rPr>
+                <w:rFonts w:ascii="Arial" w:hAnsi="Arial"/>
+                <w:b w:val="0"/>
+                <w:sz w:val="18"/>
+              </w:rPr>
+              <w:t>118,63</w:t>
+            </w:r>
+          </w:p>
+        </w:tc>
+        <w:tc>
+          <w:tcPr>
+            <w:shd w:fill="auto" w:val="clear"/>
+            <w:tcMar>
+              <w:top w:w="100.0" w:type="dxa"/>
+              <w:left w:w="100.0" w:type="dxa"/>
+              <w:bottom w:w="100.0" w:type="dxa"/>
+              <w:right w:w="100.0" w:type="dxa"/>
+            </w:tcMar>
+            <w:vAlign w:val="center"/>
+          </w:tcPr>
+          <w:p>
+            <w:pPr>
+              <w:keepNext w:val="0"/>
+              <w:keepLines w:val="0"/>
+              <w:widowControl w:val="0"/>
+              <w:pBdr>
+                <w:top w:space="0" w:sz="0" w:val="nil"/>
+                <w:left w:space="0" w:sz="0" w:val="nil"/>
+                <w:bottom w:space="0" w:sz="0" w:val="nil"/>
+                <w:right w:space="0" w:sz="0" w:val="nil"/>
+                <w:between w:space="0" w:sz="0" w:val="nil"/>
+              </w:pBdr>
+              <w:shd w:fill="auto" w:val="clear"/>
+              <w:spacing w:after="40" w:before="40" w:line="240" w:lineRule="auto"/>
+              <w:ind w:left="0" w:right="0" w:firstLine="0"/>
+              <w:jc w:val="left"/>
+              <w:rPr>
+                <w:sz w:val="21"/>
+                <w:szCs w:val="21"/>
+              </w:rPr>
+            </w:pPr>
+            <w:r>
+              <w:rPr>
+                <w:rFonts w:ascii="Arial" w:hAnsi="Arial"/>
+                <w:b w:val="0"/>
+                <w:sz w:val="18"/>
+              </w:rPr>
+              <w:t>22,42</w:t>
+            </w:r>
+          </w:p>
+        </w:tc>
+        <w:tc>
+          <w:tcPr>
+            <w:shd w:fill="auto" w:val="clear"/>
+            <w:tcMar>
+              <w:top w:w="100.0" w:type="dxa"/>
+              <w:left w:w="100.0" w:type="dxa"/>
+              <w:bottom w:w="100.0" w:type="dxa"/>
+              <w:right w:w="100.0" w:type="dxa"/>
+            </w:tcMar>
+            <w:vAlign w:val="center"/>
+          </w:tcPr>
+          <w:p>
+            <w:pPr>
+              <w:keepNext w:val="0"/>
+              <w:keepLines w:val="0"/>
+              <w:widowControl w:val="0"/>
+              <w:pBdr>
+                <w:top w:space="0" w:sz="0" w:val="nil"/>
+                <w:left w:space="0" w:sz="0" w:val="nil"/>
+                <w:bottom w:space="0" w:sz="0" w:val="nil"/>
+                <w:right w:space="0" w:sz="0" w:val="nil"/>
+                <w:between w:space="0" w:sz="0" w:val="nil"/>
+              </w:pBdr>
+              <w:shd w:fill="auto" w:val="clear"/>
+              <w:spacing w:after="40" w:before="40" w:line="240" w:lineRule="auto"/>
+              <w:ind w:left="0" w:right="0" w:firstLine="0"/>
+              <w:jc w:val="left"/>
+              <w:rPr>
+                <w:sz w:val="21"/>
+                <w:szCs w:val="21"/>
+              </w:rPr>
+            </w:pPr>
+            <w:r>
+              <w:rPr>
+                <w:rFonts w:ascii="Arial" w:hAnsi="Arial"/>
+                <w:b w:val="0"/>
+                <w:sz w:val="18"/>
+              </w:rPr>
+              <w:t>34,11</w:t>
+            </w:r>
+          </w:p>
+        </w:tc>
+      </w:tr>
+      <w:tr>
+        <w:trPr>
+          <w:cantSplit w:val="0"/>
+          <w:tblHeader w:val="0"/>
+        </w:trPr>
+        <w:tc>
+          <w:tcPr>
+            <w:shd w:fill="auto" w:val="clear"/>
+            <w:tcMar>
+              <w:top w:w="100.0" w:type="dxa"/>
+              <w:left w:w="100.0" w:type="dxa"/>
+              <w:bottom w:w="100.0" w:type="dxa"/>
+              <w:right w:w="100.0" w:type="dxa"/>
+            </w:tcMar>
+            <w:vAlign w:val="center"/>
+          </w:tcPr>
+          <w:p>
+            <w:pPr>
+              <w:keepNext w:val="0"/>
+              <w:keepLines w:val="0"/>
+              <w:widowControl w:val="0"/>
+              <w:pBdr>
+                <w:top w:space="0" w:sz="0" w:val="nil"/>
+                <w:left w:space="0" w:sz="0" w:val="nil"/>
+                <w:bottom w:space="0" w:sz="0" w:val="nil"/>
+                <w:right w:space="0" w:sz="0" w:val="nil"/>
+                <w:between w:space="0" w:sz="0" w:val="nil"/>
+              </w:pBdr>
+              <w:shd w:fill="auto" w:val="clear"/>
+              <w:spacing w:after="40" w:before="40" w:line="240" w:lineRule="auto"/>
+              <w:ind w:left="0" w:right="0" w:firstLine="0"/>
+              <w:jc w:val="left"/>
+              <w:rPr>
+                <w:sz w:val="21"/>
+                <w:szCs w:val="21"/>
+              </w:rPr>
+            </w:pPr>
+            <w:r>
+              <w:rPr>
+                <w:rFonts w:ascii="Arial" w:hAnsi="Arial"/>
+                <w:b w:val="0"/>
+                <w:sz w:val="18"/>
+              </w:rPr>
+              <w:t>Nota final</w:t>
+            </w:r>
+          </w:p>
+        </w:tc>
+        <w:tc>
+          <w:tcPr>
+            <w:shd w:fill="auto" w:val="clear"/>
+            <w:tcMar>
+              <w:top w:w="100.0" w:type="dxa"/>
+              <w:left w:w="100.0" w:type="dxa"/>
+              <w:bottom w:w="100.0" w:type="dxa"/>
+              <w:right w:w="100.0" w:type="dxa"/>
+            </w:tcMar>
+            <w:vAlign w:val="center"/>
+          </w:tcPr>
+          <w:p>
+            <w:pPr>
+              <w:keepNext w:val="0"/>
+              <w:keepLines w:val="0"/>
+              <w:widowControl w:val="0"/>
+              <w:pBdr>
+                <w:top w:space="0" w:sz="0" w:val="nil"/>
+                <w:left w:space="0" w:sz="0" w:val="nil"/>
+                <w:bottom w:space="0" w:sz="0" w:val="nil"/>
+                <w:right w:space="0" w:sz="0" w:val="nil"/>
+                <w:between w:space="0" w:sz="0" w:val="nil"/>
+              </w:pBdr>
+              <w:shd w:fill="auto" w:val="clear"/>
+              <w:spacing w:after="40" w:before="40" w:line="240" w:lineRule="auto"/>
+              <w:ind w:left="0" w:right="0" w:firstLine="0"/>
+              <w:jc w:val="left"/>
+              <w:rPr>
+                <w:sz w:val="21"/>
+                <w:szCs w:val="21"/>
+              </w:rPr>
+            </w:pPr>
+            <w:r>
+              <w:rPr>
+                <w:rFonts w:ascii="Arial" w:hAnsi="Arial"/>
+                <w:b w:val="0"/>
+                <w:sz w:val="18"/>
+              </w:rPr>
+              <w:t>pré-processada</w:t>
+            </w:r>
+          </w:p>
+        </w:tc>
+        <w:tc>
+          <w:tcPr>
+            <w:shd w:fill="auto" w:val="clear"/>
+            <w:tcMar>
+              <w:top w:w="100.0" w:type="dxa"/>
+              <w:left w:w="100.0" w:type="dxa"/>
+              <w:bottom w:w="100.0" w:type="dxa"/>
+              <w:right w:w="100.0" w:type="dxa"/>
+            </w:tcMar>
+            <w:vAlign w:val="center"/>
+          </w:tcPr>
+          <w:p>
+            <w:pPr>
+              <w:keepNext w:val="0"/>
+              <w:keepLines w:val="0"/>
+              <w:widowControl w:val="0"/>
+              <w:pBdr>
+                <w:top w:space="0" w:sz="0" w:val="nil"/>
+                <w:left w:space="0" w:sz="0" w:val="nil"/>
+                <w:bottom w:space="0" w:sz="0" w:val="nil"/>
+                <w:right w:space="0" w:sz="0" w:val="nil"/>
+                <w:between w:space="0" w:sz="0" w:val="nil"/>
+              </w:pBdr>
+              <w:shd w:fill="auto" w:val="clear"/>
+              <w:spacing w:after="40" w:before="40" w:line="240" w:lineRule="auto"/>
+              <w:ind w:left="0" w:right="0" w:firstLine="0"/>
+              <w:jc w:val="left"/>
+              <w:rPr>
+                <w:sz w:val="21"/>
+                <w:szCs w:val="21"/>
+              </w:rPr>
+            </w:pPr>
+            <w:r>
+              <w:rPr>
+                <w:rFonts w:ascii="Arial" w:hAnsi="Arial"/>
+                <w:b w:val="0"/>
+                <w:sz w:val="18"/>
+              </w:rPr>
+              <w:t>0,00</w:t>
+            </w:r>
+          </w:p>
+        </w:tc>
+        <w:tc>
+          <w:tcPr>
+            <w:shd w:fill="auto" w:val="clear"/>
+            <w:tcMar>
+              <w:top w:w="100.0" w:type="dxa"/>
+              <w:left w:w="100.0" w:type="dxa"/>
+              <w:bottom w:w="100.0" w:type="dxa"/>
+              <w:right w:w="100.0" w:type="dxa"/>
+            </w:tcMar>
+            <w:vAlign w:val="center"/>
+          </w:tcPr>
+          <w:p>
+            <w:pPr>
+              <w:keepNext w:val="0"/>
+              <w:keepLines w:val="0"/>
+              <w:widowControl w:val="0"/>
+              <w:pBdr>
+                <w:top w:space="0" w:sz="0" w:val="nil"/>
+                <w:left w:space="0" w:sz="0" w:val="nil"/>
+                <w:bottom w:space="0" w:sz="0" w:val="nil"/>
+                <w:right w:space="0" w:sz="0" w:val="nil"/>
+                <w:between w:space="0" w:sz="0" w:val="nil"/>
+              </w:pBdr>
+              <w:shd w:fill="auto" w:val="clear"/>
+              <w:spacing w:after="40" w:before="40" w:line="240" w:lineRule="auto"/>
+              <w:ind w:left="0" w:right="0" w:firstLine="0"/>
+              <w:jc w:val="left"/>
+              <w:rPr>
+                <w:sz w:val="21"/>
+                <w:szCs w:val="21"/>
+              </w:rPr>
+            </w:pPr>
+            <w:r>
+              <w:rPr>
+                <w:rFonts w:ascii="Arial" w:hAnsi="Arial"/>
+                <w:b w:val="0"/>
+                <w:sz w:val="18"/>
+              </w:rPr>
+              <w:t>66,68</w:t>
+            </w:r>
+          </w:p>
+        </w:tc>
+        <w:tc>
+          <w:tcPr>
+            <w:shd w:fill="auto" w:val="clear"/>
+            <w:tcMar>
+              <w:top w:w="100.0" w:type="dxa"/>
+              <w:left w:w="100.0" w:type="dxa"/>
+              <w:bottom w:w="100.0" w:type="dxa"/>
+              <w:right w:w="100.0" w:type="dxa"/>
+            </w:tcMar>
+            <w:vAlign w:val="center"/>
+          </w:tcPr>
+          <w:p>
+            <w:pPr>
+              <w:keepNext w:val="0"/>
+              <w:keepLines w:val="0"/>
+              <w:widowControl w:val="0"/>
+              <w:pBdr>
+                <w:top w:space="0" w:sz="0" w:val="nil"/>
+                <w:left w:space="0" w:sz="0" w:val="nil"/>
+                <w:bottom w:space="0" w:sz="0" w:val="nil"/>
+                <w:right w:space="0" w:sz="0" w:val="nil"/>
+                <w:between w:space="0" w:sz="0" w:val="nil"/>
+              </w:pBdr>
+              <w:shd w:fill="auto" w:val="clear"/>
+              <w:spacing w:after="40" w:before="40" w:line="240" w:lineRule="auto"/>
+              <w:ind w:left="0" w:right="0" w:firstLine="0"/>
+              <w:jc w:val="left"/>
+              <w:rPr>
+                <w:sz w:val="21"/>
+                <w:szCs w:val="21"/>
+              </w:rPr>
+            </w:pPr>
+            <w:r>
+              <w:rPr>
+                <w:rFonts w:ascii="Arial" w:hAnsi="Arial"/>
+                <w:b w:val="0"/>
+                <w:sz w:val="18"/>
+              </w:rPr>
+              <w:t>65,86</w:t>
+            </w:r>
+          </w:p>
+        </w:tc>
+        <w:tc>
+          <w:tcPr>
+            <w:shd w:fill="auto" w:val="clear"/>
+            <w:tcMar>
+              <w:top w:w="100.0" w:type="dxa"/>
+              <w:left w:w="100.0" w:type="dxa"/>
+              <w:bottom w:w="100.0" w:type="dxa"/>
+              <w:right w:w="100.0" w:type="dxa"/>
+            </w:tcMar>
+            <w:vAlign w:val="center"/>
+          </w:tcPr>
+          <w:p>
+            <w:pPr>
+              <w:keepNext w:val="0"/>
+              <w:keepLines w:val="0"/>
+              <w:widowControl w:val="0"/>
+              <w:pBdr>
+                <w:top w:space="0" w:sz="0" w:val="nil"/>
+                <w:left w:space="0" w:sz="0" w:val="nil"/>
+                <w:bottom w:space="0" w:sz="0" w:val="nil"/>
+                <w:right w:space="0" w:sz="0" w:val="nil"/>
+                <w:between w:space="0" w:sz="0" w:val="nil"/>
+              </w:pBdr>
+              <w:shd w:fill="auto" w:val="clear"/>
+              <w:spacing w:after="40" w:before="40" w:line="240" w:lineRule="auto"/>
+              <w:ind w:left="0" w:right="0" w:firstLine="0"/>
+              <w:jc w:val="left"/>
+              <w:rPr>
+                <w:sz w:val="21"/>
+                <w:szCs w:val="21"/>
+              </w:rPr>
+            </w:pPr>
+            <w:r>
+              <w:rPr>
+                <w:rFonts w:ascii="Arial" w:hAnsi="Arial"/>
+                <w:b w:val="0"/>
+                <w:sz w:val="18"/>
+              </w:rPr>
+              <w:t>100,00</w:t>
+            </w:r>
+          </w:p>
+        </w:tc>
+        <w:tc>
+          <w:tcPr>
+            <w:shd w:fill="auto" w:val="clear"/>
+            <w:tcMar>
+              <w:top w:w="100.0" w:type="dxa"/>
+              <w:left w:w="100.0" w:type="dxa"/>
+              <w:bottom w:w="100.0" w:type="dxa"/>
+              <w:right w:w="100.0" w:type="dxa"/>
+            </w:tcMar>
+            <w:vAlign w:val="center"/>
+          </w:tcPr>
+          <w:p>
+            <w:pPr>
+              <w:keepNext w:val="0"/>
+              <w:keepLines w:val="0"/>
+              <w:widowControl w:val="0"/>
+              <w:pBdr>
+                <w:top w:space="0" w:sz="0" w:val="nil"/>
+                <w:left w:space="0" w:sz="0" w:val="nil"/>
+                <w:bottom w:space="0" w:sz="0" w:val="nil"/>
+                <w:right w:space="0" w:sz="0" w:val="nil"/>
+                <w:between w:space="0" w:sz="0" w:val="nil"/>
+              </w:pBdr>
+              <w:shd w:fill="auto" w:val="clear"/>
+              <w:spacing w:after="40" w:before="40" w:line="240" w:lineRule="auto"/>
+              <w:ind w:left="0" w:right="0" w:firstLine="0"/>
+              <w:jc w:val="left"/>
+              <w:rPr>
+                <w:sz w:val="21"/>
+                <w:szCs w:val="21"/>
+              </w:rPr>
+            </w:pPr>
+            <w:r>
+              <w:rPr>
+                <w:rFonts w:ascii="Arial" w:hAnsi="Arial"/>
+                <w:b w:val="0"/>
+                <w:sz w:val="18"/>
+              </w:rPr>
+              <w:t>22,28</w:t>
+            </w:r>
+          </w:p>
+        </w:tc>
+        <w:tc>
+          <w:tcPr>
+            <w:shd w:fill="auto" w:val="clear"/>
+            <w:tcMar>
+              <w:top w:w="100.0" w:type="dxa"/>
+              <w:left w:w="100.0" w:type="dxa"/>
+              <w:bottom w:w="100.0" w:type="dxa"/>
+              <w:right w:w="100.0" w:type="dxa"/>
+            </w:tcMar>
+            <w:vAlign w:val="center"/>
+          </w:tcPr>
+          <w:p>
+            <w:pPr>
+              <w:keepNext w:val="0"/>
+              <w:keepLines w:val="0"/>
+              <w:widowControl w:val="0"/>
+              <w:pBdr>
+                <w:top w:space="0" w:sz="0" w:val="nil"/>
+                <w:left w:space="0" w:sz="0" w:val="nil"/>
+                <w:bottom w:space="0" w:sz="0" w:val="nil"/>
+                <w:right w:space="0" w:sz="0" w:val="nil"/>
+                <w:between w:space="0" w:sz="0" w:val="nil"/>
+              </w:pBdr>
+              <w:shd w:fill="auto" w:val="clear"/>
+              <w:spacing w:after="40" w:before="40" w:line="240" w:lineRule="auto"/>
+              <w:ind w:left="0" w:right="0" w:firstLine="0"/>
+              <w:jc w:val="left"/>
+              <w:rPr>
+                <w:sz w:val="21"/>
+                <w:szCs w:val="21"/>
+              </w:rPr>
+            </w:pPr>
+            <w:r>
+              <w:rPr>
+                <w:rFonts w:ascii="Arial" w:hAnsi="Arial"/>
+                <w:b w:val="0"/>
+                <w:sz w:val="18"/>
+              </w:rPr>
+              <w:t>34,19</w:t>
+            </w:r>
+          </w:p>
+        </w:tc>
+      </w:tr>
+    </w:tbl>
+    <w:p>
+      <w:pPr>
+        <w:widowControl w:val="1"/>
+        <w:spacing w:after="160" w:before="60" w:line="240" w:lineRule="auto"/>
+        <w:ind w:firstLine="0"/>
+        <w:jc w:val="center"/>
+        <w:rPr>
+          <w:sz w:val="21"/>
+          <w:szCs w:val="21"/>
+        </w:rPr>
+      </w:pPr>
+      <w:r>
+        <w:rPr>
+          <w:rFonts w:ascii="Arial" w:cs="Arial" w:eastAsia="Arial" w:hAnsi="Arial"/>
+          <w:i w:val="1"/>
+          <w:iCs w:val="1"/>
+          <w:sz w:val="18"/>
+          <w:szCs w:val="18"/>
+          <w:rtl w:val="0"/>
+        </w:rPr>
+        <w:t xml:space="preserve">Fonte: elaborada pelos autores com base nos dados analisados.</w:t>
+      </w:r>
+      <w:r>
+        <w:rPr>
+          <w:rtl w:val="0"/>
+        </w:rPr>
+      </w:r>
+    </w:p>
+    <w:p>
+      <w:pPr>
+        <w:widowControl w:val="1"/>
+        <w:spacing w:after="120" w:before="240" w:line="360" w:lineRule="auto"/>
+        <w:ind w:firstLine="709"/>
+        <w:jc w:val="both"/>
+        <w:rPr>
+          <w:sz w:val="21"/>
+          <w:szCs w:val="21"/>
+        </w:rPr>
+      </w:pPr>
+      <w:r>
+        <w:rPr>
+          <w:rFonts w:ascii="Arial" w:hAnsi="Arial"/>
+          <w:b w:val="0"/>
+          <w:sz w:val="24"/>
+        </w:rPr>
+        <w:t>Como mostra a Figura 3, as horas de jogo, de estudo e de sono apresentam distribuição aproximadamente uniforme ao longo de suas faixas, sem concentração em valores típicos e sem valores atípicos. Esse padrão é pouco comum em hábitos reais e reforça o caráter simulado dos dados. A nota final, por outro lado, concentra-se entre 50 e 85 pontos, com mediana de 66,68, e apresenta o pico em 100 discutido na seção anterior.</w:t>
+      </w:r>
+    </w:p>
+    <w:p>
+      <w:pPr>
+        <w:keepNext w:val="1"/>
+        <w:widowControl w:val="1"/>
+        <w:spacing w:after="100" w:before="160" w:lineRule="auto"/>
+        <w:ind w:firstLine="0"/>
+        <w:jc w:val="center"/>
+        <w:rPr>
+          <w:b w:val="1"/>
+          <w:bCs w:val="1"/>
+          <w:sz w:val="21"/>
+          <w:szCs w:val="21"/>
+        </w:rPr>
+      </w:pPr>
+      <w:r>
+        <w:rPr>
+          <w:rFonts w:ascii="Arial" w:hAnsi="Arial"/>
+          <w:b w:val="0"/>
+          <w:sz w:val="20"/>
+        </w:rPr>
+        <w:t>FIGURA 3 - Distribuição das horas diárias e da nota final</w:t>
+      </w:r>
+    </w:p>
+    <w:p>
+      <w:pPr>
+        <w:widowControl w:val="1"/>
+        <w:spacing w:after="80" w:before="80" w:line="240" w:lineRule="auto"/>
+        <w:ind w:firstLine="0"/>
+        <w:jc w:val="center"/>
+        <w:rPr>
+          <w:sz w:val="22"/>
+          <w:szCs w:val="22"/>
+        </w:rPr>
+      </w:pPr>
+      <w:r>
+        <w:drawing>
+          <wp:inline>
+            <wp:extent cx="5580000" cy="1395000"/>
+            <wp:docPr id="8" name="Picture 8"/>
+            <wp:cNvGraphicFramePr>
+              <a:graphicFrameLocks noChangeAspect="1"/>
+            </wp:cNvGraphicFramePr>
+            <a:graphic>
+              <a:graphicData uri="http://schemas.openxmlformats.org/drawingml/2006/picture">
+                <pic:pic>
+                  <pic:nvPicPr>
+                    <pic:cNvPr id="0" name="av1_05_distribuicoes.png"/>
+                    <pic:cNvPicPr/>
+                  </pic:nvPicPr>
+                  <pic:blipFill>
+                    <a:blip r:embed="rId15"/>
+                    <a:stretch>
+                      <a:fillRect/>
+                    </a:stretch>
+                  </pic:blipFill>
+                  <pic:spPr>
+                    <a:xfrm>
+                      <a:off x="0" y="0"/>
+                      <a:ext cx="5580000" cy="1395000"/>
+                    </a:xfrm>
+                    <a:prstGeom prst="rect"/>
+                  </pic:spPr>
+                </pic:pic>
+              </a:graphicData>
+            </a:graphic>
+          </wp:inline>
+        </w:drawing>
+      </w:r>
+    </w:p>
+    <w:p>
+      <w:pPr>
+        <w:widowControl w:val="1"/>
+        <w:spacing w:after="160" w:before="60" w:line="240" w:lineRule="auto"/>
+        <w:ind w:firstLine="0"/>
+        <w:jc w:val="center"/>
+        <w:rPr>
+          <w:sz w:val="21"/>
+          <w:szCs w:val="21"/>
+        </w:rPr>
+      </w:pPr>
+      <w:r>
+        <w:rPr>
+          <w:rFonts w:ascii="Arial" w:cs="Arial" w:eastAsia="Arial" w:hAnsi="Arial"/>
+          <w:i w:val="1"/>
+          <w:iCs w:val="1"/>
+          <w:sz w:val="18"/>
+          <w:szCs w:val="18"/>
+          <w:rtl w:val="0"/>
+        </w:rPr>
+        <w:t xml:space="preserve">Fonte: elaborada pelos autores com base nos dados analisados.</w:t>
+      </w:r>
+      <w:r>
+        <w:rPr>
+          <w:rtl w:val="0"/>
+        </w:rPr>
+      </w:r>
+    </w:p>
+    <w:p>
+      <w:pPr>
+        <w:widowControl w:val="1"/>
+        <w:spacing w:after="120" w:before="240" w:line="360" w:lineRule="auto"/>
+        <w:ind w:firstLine="709"/>
+        <w:jc w:val="both"/>
+        <w:rPr>
+          <w:sz w:val="21"/>
+          <w:szCs w:val="21"/>
+        </w:rPr>
+      </w:pPr>
+      <w:r>
+        <w:rPr>
+          <w:rFonts w:ascii="Arial" w:cs="Arial" w:eastAsia="Arial" w:hAnsi="Arial"/>
+          <w:sz w:val="24"/>
+          <w:szCs w:val="24"/>
+          <w:rtl w:val="0"/>
+        </w:rPr>
+        <w:t xml:space="preserve">Quanto às variáveis categóricas, os gêneros masculino (49%) e feminino (48%) estão equilibrados, e a categoria “Other” representa cerca de 4% dos estudantes. FPS é o gênero de jogo mais frequente, e Casual e RPG têm quantidades semelhantes. No nível de estresse há desequilíbrio: o grupo Medium concentra 4.247 estudantes, o Low 2.645 e o High apenas 1.010, o que deve ser considerado nas comparações entre grupos.</w:t>
+      </w:r>
+      <w:r>
+        <w:rPr>
+          <w:rtl w:val="0"/>
+        </w:rPr>
+      </w:r>
+    </w:p>
+    <w:p>
+      <w:pPr>
+        <w:keepNext w:val="1"/>
+        <w:keepLines w:val="0"/>
+        <w:pageBreakBefore w:val="0"/>
+        <w:widowControl w:val="1"/>
+        <w:pBdr>
+          <w:top w:space="0" w:sz="0" w:val="nil"/>
+          <w:left w:space="0" w:sz="0" w:val="nil"/>
+          <w:bottom w:space="0" w:sz="0" w:val="nil"/>
+          <w:right w:space="0" w:sz="0" w:val="nil"/>
+          <w:between w:space="0" w:sz="0" w:val="nil"/>
+        </w:pBdr>
+        <w:shd w:fill="auto" w:val="clear"/>
+        <w:spacing w:after="120" w:before="160" w:line="360" w:lineRule="auto"/>
+        <w:ind w:left="0" w:right="0" w:firstLine="0"/>
+        <w:jc w:val="left"/>
+        <w:rPr>
+          <w:rFonts w:ascii="Times New Roman" w:cs="Times New Roman" w:eastAsia="Times New Roman" w:hAnsi="Times New Roman"/>
+          <w:b w:val="1"/>
+          <w:bCs w:val="1"/>
+          <w:i w:val="0"/>
+          <w:iCs w:val="0"/>
+          <w:smallCaps w:val="0"/>
+          <w:strike w:val="0"/>
+          <w:color w:val="000000"/>
+          <w:sz w:val="24"/>
+          <w:szCs w:val="24"/>
+          <w:u w:val="none"/>
+          <w:shd w:fill="auto" w:val="clear"/>
+          <w:vertAlign w:val="baseline"/>
+        </w:rPr>
+      </w:pPr>
+      <w:r>
+        <w:rPr>
           <w:rFonts w:ascii="Arial" w:cs="Arial" w:eastAsia="Arial" w:hAnsi="Arial"/>
           <w:b w:val="1"/>
           <w:bCs w:val="1"/>
+          <w:i w:val="0"/>
+          <w:iCs w:val="0"/>
+          <w:smallCaps w:val="0"/>
+          <w:strike w:val="0"/>
+          <w:color w:val="000000"/>
+          <w:sz w:val="24"/>
+          <w:szCs w:val="24"/>
+          <w:u w:val="none"/>
+          <w:shd w:fill="auto" w:val="clear"/>
+          <w:vertAlign w:val="baseline"/>
+          <w:rtl w:val="0"/>
+        </w:rPr>
+        <w:t xml:space="preserve">3.3 Relações, cruzamentos e insights iniciais</w:t>
+      </w:r>
+      <w:r>
+        <w:rPr>
+          <w:rtl w:val="0"/>
+        </w:rPr>
+      </w:r>
+    </w:p>
+    <w:p>
+      <w:pPr>
+        <w:widowControl w:val="1"/>
+        <w:spacing w:after="120" w:before="240" w:line="360" w:lineRule="auto"/>
+        <w:ind w:firstLine="709"/>
+        <w:jc w:val="both"/>
+        <w:rPr>
+          <w:sz w:val="21"/>
+          <w:szCs w:val="21"/>
+        </w:rPr>
+      </w:pPr>
+      <w:r>
+        <w:rPr>
+          <w:rFonts w:ascii="Arial Unicode MS" w:hAnsi="Arial Unicode MS"/>
+          <w:b w:val="0"/>
+          <w:sz w:val="24"/>
+        </w:rPr>
+        <w:t>A Figura 4 apresenta a correlação bruta de cada variável com a nota. As horas de estudo têm a associação mais forte (r = 0,73), positiva, enquanto as horas de jogo apresentam correlação negativa moderada (r = −0,57). O escore de dependência (r = −0,52) e o uso de dispositivos (r = −0,49) também se associam negativamente à nota. Idade, atividade social e frequência às aulas têm associação fraca ou nula.</w:t>
+      </w:r>
+    </w:p>
+    <w:p>
+      <w:pPr>
+        <w:keepNext w:val="1"/>
+        <w:widowControl w:val="1"/>
+        <w:spacing w:after="100" w:before="160" w:lineRule="auto"/>
+        <w:ind w:firstLine="0"/>
+        <w:jc w:val="center"/>
+        <w:rPr>
+          <w:b w:val="1"/>
+          <w:bCs w:val="1"/>
+          <w:sz w:val="21"/>
+          <w:szCs w:val="21"/>
+        </w:rPr>
+      </w:pPr>
+      <w:r>
+        <w:rPr>
+          <w:rFonts w:ascii="Arial" w:hAnsi="Arial"/>
+          <w:b w:val="0"/>
           <w:sz w:val="20"/>
-          <w:szCs w:val="20"/>
-          <w:rtl w:val="0"/>
-        </w:rPr>
-        <w:t xml:space="preserve">FIGURA 3 - Correlação das variáveis com a nota final</w:t>
-      </w:r>
-      <w:r>
-        <w:rPr>
-          <w:rtl w:val="0"/>
-        </w:rPr>
+        </w:rPr>
+        <w:t>FIGURA 4 - Correlação das variáveis com a nota final</w:t>
       </w:r>
     </w:p>
     <w:p>
@@ -4263,17 +7868,11 @@
       </w:pPr>
       <w:r>
         <w:rPr>
-          <w:rFonts w:ascii="Arial" w:cs="Arial" w:eastAsia="Arial" w:hAnsi="Arial"/>
-          <w:sz w:val="24"/>
-          <w:szCs w:val="24"/>
-          <w:rtl w:val="0"/>
-        </w:rPr>
-        <w:t xml:space="preserve">A Figura 4 mostra que a nota tende a diminuir à medida que aumentam as horas de jogo: cada hora a mais de jogo acompanha uma nota cerca de 6 pontos menor, em média. A relação é aproximadamente linear, mas com grande dispersão, o que indica que estudantes com o mesmo tempo de jogo podem ter notas muito diferentes e que outros fatores também se associam ao desempenho.</w:t>
-      </w:r>
-      <w:r>
-        <w:rPr>
-          <w:rtl w:val="0"/>
-        </w:rPr>
+          <w:rFonts w:ascii="Arial" w:hAnsi="Arial"/>
+          <w:b w:val="0"/>
+          <w:sz w:val="24"/>
+        </w:rPr>
+        <w:t>A Figura 5 mostra que a nota tende a diminuir à medida que aumentam as horas de jogo: cada hora a mais de jogo acompanha uma nota cerca de 6 pontos menor, em média. A relação é aproximadamente linear, mas com grande dispersão, o que indica que estudantes com o mesmo tempo de jogo podem ter notas muito diferentes e que outros fatores também se associam ao desempenho.</w:t>
       </w:r>
     </w:p>
     <w:p>
@@ -4292,19 +7891,11 @@
       </w:pPr>
       <w:r>
         <w:rPr>
-          <w:rFonts w:ascii="Arial" w:cs="Arial" w:eastAsia="Arial" w:hAnsi="Arial"/>
-          <w:b w:val="1"/>
-          <w:bCs w:val="1"/>
+          <w:rFonts w:ascii="Arial" w:hAnsi="Arial"/>
+          <w:b w:val="0"/>
           <w:sz w:val="20"/>
-          <w:szCs w:val="20"/>
-          <w:rtl w:val="0"/>
-        </w:rPr>
-        <w:t xml:space="preserve">FIGURA 4 - Relação entre horas de jogo e nota final</w:t>
-      </w:r>
-      <w:r>
-        <w:rPr>
-          <w:rtl w:val="0"/>
-        </w:rPr>
+        </w:rPr>
+        <w:t>FIGURA 5 - Relação entre horas de jogo e nota final</w:t>
       </w:r>
     </w:p>
     <w:p>
@@ -4430,17 +8021,11 @@
       </w:pPr>
       <w:r>
         <w:rPr>
-          <w:rFonts w:ascii="Arial" w:cs="Arial" w:eastAsia="Arial" w:hAnsi="Arial"/>
-          <w:sz w:val="24"/>
-          <w:szCs w:val="24"/>
-          <w:rtl w:val="0"/>
-        </w:rPr>
-        <w:t xml:space="preserve">A comparação entre grupos trouxe um resultado contraintuitivo, apresentado na Figura 5: a nota média aumenta com o nível de estresse, sendo de 49,27 no grupo Low, 72,62 no Medium e 80,89 no High, uma diferença de mais de 30 pontos entre os extremos (r = 0,52). O tempo de reação também se associou positivamente à nota (r = 0,54). Esses resultados ainda são hipóteses a investigar: o estresse pode acompanhar um maior volume de estudo, e o tempo de reação pode ser menor entre quem joga mais, o que explicaria as associações por meio de outras variáveis. Já entre os gêneros de jogo não houve diferença relevante (médias de 66,05 para Casual, 65,87 para FPS e 65,67 para RPG), o que sugere que o desempenho se associa à quantidade de tempo jogado, e não ao tipo de jogo.</w:t>
-      </w:r>
-      <w:r>
-        <w:rPr>
-          <w:rtl w:val="0"/>
-        </w:rPr>
+          <w:rFonts w:ascii="Arial" w:hAnsi="Arial"/>
+          <w:b w:val="0"/>
+          <w:sz w:val="24"/>
+        </w:rPr>
+        <w:t>A comparação entre grupos trouxe um resultado contraintuitivo, apresentado na Figura 6: a nota média aumenta com o nível de estresse, sendo de 49,27 no grupo Low, 72,62 no Medium e 80,89 no High, uma diferença de mais de 30 pontos entre os extremos (r = 0,52). O tempo de reação também se associou positivamente à nota (r = 0,54). Já entre os gêneros de jogo não houve diferença relevante (médias de 66,05 para Casual, 65,87 para FPS e 65,67 para RPG), o que sugere que o desempenho se associa à quantidade de tempo jogado, e não ao tipo de jogo.</w:t>
       </w:r>
     </w:p>
     <w:p>
@@ -4473,19 +8058,11 @@
       </w:pPr>
       <w:r>
         <w:rPr>
-          <w:rFonts w:ascii="Arial" w:cs="Arial" w:eastAsia="Arial" w:hAnsi="Arial"/>
-          <w:b w:val="1"/>
-          <w:bCs w:val="1"/>
+          <w:rFonts w:ascii="Arial" w:hAnsi="Arial"/>
+          <w:b w:val="0"/>
           <w:sz w:val="20"/>
-          <w:szCs w:val="20"/>
-          <w:rtl w:val="0"/>
-        </w:rPr>
-        <w:t xml:space="preserve">FIGURA 5 - Nota média por nível de estresse</w:t>
-      </w:r>
-      <w:r>
-        <w:rPr>
-          <w:rtl w:val="0"/>
-        </w:rPr>
+        </w:rPr>
+        <w:t>FIGURA 6 - Nota média por nível de estresse</w:t>
       </w:r>
     </w:p>
     <w:p>
@@ -4593,6 +8170,1978 @@
     </w:p>
     <w:p>
       <w:pPr>
+        <w:widowControl w:val="1"/>
+        <w:spacing w:after="120" w:line="360" w:lineRule="auto"/>
+        <w:ind w:firstLine="709"/>
+        <w:jc w:val="both"/>
+        <w:rPr>
+          <w:sz w:val="21"/>
+          <w:szCs w:val="21"/>
+        </w:rPr>
+      </w:pPr>
+      <w:r>
+        <w:rPr>
+          <w:rFonts w:ascii="Arial" w:hAnsi="Arial"/>
+          <w:b w:val="0"/>
+          <w:sz w:val="24"/>
+        </w:rPr>
+        <w:t xml:space="preserve">As duas associações positivas acima são </w:t>
+      </w:r>
+      <w:r>
+        <w:rPr>
+          <w:rFonts w:ascii="Arial" w:hAnsi="Arial"/>
+          <w:b/>
+          <w:sz w:val="24"/>
+        </w:rPr>
+        <w:t>brutas</w:t>
+      </w:r>
+      <w:r>
+        <w:rPr>
+          <w:rFonts w:ascii="Arial" w:hAnsi="Arial"/>
+          <w:b w:val="0"/>
+          <w:sz w:val="24"/>
+        </w:rPr>
+        <w:t>: cada uma olha para uma variável de cada vez e ignora as demais. Como o tempo de jogo e o de estudo explicam sozinhos 83,6% da variação das notas, qualquer variável correlacionada com eles aparece associada à nota mesmo sem ter efeito próprio. A Tabela 3 refaz o cálculo controlando as duas, e o resultado reorganiza o quadro.</w:t>
+      </w:r>
+    </w:p>
+    <w:p>
+      <w:pPr>
+        <w:keepNext w:val="1"/>
+        <w:widowControl w:val="1"/>
+        <w:spacing w:after="100" w:before="160" w:lineRule="auto"/>
+        <w:ind w:left="0" w:firstLine="0"/>
+        <w:jc w:val="center"/>
+        <w:rPr>
+          <w:sz w:val="22"/>
+          <w:szCs w:val="22"/>
+        </w:rPr>
+      </w:pPr>
+      <w:r>
+        <w:rPr>
+          <w:rFonts w:ascii="Arial" w:hAnsi="Arial"/>
+          <w:b w:val="0"/>
+          <w:sz w:val="20"/>
+        </w:rPr>
+        <w:t>TABELA 3 - Correlação com a nota antes e depois do controle por horas de jogo e de estudo</w:t>
+      </w:r>
+    </w:p>
+    <w:p>
+      <w:pPr>
+        <w:widowControl w:val="1"/>
+        <w:spacing w:after="0" w:before="0" w:line="240" w:lineRule="auto"/>
+        <w:ind w:left="0" w:firstLine="0"/>
+        <w:rPr>
+          <w:sz w:val="21"/>
+          <w:szCs w:val="21"/>
+        </w:rPr>
+      </w:pPr>
+      <w:r>
+        <w:rPr>
+          <w:b w:val="0"/>
+        </w:rPr>
+      </w:r>
+    </w:p>
+    <w:tbl>
+      <w:tblPr>
+        <w:tblStyle w:val="Table2"/>
+        <w:tblW w:w="8071" w:type="dxa"/>
+        <w:jc w:val="center"/>
+        <w:tblBorders>
+          <w:top w:color="000000" w:space="0" w:sz="8" w:val="single"/>
+          <w:left w:color="000000" w:space="0" w:sz="8" w:val="single"/>
+          <w:bottom w:color="000000" w:space="0" w:sz="8" w:val="single"/>
+          <w:right w:color="000000" w:space="0" w:sz="8" w:val="single"/>
+          <w:insideH w:color="000000" w:space="0" w:sz="8" w:val="single"/>
+          <w:insideV w:color="000000" w:space="0" w:sz="8" w:val="single"/>
+        </w:tblBorders>
+        <w:tblLayout w:type="fixed"/>
+        <w:tblLook w:val="0600"/>
+      </w:tblPr>
+      <w:tblGrid>
+        <w:gridCol w:w="2300"/>
+        <w:gridCol w:w="1050"/>
+        <w:gridCol w:w="1150"/>
+        <w:gridCol w:w="1150"/>
+        <w:gridCol w:w="2421"/>
+      </w:tblGrid>
+      <w:tr>
+        <w:trPr>
+          <w:cantSplit w:val="0"/>
+          <w:tblHeader w:val="0"/>
+        </w:trPr>
+        <w:tc>
+          <w:tcPr>
+            <w:shd w:fill="auto" w:val="clear"/>
+            <w:tcMar>
+              <w:top w:w="100.0" w:type="dxa"/>
+              <w:left w:w="100.0" w:type="dxa"/>
+              <w:bottom w:w="100.0" w:type="dxa"/>
+              <w:right w:w="100.0" w:type="dxa"/>
+            </w:tcMar>
+            <w:vAlign w:val="center"/>
+          </w:tcPr>
+          <w:p>
+            <w:pPr>
+              <w:keepNext w:val="0"/>
+              <w:keepLines w:val="0"/>
+              <w:widowControl w:val="0"/>
+              <w:pBdr>
+                <w:top w:space="0" w:sz="0" w:val="nil"/>
+                <w:left w:space="0" w:sz="0" w:val="nil"/>
+                <w:bottom w:space="0" w:sz="0" w:val="nil"/>
+                <w:right w:space="0" w:sz="0" w:val="nil"/>
+                <w:between w:space="0" w:sz="0" w:val="nil"/>
+              </w:pBdr>
+              <w:shd w:fill="auto" w:val="clear"/>
+              <w:spacing w:after="40" w:before="40" w:line="240" w:lineRule="auto"/>
+              <w:ind w:left="0" w:right="0" w:firstLine="0"/>
+              <w:jc w:val="left"/>
+              <w:rPr>
+                <w:sz w:val="21"/>
+                <w:szCs w:val="21"/>
+              </w:rPr>
+            </w:pPr>
+            <w:r>
+              <w:rPr>
+                <w:rFonts w:ascii="Arial" w:hAnsi="Arial"/>
+                <w:b/>
+                <w:sz w:val="18"/>
+              </w:rPr>
+              <w:t>Variável</w:t>
+            </w:r>
+          </w:p>
+        </w:tc>
+        <w:tc>
+          <w:tcPr>
+            <w:shd w:fill="auto" w:val="clear"/>
+            <w:tcMar>
+              <w:top w:w="100.0" w:type="dxa"/>
+              <w:left w:w="100.0" w:type="dxa"/>
+              <w:bottom w:w="100.0" w:type="dxa"/>
+              <w:right w:w="100.0" w:type="dxa"/>
+            </w:tcMar>
+            <w:vAlign w:val="center"/>
+          </w:tcPr>
+          <w:p>
+            <w:pPr>
+              <w:keepNext w:val="0"/>
+              <w:keepLines w:val="0"/>
+              <w:widowControl w:val="0"/>
+              <w:pBdr>
+                <w:top w:space="0" w:sz="0" w:val="nil"/>
+                <w:left w:space="0" w:sz="0" w:val="nil"/>
+                <w:bottom w:space="0" w:sz="0" w:val="nil"/>
+                <w:right w:space="0" w:sz="0" w:val="nil"/>
+                <w:between w:space="0" w:sz="0" w:val="nil"/>
+              </w:pBdr>
+              <w:shd w:fill="auto" w:val="clear"/>
+              <w:spacing w:after="40" w:before="40" w:line="240" w:lineRule="auto"/>
+              <w:ind w:left="0" w:right="0" w:firstLine="0"/>
+              <w:jc w:val="left"/>
+              <w:rPr>
+                <w:sz w:val="21"/>
+                <w:szCs w:val="21"/>
+              </w:rPr>
+            </w:pPr>
+            <w:r>
+              <w:rPr>
+                <w:rFonts w:ascii="Arial" w:hAnsi="Arial"/>
+                <w:b/>
+                <w:sz w:val="18"/>
+              </w:rPr>
+              <w:t>r bruto</w:t>
+            </w:r>
+          </w:p>
+        </w:tc>
+        <w:tc>
+          <w:tcPr>
+            <w:shd w:fill="auto" w:val="clear"/>
+            <w:tcMar>
+              <w:top w:w="100.0" w:type="dxa"/>
+              <w:left w:w="100.0" w:type="dxa"/>
+              <w:bottom w:w="100.0" w:type="dxa"/>
+              <w:right w:w="100.0" w:type="dxa"/>
+            </w:tcMar>
+            <w:vAlign w:val="center"/>
+          </w:tcPr>
+          <w:p>
+            <w:pPr>
+              <w:keepNext w:val="0"/>
+              <w:keepLines w:val="0"/>
+              <w:widowControl w:val="0"/>
+              <w:pBdr>
+                <w:top w:space="0" w:sz="0" w:val="nil"/>
+                <w:left w:space="0" w:sz="0" w:val="nil"/>
+                <w:bottom w:space="0" w:sz="0" w:val="nil"/>
+                <w:right w:space="0" w:sz="0" w:val="nil"/>
+                <w:between w:space="0" w:sz="0" w:val="nil"/>
+              </w:pBdr>
+              <w:shd w:fill="auto" w:val="clear"/>
+              <w:spacing w:after="40" w:before="40" w:line="240" w:lineRule="auto"/>
+              <w:ind w:left="0" w:right="0" w:firstLine="0"/>
+              <w:jc w:val="left"/>
+              <w:rPr>
+                <w:sz w:val="21"/>
+                <w:szCs w:val="21"/>
+              </w:rPr>
+            </w:pPr>
+            <w:r>
+              <w:rPr>
+                <w:rFonts w:ascii="Arial" w:hAnsi="Arial"/>
+                <w:b/>
+                <w:sz w:val="18"/>
+              </w:rPr>
+              <w:t>r parcial</w:t>
+            </w:r>
+          </w:p>
+        </w:tc>
+        <w:tc>
+          <w:tcPr>
+            <w:shd w:fill="auto" w:val="clear"/>
+            <w:tcMar>
+              <w:top w:w="100.0" w:type="dxa"/>
+              <w:left w:w="100.0" w:type="dxa"/>
+              <w:bottom w:w="100.0" w:type="dxa"/>
+              <w:right w:w="100.0" w:type="dxa"/>
+            </w:tcMar>
+            <w:vAlign w:val="center"/>
+          </w:tcPr>
+          <w:p>
+            <w:pPr>
+              <w:keepNext w:val="0"/>
+              <w:keepLines w:val="0"/>
+              <w:widowControl w:val="0"/>
+              <w:pBdr>
+                <w:top w:space="0" w:sz="0" w:val="nil"/>
+                <w:left w:space="0" w:sz="0" w:val="nil"/>
+                <w:bottom w:space="0" w:sz="0" w:val="nil"/>
+                <w:right w:space="0" w:sz="0" w:val="nil"/>
+                <w:between w:space="0" w:sz="0" w:val="nil"/>
+              </w:pBdr>
+              <w:shd w:fill="auto" w:val="clear"/>
+              <w:spacing w:after="40" w:before="40" w:line="240" w:lineRule="auto"/>
+              <w:ind w:left="0" w:right="0" w:firstLine="0"/>
+              <w:jc w:val="left"/>
+              <w:rPr>
+                <w:sz w:val="21"/>
+                <w:szCs w:val="21"/>
+              </w:rPr>
+            </w:pPr>
+            <w:r>
+              <w:rPr>
+                <w:rFonts w:ascii="Arial" w:hAnsi="Arial"/>
+                <w:b/>
+                <w:sz w:val="18"/>
+              </w:rPr>
+              <w:t>Ganho de R²</w:t>
+            </w:r>
+          </w:p>
+        </w:tc>
+        <w:tc>
+          <w:tcPr>
+            <w:shd w:fill="auto" w:val="clear"/>
+            <w:tcMar>
+              <w:top w:w="100.0" w:type="dxa"/>
+              <w:left w:w="100.0" w:type="dxa"/>
+              <w:bottom w:w="100.0" w:type="dxa"/>
+              <w:right w:w="100.0" w:type="dxa"/>
+            </w:tcMar>
+            <w:vAlign w:val="center"/>
+          </w:tcPr>
+          <w:p>
+            <w:pPr>
+              <w:keepNext w:val="0"/>
+              <w:keepLines w:val="0"/>
+              <w:widowControl w:val="0"/>
+              <w:pBdr>
+                <w:top w:space="0" w:sz="0" w:val="nil"/>
+                <w:left w:space="0" w:sz="0" w:val="nil"/>
+                <w:bottom w:space="0" w:sz="0" w:val="nil"/>
+                <w:right w:space="0" w:sz="0" w:val="nil"/>
+                <w:between w:space="0" w:sz="0" w:val="nil"/>
+              </w:pBdr>
+              <w:shd w:fill="auto" w:val="clear"/>
+              <w:spacing w:after="40" w:before="40" w:line="240" w:lineRule="auto"/>
+              <w:ind w:left="0" w:right="0" w:firstLine="0"/>
+              <w:jc w:val="left"/>
+              <w:rPr>
+                <w:sz w:val="21"/>
+                <w:szCs w:val="21"/>
+              </w:rPr>
+            </w:pPr>
+            <w:r>
+              <w:rPr>
+                <w:rFonts w:ascii="Arial" w:hAnsi="Arial"/>
+                <w:b/>
+                <w:sz w:val="18"/>
+              </w:rPr>
+              <w:t>Leitura</w:t>
+            </w:r>
+          </w:p>
+        </w:tc>
+      </w:tr>
+      <w:tr>
+        <w:trPr>
+          <w:cantSplit w:val="0"/>
+          <w:tblHeader w:val="0"/>
+        </w:trPr>
+        <w:tc>
+          <w:tcPr>
+            <w:shd w:fill="auto" w:val="clear"/>
+            <w:tcMar>
+              <w:top w:w="100.0" w:type="dxa"/>
+              <w:left w:w="100.0" w:type="dxa"/>
+              <w:bottom w:w="100.0" w:type="dxa"/>
+              <w:right w:w="100.0" w:type="dxa"/>
+            </w:tcMar>
+            <w:vAlign w:val="center"/>
+          </w:tcPr>
+          <w:p>
+            <w:pPr>
+              <w:keepNext w:val="0"/>
+              <w:keepLines w:val="0"/>
+              <w:widowControl w:val="0"/>
+              <w:pBdr>
+                <w:top w:space="0" w:sz="0" w:val="nil"/>
+                <w:left w:space="0" w:sz="0" w:val="nil"/>
+                <w:bottom w:space="0" w:sz="0" w:val="nil"/>
+                <w:right w:space="0" w:sz="0" w:val="nil"/>
+                <w:between w:space="0" w:sz="0" w:val="nil"/>
+              </w:pBdr>
+              <w:shd w:fill="auto" w:val="clear"/>
+              <w:spacing w:after="40" w:before="40" w:line="240" w:lineRule="auto"/>
+              <w:ind w:left="0" w:right="0" w:firstLine="0"/>
+              <w:jc w:val="left"/>
+              <w:rPr>
+                <w:sz w:val="21"/>
+                <w:szCs w:val="21"/>
+              </w:rPr>
+            </w:pPr>
+            <w:r>
+              <w:rPr>
+                <w:rFonts w:ascii="Arial" w:hAnsi="Arial"/>
+                <w:b w:val="0"/>
+                <w:sz w:val="18"/>
+              </w:rPr>
+              <w:t>Horas de sono</w:t>
+            </w:r>
+          </w:p>
+        </w:tc>
+        <w:tc>
+          <w:tcPr>
+            <w:shd w:fill="auto" w:val="clear"/>
+            <w:tcMar>
+              <w:top w:w="100.0" w:type="dxa"/>
+              <w:left w:w="100.0" w:type="dxa"/>
+              <w:bottom w:w="100.0" w:type="dxa"/>
+              <w:right w:w="100.0" w:type="dxa"/>
+            </w:tcMar>
+            <w:vAlign w:val="center"/>
+          </w:tcPr>
+          <w:p>
+            <w:pPr>
+              <w:keepNext w:val="0"/>
+              <w:keepLines w:val="0"/>
+              <w:widowControl w:val="0"/>
+              <w:pBdr>
+                <w:top w:space="0" w:sz="0" w:val="nil"/>
+                <w:left w:space="0" w:sz="0" w:val="nil"/>
+                <w:bottom w:space="0" w:sz="0" w:val="nil"/>
+                <w:right w:space="0" w:sz="0" w:val="nil"/>
+                <w:between w:space="0" w:sz="0" w:val="nil"/>
+              </w:pBdr>
+              <w:shd w:fill="auto" w:val="clear"/>
+              <w:spacing w:after="40" w:before="40" w:line="240" w:lineRule="auto"/>
+              <w:ind w:left="0" w:right="0" w:firstLine="0"/>
+              <w:jc w:val="left"/>
+              <w:rPr>
+                <w:sz w:val="21"/>
+                <w:szCs w:val="21"/>
+              </w:rPr>
+            </w:pPr>
+            <w:r>
+              <w:rPr>
+                <w:rFonts w:ascii="Arial" w:hAnsi="Arial"/>
+                <w:b w:val="0"/>
+                <w:sz w:val="18"/>
+              </w:rPr>
+              <w:t>0,241</w:t>
+            </w:r>
+          </w:p>
+        </w:tc>
+        <w:tc>
+          <w:tcPr>
+            <w:shd w:fill="auto" w:val="clear"/>
+            <w:tcMar>
+              <w:top w:w="100.0" w:type="dxa"/>
+              <w:left w:w="100.0" w:type="dxa"/>
+              <w:bottom w:w="100.0" w:type="dxa"/>
+              <w:right w:w="100.0" w:type="dxa"/>
+            </w:tcMar>
+            <w:vAlign w:val="center"/>
+          </w:tcPr>
+          <w:p>
+            <w:pPr>
+              <w:keepNext w:val="0"/>
+              <w:keepLines w:val="0"/>
+              <w:widowControl w:val="0"/>
+              <w:pBdr>
+                <w:top w:space="0" w:sz="0" w:val="nil"/>
+                <w:left w:space="0" w:sz="0" w:val="nil"/>
+                <w:bottom w:space="0" w:sz="0" w:val="nil"/>
+                <w:right w:space="0" w:sz="0" w:val="nil"/>
+                <w:between w:space="0" w:sz="0" w:val="nil"/>
+              </w:pBdr>
+              <w:shd w:fill="auto" w:val="clear"/>
+              <w:spacing w:after="40" w:before="40" w:line="240" w:lineRule="auto"/>
+              <w:ind w:left="0" w:right="0" w:firstLine="0"/>
+              <w:jc w:val="left"/>
+              <w:rPr>
+                <w:sz w:val="21"/>
+                <w:szCs w:val="21"/>
+              </w:rPr>
+            </w:pPr>
+            <w:r>
+              <w:rPr>
+                <w:rFonts w:ascii="Arial" w:hAnsi="Arial"/>
+                <w:b w:val="0"/>
+                <w:sz w:val="18"/>
+              </w:rPr>
+              <w:t>0,576</w:t>
+            </w:r>
+          </w:p>
+        </w:tc>
+        <w:tc>
+          <w:tcPr>
+            <w:shd w:fill="auto" w:val="clear"/>
+            <w:tcMar>
+              <w:top w:w="100.0" w:type="dxa"/>
+              <w:left w:w="100.0" w:type="dxa"/>
+              <w:bottom w:w="100.0" w:type="dxa"/>
+              <w:right w:w="100.0" w:type="dxa"/>
+            </w:tcMar>
+            <w:vAlign w:val="center"/>
+          </w:tcPr>
+          <w:p>
+            <w:pPr>
+              <w:keepNext w:val="0"/>
+              <w:keepLines w:val="0"/>
+              <w:widowControl w:val="0"/>
+              <w:pBdr>
+                <w:top w:space="0" w:sz="0" w:val="nil"/>
+                <w:left w:space="0" w:sz="0" w:val="nil"/>
+                <w:bottom w:space="0" w:sz="0" w:val="nil"/>
+                <w:right w:space="0" w:sz="0" w:val="nil"/>
+                <w:between w:space="0" w:sz="0" w:val="nil"/>
+              </w:pBdr>
+              <w:shd w:fill="auto" w:val="clear"/>
+              <w:spacing w:after="40" w:before="40" w:line="240" w:lineRule="auto"/>
+              <w:ind w:left="0" w:right="0" w:firstLine="0"/>
+              <w:jc w:val="left"/>
+              <w:rPr>
+                <w:sz w:val="21"/>
+                <w:szCs w:val="21"/>
+              </w:rPr>
+            </w:pPr>
+            <w:r>
+              <w:rPr>
+                <w:rFonts w:ascii="Arial" w:hAnsi="Arial"/>
+                <w:b w:val="0"/>
+                <w:sz w:val="18"/>
+              </w:rPr>
+              <w:t>0,0545</w:t>
+            </w:r>
+          </w:p>
+        </w:tc>
+        <w:tc>
+          <w:tcPr>
+            <w:shd w:fill="auto" w:val="clear"/>
+            <w:tcMar>
+              <w:top w:w="100.0" w:type="dxa"/>
+              <w:left w:w="100.0" w:type="dxa"/>
+              <w:bottom w:w="100.0" w:type="dxa"/>
+              <w:right w:w="100.0" w:type="dxa"/>
+            </w:tcMar>
+            <w:vAlign w:val="center"/>
+          </w:tcPr>
+          <w:p>
+            <w:pPr>
+              <w:keepNext w:val="0"/>
+              <w:keepLines w:val="0"/>
+              <w:widowControl w:val="0"/>
+              <w:pBdr>
+                <w:top w:space="0" w:sz="0" w:val="nil"/>
+                <w:left w:space="0" w:sz="0" w:val="nil"/>
+                <w:bottom w:space="0" w:sz="0" w:val="nil"/>
+                <w:right w:space="0" w:sz="0" w:val="nil"/>
+                <w:between w:space="0" w:sz="0" w:val="nil"/>
+              </w:pBdr>
+              <w:shd w:fill="auto" w:val="clear"/>
+              <w:spacing w:after="40" w:before="40" w:line="240" w:lineRule="auto"/>
+              <w:ind w:left="0" w:right="0" w:firstLine="0"/>
+              <w:jc w:val="left"/>
+              <w:rPr>
+                <w:sz w:val="21"/>
+                <w:szCs w:val="21"/>
+              </w:rPr>
+            </w:pPr>
+            <w:r>
+              <w:rPr>
+                <w:rFonts w:ascii="Arial" w:hAnsi="Arial"/>
+                <w:b w:val="0"/>
+                <w:sz w:val="18"/>
+              </w:rPr>
+              <w:t>fator próprio</w:t>
+            </w:r>
+          </w:p>
+        </w:tc>
+      </w:tr>
+      <w:tr>
+        <w:trPr>
+          <w:cantSplit w:val="0"/>
+          <w:tblHeader w:val="0"/>
+        </w:trPr>
+        <w:tc>
+          <w:tcPr>
+            <w:shd w:fill="auto" w:val="clear"/>
+            <w:tcMar>
+              <w:top w:w="100.0" w:type="dxa"/>
+              <w:left w:w="100.0" w:type="dxa"/>
+              <w:bottom w:w="100.0" w:type="dxa"/>
+              <w:right w:w="100.0" w:type="dxa"/>
+            </w:tcMar>
+            <w:vAlign w:val="center"/>
+          </w:tcPr>
+          <w:p>
+            <w:pPr>
+              <w:keepNext w:val="0"/>
+              <w:keepLines w:val="0"/>
+              <w:widowControl w:val="0"/>
+              <w:pBdr>
+                <w:top w:space="0" w:sz="0" w:val="nil"/>
+                <w:left w:space="0" w:sz="0" w:val="nil"/>
+                <w:bottom w:space="0" w:sz="0" w:val="nil"/>
+                <w:right w:space="0" w:sz="0" w:val="nil"/>
+                <w:between w:space="0" w:sz="0" w:val="nil"/>
+              </w:pBdr>
+              <w:shd w:fill="auto" w:val="clear"/>
+              <w:spacing w:after="40" w:before="40" w:line="240" w:lineRule="auto"/>
+              <w:ind w:left="0" w:right="0" w:firstLine="0"/>
+              <w:jc w:val="left"/>
+              <w:rPr>
+                <w:sz w:val="21"/>
+                <w:szCs w:val="21"/>
+              </w:rPr>
+            </w:pPr>
+            <w:r>
+              <w:rPr>
+                <w:rFonts w:ascii="Arial" w:hAnsi="Arial"/>
+                <w:b w:val="0"/>
+                <w:sz w:val="18"/>
+              </w:rPr>
+              <w:t>Frequência às aulas</w:t>
+            </w:r>
+          </w:p>
+        </w:tc>
+        <w:tc>
+          <w:tcPr>
+            <w:shd w:fill="auto" w:val="clear"/>
+            <w:tcMar>
+              <w:top w:w="100.0" w:type="dxa"/>
+              <w:left w:w="100.0" w:type="dxa"/>
+              <w:bottom w:w="100.0" w:type="dxa"/>
+              <w:right w:w="100.0" w:type="dxa"/>
+            </w:tcMar>
+            <w:vAlign w:val="center"/>
+          </w:tcPr>
+          <w:p>
+            <w:pPr>
+              <w:keepNext w:val="0"/>
+              <w:keepLines w:val="0"/>
+              <w:widowControl w:val="0"/>
+              <w:pBdr>
+                <w:top w:space="0" w:sz="0" w:val="nil"/>
+                <w:left w:space="0" w:sz="0" w:val="nil"/>
+                <w:bottom w:space="0" w:sz="0" w:val="nil"/>
+                <w:right w:space="0" w:sz="0" w:val="nil"/>
+                <w:between w:space="0" w:sz="0" w:val="nil"/>
+              </w:pBdr>
+              <w:shd w:fill="auto" w:val="clear"/>
+              <w:spacing w:after="40" w:before="40" w:line="240" w:lineRule="auto"/>
+              <w:ind w:left="0" w:right="0" w:firstLine="0"/>
+              <w:jc w:val="left"/>
+              <w:rPr>
+                <w:sz w:val="21"/>
+                <w:szCs w:val="21"/>
+              </w:rPr>
+            </w:pPr>
+            <w:r>
+              <w:rPr>
+                <w:rFonts w:ascii="Arial" w:hAnsi="Arial"/>
+                <w:b w:val="0"/>
+                <w:sz w:val="18"/>
+              </w:rPr>
+              <w:t>0,130</w:t>
+            </w:r>
+          </w:p>
+        </w:tc>
+        <w:tc>
+          <w:tcPr>
+            <w:shd w:fill="auto" w:val="clear"/>
+            <w:tcMar>
+              <w:top w:w="100.0" w:type="dxa"/>
+              <w:left w:w="100.0" w:type="dxa"/>
+              <w:bottom w:w="100.0" w:type="dxa"/>
+              <w:right w:w="100.0" w:type="dxa"/>
+            </w:tcMar>
+            <w:vAlign w:val="center"/>
+          </w:tcPr>
+          <w:p>
+            <w:pPr>
+              <w:keepNext w:val="0"/>
+              <w:keepLines w:val="0"/>
+              <w:widowControl w:val="0"/>
+              <w:pBdr>
+                <w:top w:space="0" w:sz="0" w:val="nil"/>
+                <w:left w:space="0" w:sz="0" w:val="nil"/>
+                <w:bottom w:space="0" w:sz="0" w:val="nil"/>
+                <w:right w:space="0" w:sz="0" w:val="nil"/>
+                <w:between w:space="0" w:sz="0" w:val="nil"/>
+              </w:pBdr>
+              <w:shd w:fill="auto" w:val="clear"/>
+              <w:spacing w:after="40" w:before="40" w:line="240" w:lineRule="auto"/>
+              <w:ind w:left="0" w:right="0" w:firstLine="0"/>
+              <w:jc w:val="left"/>
+              <w:rPr>
+                <w:sz w:val="21"/>
+                <w:szCs w:val="21"/>
+              </w:rPr>
+            </w:pPr>
+            <w:r>
+              <w:rPr>
+                <w:rFonts w:ascii="Arial" w:hAnsi="Arial"/>
+                <w:b w:val="0"/>
+                <w:sz w:val="18"/>
+              </w:rPr>
+              <w:t>0,337</w:t>
+            </w:r>
+          </w:p>
+        </w:tc>
+        <w:tc>
+          <w:tcPr>
+            <w:shd w:fill="auto" w:val="clear"/>
+            <w:tcMar>
+              <w:top w:w="100.0" w:type="dxa"/>
+              <w:left w:w="100.0" w:type="dxa"/>
+              <w:bottom w:w="100.0" w:type="dxa"/>
+              <w:right w:w="100.0" w:type="dxa"/>
+            </w:tcMar>
+            <w:vAlign w:val="center"/>
+          </w:tcPr>
+          <w:p>
+            <w:pPr>
+              <w:keepNext w:val="0"/>
+              <w:keepLines w:val="0"/>
+              <w:widowControl w:val="0"/>
+              <w:pBdr>
+                <w:top w:space="0" w:sz="0" w:val="nil"/>
+                <w:left w:space="0" w:sz="0" w:val="nil"/>
+                <w:bottom w:space="0" w:sz="0" w:val="nil"/>
+                <w:right w:space="0" w:sz="0" w:val="nil"/>
+                <w:between w:space="0" w:sz="0" w:val="nil"/>
+              </w:pBdr>
+              <w:shd w:fill="auto" w:val="clear"/>
+              <w:spacing w:after="40" w:before="40" w:line="240" w:lineRule="auto"/>
+              <w:ind w:left="0" w:right="0" w:firstLine="0"/>
+              <w:jc w:val="left"/>
+              <w:rPr>
+                <w:sz w:val="21"/>
+                <w:szCs w:val="21"/>
+              </w:rPr>
+            </w:pPr>
+            <w:r>
+              <w:rPr>
+                <w:rFonts w:ascii="Arial" w:hAnsi="Arial"/>
+                <w:b w:val="0"/>
+                <w:sz w:val="18"/>
+              </w:rPr>
+              <w:t>0,0187</w:t>
+            </w:r>
+          </w:p>
+        </w:tc>
+        <w:tc>
+          <w:tcPr>
+            <w:shd w:fill="auto" w:val="clear"/>
+            <w:tcMar>
+              <w:top w:w="100.0" w:type="dxa"/>
+              <w:left w:w="100.0" w:type="dxa"/>
+              <w:bottom w:w="100.0" w:type="dxa"/>
+              <w:right w:w="100.0" w:type="dxa"/>
+            </w:tcMar>
+            <w:vAlign w:val="center"/>
+          </w:tcPr>
+          <w:p>
+            <w:pPr>
+              <w:keepNext w:val="0"/>
+              <w:keepLines w:val="0"/>
+              <w:widowControl w:val="0"/>
+              <w:pBdr>
+                <w:top w:space="0" w:sz="0" w:val="nil"/>
+                <w:left w:space="0" w:sz="0" w:val="nil"/>
+                <w:bottom w:space="0" w:sz="0" w:val="nil"/>
+                <w:right w:space="0" w:sz="0" w:val="nil"/>
+                <w:between w:space="0" w:sz="0" w:val="nil"/>
+              </w:pBdr>
+              <w:shd w:fill="auto" w:val="clear"/>
+              <w:spacing w:after="40" w:before="40" w:line="240" w:lineRule="auto"/>
+              <w:ind w:left="0" w:right="0" w:firstLine="0"/>
+              <w:jc w:val="left"/>
+              <w:rPr>
+                <w:sz w:val="21"/>
+                <w:szCs w:val="21"/>
+              </w:rPr>
+            </w:pPr>
+            <w:r>
+              <w:rPr>
+                <w:rFonts w:ascii="Arial" w:hAnsi="Arial"/>
+                <w:b w:val="0"/>
+                <w:sz w:val="18"/>
+              </w:rPr>
+              <w:t>fator próprio</w:t>
+            </w:r>
+          </w:p>
+        </w:tc>
+      </w:tr>
+      <w:tr>
+        <w:trPr>
+          <w:cantSplit w:val="0"/>
+          <w:tblHeader w:val="0"/>
+        </w:trPr>
+        <w:tc>
+          <w:tcPr>
+            <w:shd w:fill="auto" w:val="clear"/>
+            <w:tcMar>
+              <w:top w:w="100.0" w:type="dxa"/>
+              <w:left w:w="100.0" w:type="dxa"/>
+              <w:bottom w:w="100.0" w:type="dxa"/>
+              <w:right w:w="100.0" w:type="dxa"/>
+            </w:tcMar>
+            <w:vAlign w:val="center"/>
+          </w:tcPr>
+          <w:p>
+            <w:pPr>
+              <w:keepNext w:val="0"/>
+              <w:keepLines w:val="0"/>
+              <w:widowControl w:val="0"/>
+              <w:pBdr>
+                <w:top w:space="0" w:sz="0" w:val="nil"/>
+                <w:left w:space="0" w:sz="0" w:val="nil"/>
+                <w:bottom w:space="0" w:sz="0" w:val="nil"/>
+                <w:right w:space="0" w:sz="0" w:val="nil"/>
+                <w:between w:space="0" w:sz="0" w:val="nil"/>
+              </w:pBdr>
+              <w:shd w:fill="auto" w:val="clear"/>
+              <w:spacing w:after="40" w:before="40" w:line="240" w:lineRule="auto"/>
+              <w:ind w:left="0" w:right="0" w:firstLine="0"/>
+              <w:jc w:val="left"/>
+              <w:rPr>
+                <w:sz w:val="21"/>
+                <w:szCs w:val="21"/>
+              </w:rPr>
+            </w:pPr>
+            <w:r>
+              <w:rPr>
+                <w:rFonts w:ascii="Arial" w:hAnsi="Arial"/>
+                <w:b w:val="0"/>
+                <w:sz w:val="18"/>
+              </w:rPr>
+              <w:t>Nível de estresse</w:t>
+            </w:r>
+          </w:p>
+        </w:tc>
+        <w:tc>
+          <w:tcPr>
+            <w:shd w:fill="auto" w:val="clear"/>
+            <w:tcMar>
+              <w:top w:w="100.0" w:type="dxa"/>
+              <w:left w:w="100.0" w:type="dxa"/>
+              <w:bottom w:w="100.0" w:type="dxa"/>
+              <w:right w:w="100.0" w:type="dxa"/>
+            </w:tcMar>
+            <w:vAlign w:val="center"/>
+          </w:tcPr>
+          <w:p>
+            <w:pPr>
+              <w:keepNext w:val="0"/>
+              <w:keepLines w:val="0"/>
+              <w:widowControl w:val="0"/>
+              <w:pBdr>
+                <w:top w:space="0" w:sz="0" w:val="nil"/>
+                <w:left w:space="0" w:sz="0" w:val="nil"/>
+                <w:bottom w:space="0" w:sz="0" w:val="nil"/>
+                <w:right w:space="0" w:sz="0" w:val="nil"/>
+                <w:between w:space="0" w:sz="0" w:val="nil"/>
+              </w:pBdr>
+              <w:shd w:fill="auto" w:val="clear"/>
+              <w:spacing w:after="40" w:before="40" w:line="240" w:lineRule="auto"/>
+              <w:ind w:left="0" w:right="0" w:firstLine="0"/>
+              <w:jc w:val="left"/>
+              <w:rPr>
+                <w:sz w:val="21"/>
+                <w:szCs w:val="21"/>
+              </w:rPr>
+            </w:pPr>
+            <w:r>
+              <w:rPr>
+                <w:rFonts w:ascii="Arial" w:hAnsi="Arial"/>
+                <w:b w:val="0"/>
+                <w:sz w:val="18"/>
+              </w:rPr>
+              <w:t>0,518</w:t>
+            </w:r>
+          </w:p>
+        </w:tc>
+        <w:tc>
+          <w:tcPr>
+            <w:shd w:fill="auto" w:val="clear"/>
+            <w:tcMar>
+              <w:top w:w="100.0" w:type="dxa"/>
+              <w:left w:w="100.0" w:type="dxa"/>
+              <w:bottom w:w="100.0" w:type="dxa"/>
+              <w:right w:w="100.0" w:type="dxa"/>
+            </w:tcMar>
+            <w:vAlign w:val="center"/>
+          </w:tcPr>
+          <w:p>
+            <w:pPr>
+              <w:keepNext w:val="0"/>
+              <w:keepLines w:val="0"/>
+              <w:widowControl w:val="0"/>
+              <w:pBdr>
+                <w:top w:space="0" w:sz="0" w:val="nil"/>
+                <w:left w:space="0" w:sz="0" w:val="nil"/>
+                <w:bottom w:space="0" w:sz="0" w:val="nil"/>
+                <w:right w:space="0" w:sz="0" w:val="nil"/>
+                <w:between w:space="0" w:sz="0" w:val="nil"/>
+              </w:pBdr>
+              <w:shd w:fill="auto" w:val="clear"/>
+              <w:spacing w:after="40" w:before="40" w:line="240" w:lineRule="auto"/>
+              <w:ind w:left="0" w:right="0" w:firstLine="0"/>
+              <w:jc w:val="left"/>
+              <w:rPr>
+                <w:sz w:val="21"/>
+                <w:szCs w:val="21"/>
+              </w:rPr>
+            </w:pPr>
+            <w:r>
+              <w:rPr>
+                <w:rFonts w:ascii="Arial" w:hAnsi="Arial"/>
+                <w:b w:val="0"/>
+                <w:sz w:val="18"/>
+              </w:rPr>
+              <w:t>−0,098</w:t>
+            </w:r>
+          </w:p>
+        </w:tc>
+        <w:tc>
+          <w:tcPr>
+            <w:shd w:fill="auto" w:val="clear"/>
+            <w:tcMar>
+              <w:top w:w="100.0" w:type="dxa"/>
+              <w:left w:w="100.0" w:type="dxa"/>
+              <w:bottom w:w="100.0" w:type="dxa"/>
+              <w:right w:w="100.0" w:type="dxa"/>
+            </w:tcMar>
+            <w:vAlign w:val="center"/>
+          </w:tcPr>
+          <w:p>
+            <w:pPr>
+              <w:keepNext w:val="0"/>
+              <w:keepLines w:val="0"/>
+              <w:widowControl w:val="0"/>
+              <w:pBdr>
+                <w:top w:space="0" w:sz="0" w:val="nil"/>
+                <w:left w:space="0" w:sz="0" w:val="nil"/>
+                <w:bottom w:space="0" w:sz="0" w:val="nil"/>
+                <w:right w:space="0" w:sz="0" w:val="nil"/>
+                <w:between w:space="0" w:sz="0" w:val="nil"/>
+              </w:pBdr>
+              <w:shd w:fill="auto" w:val="clear"/>
+              <w:spacing w:after="40" w:before="40" w:line="240" w:lineRule="auto"/>
+              <w:ind w:left="0" w:right="0" w:firstLine="0"/>
+              <w:jc w:val="left"/>
+              <w:rPr>
+                <w:sz w:val="21"/>
+                <w:szCs w:val="21"/>
+              </w:rPr>
+            </w:pPr>
+            <w:r>
+              <w:rPr>
+                <w:rFonts w:ascii="Arial" w:hAnsi="Arial"/>
+                <w:b w:val="0"/>
+                <w:sz w:val="18"/>
+              </w:rPr>
+              <w:t>0,0016</w:t>
+            </w:r>
+          </w:p>
+        </w:tc>
+        <w:tc>
+          <w:tcPr>
+            <w:shd w:fill="auto" w:val="clear"/>
+            <w:tcMar>
+              <w:top w:w="100.0" w:type="dxa"/>
+              <w:left w:w="100.0" w:type="dxa"/>
+              <w:bottom w:w="100.0" w:type="dxa"/>
+              <w:right w:w="100.0" w:type="dxa"/>
+            </w:tcMar>
+            <w:vAlign w:val="center"/>
+          </w:tcPr>
+          <w:p>
+            <w:pPr>
+              <w:keepNext w:val="0"/>
+              <w:keepLines w:val="0"/>
+              <w:widowControl w:val="0"/>
+              <w:pBdr>
+                <w:top w:space="0" w:sz="0" w:val="nil"/>
+                <w:left w:space="0" w:sz="0" w:val="nil"/>
+                <w:bottom w:space="0" w:sz="0" w:val="nil"/>
+                <w:right w:space="0" w:sz="0" w:val="nil"/>
+                <w:between w:space="0" w:sz="0" w:val="nil"/>
+              </w:pBdr>
+              <w:shd w:fill="auto" w:val="clear"/>
+              <w:spacing w:after="40" w:before="40" w:line="240" w:lineRule="auto"/>
+              <w:ind w:left="0" w:right="0" w:firstLine="0"/>
+              <w:jc w:val="left"/>
+              <w:rPr>
+                <w:sz w:val="21"/>
+                <w:szCs w:val="21"/>
+              </w:rPr>
+            </w:pPr>
+            <w:r>
+              <w:rPr>
+                <w:rFonts w:ascii="Arial" w:hAnsi="Arial"/>
+                <w:b w:val="0"/>
+                <w:sz w:val="18"/>
+              </w:rPr>
+              <w:t>reflexo de jogo e estudo</w:t>
+            </w:r>
+          </w:p>
+        </w:tc>
+      </w:tr>
+      <w:tr>
+        <w:trPr>
+          <w:cantSplit w:val="0"/>
+          <w:tblHeader w:val="0"/>
+        </w:trPr>
+        <w:tc>
+          <w:tcPr>
+            <w:shd w:fill="auto" w:val="clear"/>
+            <w:tcMar>
+              <w:top w:w="100.0" w:type="dxa"/>
+              <w:left w:w="100.0" w:type="dxa"/>
+              <w:bottom w:w="100.0" w:type="dxa"/>
+              <w:right w:w="100.0" w:type="dxa"/>
+            </w:tcMar>
+            <w:vAlign w:val="center"/>
+          </w:tcPr>
+          <w:p>
+            <w:pPr>
+              <w:keepNext w:val="0"/>
+              <w:keepLines w:val="0"/>
+              <w:widowControl w:val="0"/>
+              <w:pBdr>
+                <w:top w:space="0" w:sz="0" w:val="nil"/>
+                <w:left w:space="0" w:sz="0" w:val="nil"/>
+                <w:bottom w:space="0" w:sz="0" w:val="nil"/>
+                <w:right w:space="0" w:sz="0" w:val="nil"/>
+                <w:between w:space="0" w:sz="0" w:val="nil"/>
+              </w:pBdr>
+              <w:shd w:fill="auto" w:val="clear"/>
+              <w:spacing w:after="40" w:before="40" w:line="240" w:lineRule="auto"/>
+              <w:ind w:left="0" w:right="0" w:firstLine="0"/>
+              <w:jc w:val="left"/>
+              <w:rPr>
+                <w:sz w:val="21"/>
+                <w:szCs w:val="21"/>
+              </w:rPr>
+            </w:pPr>
+            <w:r>
+              <w:rPr>
+                <w:rFonts w:ascii="Arial" w:hAnsi="Arial"/>
+                <w:b w:val="0"/>
+                <w:sz w:val="18"/>
+              </w:rPr>
+              <w:t>Tempo de reação</w:t>
+            </w:r>
+          </w:p>
+        </w:tc>
+        <w:tc>
+          <w:tcPr>
+            <w:shd w:fill="auto" w:val="clear"/>
+            <w:tcMar>
+              <w:top w:w="100.0" w:type="dxa"/>
+              <w:left w:w="100.0" w:type="dxa"/>
+              <w:bottom w:w="100.0" w:type="dxa"/>
+              <w:right w:w="100.0" w:type="dxa"/>
+            </w:tcMar>
+            <w:vAlign w:val="center"/>
+          </w:tcPr>
+          <w:p>
+            <w:pPr>
+              <w:keepNext w:val="0"/>
+              <w:keepLines w:val="0"/>
+              <w:widowControl w:val="0"/>
+              <w:pBdr>
+                <w:top w:space="0" w:sz="0" w:val="nil"/>
+                <w:left w:space="0" w:sz="0" w:val="nil"/>
+                <w:bottom w:space="0" w:sz="0" w:val="nil"/>
+                <w:right w:space="0" w:sz="0" w:val="nil"/>
+                <w:between w:space="0" w:sz="0" w:val="nil"/>
+              </w:pBdr>
+              <w:shd w:fill="auto" w:val="clear"/>
+              <w:spacing w:after="40" w:before="40" w:line="240" w:lineRule="auto"/>
+              <w:ind w:left="0" w:right="0" w:firstLine="0"/>
+              <w:jc w:val="left"/>
+              <w:rPr>
+                <w:sz w:val="21"/>
+                <w:szCs w:val="21"/>
+              </w:rPr>
+            </w:pPr>
+            <w:r>
+              <w:rPr>
+                <w:rFonts w:ascii="Arial" w:hAnsi="Arial"/>
+                <w:b w:val="0"/>
+                <w:sz w:val="18"/>
+              </w:rPr>
+              <w:t>0,539</w:t>
+            </w:r>
+          </w:p>
+        </w:tc>
+        <w:tc>
+          <w:tcPr>
+            <w:shd w:fill="auto" w:val="clear"/>
+            <w:tcMar>
+              <w:top w:w="100.0" w:type="dxa"/>
+              <w:left w:w="100.0" w:type="dxa"/>
+              <w:bottom w:w="100.0" w:type="dxa"/>
+              <w:right w:w="100.0" w:type="dxa"/>
+            </w:tcMar>
+            <w:vAlign w:val="center"/>
+          </w:tcPr>
+          <w:p>
+            <w:pPr>
+              <w:keepNext w:val="0"/>
+              <w:keepLines w:val="0"/>
+              <w:widowControl w:val="0"/>
+              <w:pBdr>
+                <w:top w:space="0" w:sz="0" w:val="nil"/>
+                <w:left w:space="0" w:sz="0" w:val="nil"/>
+                <w:bottom w:space="0" w:sz="0" w:val="nil"/>
+                <w:right w:space="0" w:sz="0" w:val="nil"/>
+                <w:between w:space="0" w:sz="0" w:val="nil"/>
+              </w:pBdr>
+              <w:shd w:fill="auto" w:val="clear"/>
+              <w:spacing w:after="40" w:before="40" w:line="240" w:lineRule="auto"/>
+              <w:ind w:left="0" w:right="0" w:firstLine="0"/>
+              <w:jc w:val="left"/>
+              <w:rPr>
+                <w:sz w:val="21"/>
+                <w:szCs w:val="21"/>
+              </w:rPr>
+            </w:pPr>
+            <w:r>
+              <w:rPr>
+                <w:rFonts w:ascii="Arial" w:hAnsi="Arial"/>
+                <w:b w:val="0"/>
+                <w:sz w:val="18"/>
+              </w:rPr>
+              <w:t>−0,013</w:t>
+            </w:r>
+          </w:p>
+        </w:tc>
+        <w:tc>
+          <w:tcPr>
+            <w:shd w:fill="auto" w:val="clear"/>
+            <w:tcMar>
+              <w:top w:w="100.0" w:type="dxa"/>
+              <w:left w:w="100.0" w:type="dxa"/>
+              <w:bottom w:w="100.0" w:type="dxa"/>
+              <w:right w:w="100.0" w:type="dxa"/>
+            </w:tcMar>
+            <w:vAlign w:val="center"/>
+          </w:tcPr>
+          <w:p>
+            <w:pPr>
+              <w:keepNext w:val="0"/>
+              <w:keepLines w:val="0"/>
+              <w:widowControl w:val="0"/>
+              <w:pBdr>
+                <w:top w:space="0" w:sz="0" w:val="nil"/>
+                <w:left w:space="0" w:sz="0" w:val="nil"/>
+                <w:bottom w:space="0" w:sz="0" w:val="nil"/>
+                <w:right w:space="0" w:sz="0" w:val="nil"/>
+                <w:between w:space="0" w:sz="0" w:val="nil"/>
+              </w:pBdr>
+              <w:shd w:fill="auto" w:val="clear"/>
+              <w:spacing w:after="40" w:before="40" w:line="240" w:lineRule="auto"/>
+              <w:ind w:left="0" w:right="0" w:firstLine="0"/>
+              <w:jc w:val="left"/>
+              <w:rPr>
+                <w:sz w:val="21"/>
+                <w:szCs w:val="21"/>
+              </w:rPr>
+            </w:pPr>
+            <w:r>
+              <w:rPr>
+                <w:rFonts w:ascii="Arial" w:hAnsi="Arial"/>
+                <w:b w:val="0"/>
+                <w:sz w:val="18"/>
+              </w:rPr>
+              <w:t>0,0000</w:t>
+            </w:r>
+          </w:p>
+        </w:tc>
+        <w:tc>
+          <w:tcPr>
+            <w:shd w:fill="auto" w:val="clear"/>
+            <w:tcMar>
+              <w:top w:w="100.0" w:type="dxa"/>
+              <w:left w:w="100.0" w:type="dxa"/>
+              <w:bottom w:w="100.0" w:type="dxa"/>
+              <w:right w:w="100.0" w:type="dxa"/>
+            </w:tcMar>
+            <w:vAlign w:val="center"/>
+          </w:tcPr>
+          <w:p>
+            <w:pPr>
+              <w:keepNext w:val="0"/>
+              <w:keepLines w:val="0"/>
+              <w:widowControl w:val="0"/>
+              <w:pBdr>
+                <w:top w:space="0" w:sz="0" w:val="nil"/>
+                <w:left w:space="0" w:sz="0" w:val="nil"/>
+                <w:bottom w:space="0" w:sz="0" w:val="nil"/>
+                <w:right w:space="0" w:sz="0" w:val="nil"/>
+                <w:between w:space="0" w:sz="0" w:val="nil"/>
+              </w:pBdr>
+              <w:shd w:fill="auto" w:val="clear"/>
+              <w:spacing w:after="40" w:before="40" w:line="240" w:lineRule="auto"/>
+              <w:ind w:left="0" w:right="0" w:firstLine="0"/>
+              <w:jc w:val="left"/>
+              <w:rPr>
+                <w:sz w:val="21"/>
+                <w:szCs w:val="21"/>
+              </w:rPr>
+            </w:pPr>
+            <w:r>
+              <w:rPr>
+                <w:rFonts w:ascii="Arial" w:hAnsi="Arial"/>
+                <w:b w:val="0"/>
+                <w:sz w:val="18"/>
+              </w:rPr>
+              <w:t>reflexo de jogo e estudo</w:t>
+            </w:r>
+          </w:p>
+        </w:tc>
+      </w:tr>
+      <w:tr>
+        <w:trPr>
+          <w:cantSplit w:val="0"/>
+          <w:tblHeader w:val="0"/>
+        </w:trPr>
+        <w:tc>
+          <w:tcPr>
+            <w:shd w:fill="auto" w:val="clear"/>
+            <w:tcMar>
+              <w:top w:w="100.0" w:type="dxa"/>
+              <w:left w:w="100.0" w:type="dxa"/>
+              <w:bottom w:w="100.0" w:type="dxa"/>
+              <w:right w:w="100.0" w:type="dxa"/>
+            </w:tcMar>
+            <w:vAlign w:val="center"/>
+          </w:tcPr>
+          <w:p>
+            <w:pPr>
+              <w:keepNext w:val="0"/>
+              <w:keepLines w:val="0"/>
+              <w:widowControl w:val="0"/>
+              <w:pBdr>
+                <w:top w:space="0" w:sz="0" w:val="nil"/>
+                <w:left w:space="0" w:sz="0" w:val="nil"/>
+                <w:bottom w:space="0" w:sz="0" w:val="nil"/>
+                <w:right w:space="0" w:sz="0" w:val="nil"/>
+                <w:between w:space="0" w:sz="0" w:val="nil"/>
+              </w:pBdr>
+              <w:shd w:fill="auto" w:val="clear"/>
+              <w:spacing w:after="40" w:before="40" w:line="240" w:lineRule="auto"/>
+              <w:ind w:left="0" w:right="0" w:firstLine="0"/>
+              <w:jc w:val="left"/>
+              <w:rPr>
+                <w:sz w:val="21"/>
+                <w:szCs w:val="21"/>
+              </w:rPr>
+            </w:pPr>
+            <w:r>
+              <w:rPr>
+                <w:rFonts w:ascii="Arial" w:hAnsi="Arial"/>
+                <w:b w:val="0"/>
+                <w:sz w:val="18"/>
+              </w:rPr>
+              <w:t>Escore de dependência</w:t>
+            </w:r>
+          </w:p>
+        </w:tc>
+        <w:tc>
+          <w:tcPr>
+            <w:shd w:fill="auto" w:val="clear"/>
+            <w:tcMar>
+              <w:top w:w="100.0" w:type="dxa"/>
+              <w:left w:w="100.0" w:type="dxa"/>
+              <w:bottom w:w="100.0" w:type="dxa"/>
+              <w:right w:w="100.0" w:type="dxa"/>
+            </w:tcMar>
+            <w:vAlign w:val="center"/>
+          </w:tcPr>
+          <w:p>
+            <w:pPr>
+              <w:keepNext w:val="0"/>
+              <w:keepLines w:val="0"/>
+              <w:widowControl w:val="0"/>
+              <w:pBdr>
+                <w:top w:space="0" w:sz="0" w:val="nil"/>
+                <w:left w:space="0" w:sz="0" w:val="nil"/>
+                <w:bottom w:space="0" w:sz="0" w:val="nil"/>
+                <w:right w:space="0" w:sz="0" w:val="nil"/>
+                <w:between w:space="0" w:sz="0" w:val="nil"/>
+              </w:pBdr>
+              <w:shd w:fill="auto" w:val="clear"/>
+              <w:spacing w:after="40" w:before="40" w:line="240" w:lineRule="auto"/>
+              <w:ind w:left="0" w:right="0" w:firstLine="0"/>
+              <w:jc w:val="left"/>
+              <w:rPr>
+                <w:sz w:val="21"/>
+                <w:szCs w:val="21"/>
+              </w:rPr>
+            </w:pPr>
+            <w:r>
+              <w:rPr>
+                <w:rFonts w:ascii="Arial" w:hAnsi="Arial"/>
+                <w:b w:val="0"/>
+                <w:sz w:val="18"/>
+              </w:rPr>
+              <w:t>−0,518</w:t>
+            </w:r>
+          </w:p>
+        </w:tc>
+        <w:tc>
+          <w:tcPr>
+            <w:shd w:fill="auto" w:val="clear"/>
+            <w:tcMar>
+              <w:top w:w="100.0" w:type="dxa"/>
+              <w:left w:w="100.0" w:type="dxa"/>
+              <w:bottom w:w="100.0" w:type="dxa"/>
+              <w:right w:w="100.0" w:type="dxa"/>
+            </w:tcMar>
+            <w:vAlign w:val="center"/>
+          </w:tcPr>
+          <w:p>
+            <w:pPr>
+              <w:keepNext w:val="0"/>
+              <w:keepLines w:val="0"/>
+              <w:widowControl w:val="0"/>
+              <w:pBdr>
+                <w:top w:space="0" w:sz="0" w:val="nil"/>
+                <w:left w:space="0" w:sz="0" w:val="nil"/>
+                <w:bottom w:space="0" w:sz="0" w:val="nil"/>
+                <w:right w:space="0" w:sz="0" w:val="nil"/>
+                <w:between w:space="0" w:sz="0" w:val="nil"/>
+              </w:pBdr>
+              <w:shd w:fill="auto" w:val="clear"/>
+              <w:spacing w:after="40" w:before="40" w:line="240" w:lineRule="auto"/>
+              <w:ind w:left="0" w:right="0" w:firstLine="0"/>
+              <w:jc w:val="left"/>
+              <w:rPr>
+                <w:sz w:val="21"/>
+                <w:szCs w:val="21"/>
+              </w:rPr>
+            </w:pPr>
+            <w:r>
+              <w:rPr>
+                <w:rFonts w:ascii="Arial" w:hAnsi="Arial"/>
+                <w:b w:val="0"/>
+                <w:sz w:val="18"/>
+              </w:rPr>
+              <w:t>−0,001</w:t>
+            </w:r>
+          </w:p>
+        </w:tc>
+        <w:tc>
+          <w:tcPr>
+            <w:shd w:fill="auto" w:val="clear"/>
+            <w:tcMar>
+              <w:top w:w="100.0" w:type="dxa"/>
+              <w:left w:w="100.0" w:type="dxa"/>
+              <w:bottom w:w="100.0" w:type="dxa"/>
+              <w:right w:w="100.0" w:type="dxa"/>
+            </w:tcMar>
+            <w:vAlign w:val="center"/>
+          </w:tcPr>
+          <w:p>
+            <w:pPr>
+              <w:keepNext w:val="0"/>
+              <w:keepLines w:val="0"/>
+              <w:widowControl w:val="0"/>
+              <w:pBdr>
+                <w:top w:space="0" w:sz="0" w:val="nil"/>
+                <w:left w:space="0" w:sz="0" w:val="nil"/>
+                <w:bottom w:space="0" w:sz="0" w:val="nil"/>
+                <w:right w:space="0" w:sz="0" w:val="nil"/>
+                <w:between w:space="0" w:sz="0" w:val="nil"/>
+              </w:pBdr>
+              <w:shd w:fill="auto" w:val="clear"/>
+              <w:spacing w:after="40" w:before="40" w:line="240" w:lineRule="auto"/>
+              <w:ind w:left="0" w:right="0" w:firstLine="0"/>
+              <w:jc w:val="left"/>
+              <w:rPr>
+                <w:sz w:val="21"/>
+                <w:szCs w:val="21"/>
+              </w:rPr>
+            </w:pPr>
+            <w:r>
+              <w:rPr>
+                <w:rFonts w:ascii="Arial" w:hAnsi="Arial"/>
+                <w:b w:val="0"/>
+                <w:sz w:val="18"/>
+              </w:rPr>
+              <w:t>0,0000</w:t>
+            </w:r>
+          </w:p>
+        </w:tc>
+        <w:tc>
+          <w:tcPr>
+            <w:shd w:fill="auto" w:val="clear"/>
+            <w:tcMar>
+              <w:top w:w="100.0" w:type="dxa"/>
+              <w:left w:w="100.0" w:type="dxa"/>
+              <w:bottom w:w="100.0" w:type="dxa"/>
+              <w:right w:w="100.0" w:type="dxa"/>
+            </w:tcMar>
+            <w:vAlign w:val="center"/>
+          </w:tcPr>
+          <w:p>
+            <w:pPr>
+              <w:keepNext w:val="0"/>
+              <w:keepLines w:val="0"/>
+              <w:widowControl w:val="0"/>
+              <w:pBdr>
+                <w:top w:space="0" w:sz="0" w:val="nil"/>
+                <w:left w:space="0" w:sz="0" w:val="nil"/>
+                <w:bottom w:space="0" w:sz="0" w:val="nil"/>
+                <w:right w:space="0" w:sz="0" w:val="nil"/>
+                <w:between w:space="0" w:sz="0" w:val="nil"/>
+              </w:pBdr>
+              <w:shd w:fill="auto" w:val="clear"/>
+              <w:spacing w:after="40" w:before="40" w:line="240" w:lineRule="auto"/>
+              <w:ind w:left="0" w:right="0" w:firstLine="0"/>
+              <w:jc w:val="left"/>
+              <w:rPr>
+                <w:sz w:val="21"/>
+                <w:szCs w:val="21"/>
+              </w:rPr>
+            </w:pPr>
+            <w:r>
+              <w:rPr>
+                <w:rFonts w:ascii="Arial" w:hAnsi="Arial"/>
+                <w:b w:val="0"/>
+                <w:sz w:val="18"/>
+              </w:rPr>
+              <w:t>reflexo de jogo e estudo</w:t>
+            </w:r>
+          </w:p>
+        </w:tc>
+      </w:tr>
+      <w:tr>
+        <w:trPr>
+          <w:cantSplit w:val="0"/>
+          <w:tblHeader w:val="0"/>
+        </w:trPr>
+        <w:tc>
+          <w:tcPr>
+            <w:shd w:fill="auto" w:val="clear"/>
+            <w:tcMar>
+              <w:top w:w="100.0" w:type="dxa"/>
+              <w:left w:w="100.0" w:type="dxa"/>
+              <w:bottom w:w="100.0" w:type="dxa"/>
+              <w:right w:w="100.0" w:type="dxa"/>
+            </w:tcMar>
+            <w:vAlign w:val="center"/>
+          </w:tcPr>
+          <w:p>
+            <w:pPr>
+              <w:keepNext w:val="0"/>
+              <w:keepLines w:val="0"/>
+              <w:widowControl w:val="0"/>
+              <w:pBdr>
+                <w:top w:space="0" w:sz="0" w:val="nil"/>
+                <w:left w:space="0" w:sz="0" w:val="nil"/>
+                <w:bottom w:space="0" w:sz="0" w:val="nil"/>
+                <w:right w:space="0" w:sz="0" w:val="nil"/>
+                <w:between w:space="0" w:sz="0" w:val="nil"/>
+              </w:pBdr>
+              <w:shd w:fill="auto" w:val="clear"/>
+              <w:spacing w:after="40" w:before="40" w:line="240" w:lineRule="auto"/>
+              <w:ind w:left="0" w:right="0" w:firstLine="0"/>
+              <w:jc w:val="left"/>
+              <w:rPr>
+                <w:sz w:val="21"/>
+                <w:szCs w:val="21"/>
+              </w:rPr>
+            </w:pPr>
+            <w:r>
+              <w:rPr>
+                <w:rFonts w:ascii="Arial" w:hAnsi="Arial"/>
+                <w:b w:val="0"/>
+                <w:sz w:val="18"/>
+              </w:rPr>
+              <w:t>Uso de dispositivos</w:t>
+            </w:r>
+          </w:p>
+        </w:tc>
+        <w:tc>
+          <w:tcPr>
+            <w:shd w:fill="auto" w:val="clear"/>
+            <w:tcMar>
+              <w:top w:w="100.0" w:type="dxa"/>
+              <w:left w:w="100.0" w:type="dxa"/>
+              <w:bottom w:w="100.0" w:type="dxa"/>
+              <w:right w:w="100.0" w:type="dxa"/>
+            </w:tcMar>
+            <w:vAlign w:val="center"/>
+          </w:tcPr>
+          <w:p>
+            <w:pPr>
+              <w:keepNext w:val="0"/>
+              <w:keepLines w:val="0"/>
+              <w:widowControl w:val="0"/>
+              <w:pBdr>
+                <w:top w:space="0" w:sz="0" w:val="nil"/>
+                <w:left w:space="0" w:sz="0" w:val="nil"/>
+                <w:bottom w:space="0" w:sz="0" w:val="nil"/>
+                <w:right w:space="0" w:sz="0" w:val="nil"/>
+                <w:between w:space="0" w:sz="0" w:val="nil"/>
+              </w:pBdr>
+              <w:shd w:fill="auto" w:val="clear"/>
+              <w:spacing w:after="40" w:before="40" w:line="240" w:lineRule="auto"/>
+              <w:ind w:left="0" w:right="0" w:firstLine="0"/>
+              <w:jc w:val="left"/>
+              <w:rPr>
+                <w:sz w:val="21"/>
+                <w:szCs w:val="21"/>
+              </w:rPr>
+            </w:pPr>
+            <w:r>
+              <w:rPr>
+                <w:rFonts w:ascii="Arial" w:hAnsi="Arial"/>
+                <w:b w:val="0"/>
+                <w:sz w:val="18"/>
+              </w:rPr>
+              <w:t>−0,490</w:t>
+            </w:r>
+          </w:p>
+        </w:tc>
+        <w:tc>
+          <w:tcPr>
+            <w:shd w:fill="auto" w:val="clear"/>
+            <w:tcMar>
+              <w:top w:w="100.0" w:type="dxa"/>
+              <w:left w:w="100.0" w:type="dxa"/>
+              <w:bottom w:w="100.0" w:type="dxa"/>
+              <w:right w:w="100.0" w:type="dxa"/>
+            </w:tcMar>
+            <w:vAlign w:val="center"/>
+          </w:tcPr>
+          <w:p>
+            <w:pPr>
+              <w:keepNext w:val="0"/>
+              <w:keepLines w:val="0"/>
+              <w:widowControl w:val="0"/>
+              <w:pBdr>
+                <w:top w:space="0" w:sz="0" w:val="nil"/>
+                <w:left w:space="0" w:sz="0" w:val="nil"/>
+                <w:bottom w:space="0" w:sz="0" w:val="nil"/>
+                <w:right w:space="0" w:sz="0" w:val="nil"/>
+                <w:between w:space="0" w:sz="0" w:val="nil"/>
+              </w:pBdr>
+              <w:shd w:fill="auto" w:val="clear"/>
+              <w:spacing w:after="40" w:before="40" w:line="240" w:lineRule="auto"/>
+              <w:ind w:left="0" w:right="0" w:firstLine="0"/>
+              <w:jc w:val="left"/>
+              <w:rPr>
+                <w:sz w:val="21"/>
+                <w:szCs w:val="21"/>
+              </w:rPr>
+            </w:pPr>
+            <w:r>
+              <w:rPr>
+                <w:rFonts w:ascii="Arial" w:hAnsi="Arial"/>
+                <w:b w:val="0"/>
+                <w:sz w:val="18"/>
+              </w:rPr>
+              <w:t>−0,001</w:t>
+            </w:r>
+          </w:p>
+        </w:tc>
+        <w:tc>
+          <w:tcPr>
+            <w:shd w:fill="auto" w:val="clear"/>
+            <w:tcMar>
+              <w:top w:w="100.0" w:type="dxa"/>
+              <w:left w:w="100.0" w:type="dxa"/>
+              <w:bottom w:w="100.0" w:type="dxa"/>
+              <w:right w:w="100.0" w:type="dxa"/>
+            </w:tcMar>
+            <w:vAlign w:val="center"/>
+          </w:tcPr>
+          <w:p>
+            <w:pPr>
+              <w:keepNext w:val="0"/>
+              <w:keepLines w:val="0"/>
+              <w:widowControl w:val="0"/>
+              <w:pBdr>
+                <w:top w:space="0" w:sz="0" w:val="nil"/>
+                <w:left w:space="0" w:sz="0" w:val="nil"/>
+                <w:bottom w:space="0" w:sz="0" w:val="nil"/>
+                <w:right w:space="0" w:sz="0" w:val="nil"/>
+                <w:between w:space="0" w:sz="0" w:val="nil"/>
+              </w:pBdr>
+              <w:shd w:fill="auto" w:val="clear"/>
+              <w:spacing w:after="40" w:before="40" w:line="240" w:lineRule="auto"/>
+              <w:ind w:left="0" w:right="0" w:firstLine="0"/>
+              <w:jc w:val="left"/>
+              <w:rPr>
+                <w:sz w:val="21"/>
+                <w:szCs w:val="21"/>
+              </w:rPr>
+            </w:pPr>
+            <w:r>
+              <w:rPr>
+                <w:rFonts w:ascii="Arial" w:hAnsi="Arial"/>
+                <w:b w:val="0"/>
+                <w:sz w:val="18"/>
+              </w:rPr>
+              <w:t>0,0000</w:t>
+            </w:r>
+          </w:p>
+        </w:tc>
+        <w:tc>
+          <w:tcPr>
+            <w:shd w:fill="auto" w:val="clear"/>
+            <w:tcMar>
+              <w:top w:w="100.0" w:type="dxa"/>
+              <w:left w:w="100.0" w:type="dxa"/>
+              <w:bottom w:w="100.0" w:type="dxa"/>
+              <w:right w:w="100.0" w:type="dxa"/>
+            </w:tcMar>
+            <w:vAlign w:val="center"/>
+          </w:tcPr>
+          <w:p>
+            <w:pPr>
+              <w:keepNext w:val="0"/>
+              <w:keepLines w:val="0"/>
+              <w:widowControl w:val="0"/>
+              <w:pBdr>
+                <w:top w:space="0" w:sz="0" w:val="nil"/>
+                <w:left w:space="0" w:sz="0" w:val="nil"/>
+                <w:bottom w:space="0" w:sz="0" w:val="nil"/>
+                <w:right w:space="0" w:sz="0" w:val="nil"/>
+                <w:between w:space="0" w:sz="0" w:val="nil"/>
+              </w:pBdr>
+              <w:shd w:fill="auto" w:val="clear"/>
+              <w:spacing w:after="40" w:before="40" w:line="240" w:lineRule="auto"/>
+              <w:ind w:left="0" w:right="0" w:firstLine="0"/>
+              <w:jc w:val="left"/>
+              <w:rPr>
+                <w:sz w:val="21"/>
+                <w:szCs w:val="21"/>
+              </w:rPr>
+            </w:pPr>
+            <w:r>
+              <w:rPr>
+                <w:rFonts w:ascii="Arial" w:hAnsi="Arial"/>
+                <w:b w:val="0"/>
+                <w:sz w:val="18"/>
+              </w:rPr>
+              <w:t>reflexo de jogo e estudo</w:t>
+            </w:r>
+          </w:p>
+        </w:tc>
+      </w:tr>
+    </w:tbl>
+    <w:p>
+      <w:pPr>
+        <w:widowControl w:val="1"/>
+        <w:spacing w:after="160" w:before="60" w:line="240" w:lineRule="auto"/>
+        <w:ind w:firstLine="0"/>
+        <w:jc w:val="center"/>
+        <w:rPr>
+          <w:sz w:val="22"/>
+          <w:szCs w:val="22"/>
+        </w:rPr>
+      </w:pPr>
+      <w:r>
+        <w:rPr>
+          <w:rFonts w:ascii="Arial" w:hAnsi="Arial"/>
+          <w:b w:val="0"/>
+          <w:sz w:val="18"/>
+        </w:rPr>
+        <w:t>Fonte: elaborada pelos autores com base nos dados analisados.</w:t>
+      </w:r>
+    </w:p>
+    <w:p>
+      <w:pPr>
+        <w:widowControl w:val="1"/>
+        <w:spacing w:after="0" w:before="0" w:line="240" w:lineRule="auto"/>
+        <w:ind w:left="0" w:firstLine="0"/>
+        <w:rPr>
+          <w:sz w:val="21"/>
+          <w:szCs w:val="21"/>
+        </w:rPr>
+      </w:pPr>
+      <w:r>
+        <w:rPr>
+          <w:b w:val="0"/>
+        </w:rPr>
+      </w:r>
+    </w:p>
+    <w:p>
+      <w:pPr>
+        <w:widowControl w:val="1"/>
+        <w:spacing w:after="120" w:line="360" w:lineRule="auto"/>
+        <w:ind w:firstLine="709"/>
+        <w:jc w:val="both"/>
+        <w:rPr>
+          <w:sz w:val="21"/>
+          <w:szCs w:val="21"/>
+        </w:rPr>
+      </w:pPr>
+      <w:r>
+        <w:rPr>
+          <w:rFonts w:ascii="Arial" w:hAnsi="Arial"/>
+          <w:b w:val="0"/>
+          <w:sz w:val="24"/>
+        </w:rPr>
+        <w:t xml:space="preserve">O nível de estresse cai de r = 0,518 para </w:t>
+      </w:r>
+      <w:r>
+        <w:rPr>
+          <w:rFonts w:ascii="Arial" w:hAnsi="Arial"/>
+          <w:b/>
+          <w:sz w:val="24"/>
+        </w:rPr>
+        <w:t>−0,098</w:t>
+      </w:r>
+      <w:r>
+        <w:rPr>
+          <w:rFonts w:ascii="Arial" w:hAnsi="Arial"/>
+          <w:b w:val="0"/>
+          <w:sz w:val="24"/>
+        </w:rPr>
+        <w:t xml:space="preserve"> e o tempo de reação, de 0,539 para </w:t>
+      </w:r>
+      <w:r>
+        <w:rPr>
+          <w:rFonts w:ascii="Arial" w:hAnsi="Arial"/>
+          <w:b/>
+          <w:sz w:val="24"/>
+        </w:rPr>
+        <w:t>−0,013</w:t>
+      </w:r>
+      <w:r>
+        <w:rPr>
+          <w:rFonts w:ascii="Arial" w:hAnsi="Arial"/>
+          <w:b w:val="0"/>
+          <w:sz w:val="24"/>
+        </w:rPr>
+        <w:t xml:space="preserve">; o ganho de poder explicativo das duas é de 0,0016 e 0,0000, respectivamente. A explicação é direta: os grupos de estresse têm rotinas muito diferentes — quem declara estresse alto estuda 8,45 h por dia, contra 4,83 h de quem declara estresse baixo. O estresse não é um fator associado à nota, e sim um </w:t>
+      </w:r>
+      <w:r>
+        <w:rPr>
+          <w:rFonts w:ascii="Arial" w:hAnsi="Arial"/>
+          <w:b/>
+          <w:sz w:val="24"/>
+        </w:rPr>
+        <w:t>marcador de quem estuda mais</w:t>
+      </w:r>
+      <w:r>
+        <w:rPr>
+          <w:rFonts w:ascii="Arial" w:hAnsi="Arial"/>
+          <w:b w:val="0"/>
+          <w:sz w:val="24"/>
+        </w:rPr>
+        <w:t>. O tempo de reação, por sua vez, tem correlação de −0,94 com as horas de jogo e apenas mede o tempo de jogo por outro caminho. Com isso, a dúvida registrada na primeira versão deste resumo está resolvida: as duas associações não se sustentam e nenhuma das variáveis deve ser tratada como fator.</w:t>
+      </w:r>
+    </w:p>
+    <w:p>
+      <w:pPr>
+        <w:widowControl w:val="1"/>
+        <w:spacing w:after="120" w:line="360" w:lineRule="auto"/>
+        <w:ind w:firstLine="709"/>
+        <w:jc w:val="both"/>
+        <w:rPr>
+          <w:sz w:val="21"/>
+          <w:szCs w:val="21"/>
+        </w:rPr>
+      </w:pPr>
+      <w:r>
+        <w:rPr>
+          <w:rFonts w:ascii="Arial" w:hAnsi="Arial"/>
+          <w:b w:val="0"/>
+          <w:sz w:val="24"/>
+        </w:rPr>
+        <w:t xml:space="preserve">O mesmo controle revela um problema de </w:t>
+      </w:r>
+      <w:r>
+        <w:rPr>
+          <w:rFonts w:ascii="Arial" w:hAnsi="Arial"/>
+          <w:b/>
+          <w:sz w:val="24"/>
+        </w:rPr>
+        <w:t>redundância</w:t>
+      </w:r>
+      <w:r>
+        <w:rPr>
+          <w:rFonts w:ascii="Arial" w:hAnsi="Arial"/>
+          <w:b w:val="0"/>
+          <w:sz w:val="24"/>
+        </w:rPr>
+        <w:t xml:space="preserve"> entre as variáveis da base. O escore de dependência e o uso de dispositivos têm correlação bruta de −0,52 e −0,49 com a nota, mas correlação parcial de −0,001 e ganho de R² nulo: eles repetem a informação das horas de jogo, com as quais se correlacionam a 0,91 e 0,85 (o tempo de reação, a −0,94). O VIF confirma o diagnóstico e mostra que ele é localizado: horas de jogo (14,4), tempo de reação (8,4) e escore de dependência (6,5) ficam acima do limite de atenção, uso de dispositivos fica logo abaixo (4,0) e todas as demais variáveis ficam em VIF ≈ 1,0. São quatro medidas do mesmo comportamento, e não quatro fatores: </w:t>
+      </w:r>
+      <w:r>
+        <w:rPr>
+          <w:rFonts w:ascii="Arial" w:hAnsi="Arial"/>
+          <w:b/>
+          <w:sz w:val="24"/>
+        </w:rPr>
+        <w:t>colocá-las juntas em uma regressão produziria coeficientes instáveis e inflaria artificialmente a contagem de fatores associados à nota</w:t>
+      </w:r>
+      <w:r>
+        <w:rPr>
+          <w:rFonts w:ascii="Arial" w:hAnsi="Arial"/>
+          <w:b w:val="0"/>
+          <w:sz w:val="24"/>
+        </w:rPr>
+        <w:t>. Nos modelos preditivos da Seção 4, a verificação foi refeita e remover as três variáveis redundantes não alterou o erro de previsão, confirmando que elas não carregam informação própria.</w:t>
+      </w:r>
+    </w:p>
+    <w:p>
+      <w:pPr>
+        <w:widowControl w:val="1"/>
+        <w:spacing w:after="120" w:line="360" w:lineRule="auto"/>
+        <w:ind w:firstLine="709"/>
+        <w:jc w:val="both"/>
+        <w:rPr>
+          <w:sz w:val="21"/>
+          <w:szCs w:val="21"/>
+        </w:rPr>
+      </w:pPr>
+      <w:r>
+        <w:rPr>
+          <w:rFonts w:ascii="Arial" w:hAnsi="Arial"/>
+          <w:b w:val="0"/>
+          <w:sz w:val="24"/>
+        </w:rPr>
+        <w:t xml:space="preserve">O controle também corrige o sentido oposto: duas variáveis estavam </w:t>
+      </w:r>
+      <w:r>
+        <w:rPr>
+          <w:rFonts w:ascii="Arial" w:hAnsi="Arial"/>
+          <w:b/>
+          <w:sz w:val="24"/>
+        </w:rPr>
+        <w:t>subestimadas</w:t>
+      </w:r>
+      <w:r>
+        <w:rPr>
+          <w:rFonts w:ascii="Arial" w:hAnsi="Arial"/>
+          <w:b w:val="0"/>
+          <w:sz w:val="24"/>
+        </w:rPr>
+        <w:t xml:space="preserve"> na análise bruta. A correlação do sono com a nota sobe de 0,241 para 0,576 e a da frequência às aulas, de 0,130 para 0,337; são as únicas, além de jogo e estudo, com ganho de R² relevante (0,0545 e 0,0187, contra 0,0016 do estresse). As duas estavam encobertas pela variação muito maior de jogo e estudo. Os dois resultados são coerentes com a literatura: a presença às aulas tem associação consistente com as notas (CREDÉ; ROCH; KIESZCZYNKA, 2010), e a média de sono da base (6,47 h) está abaixo das 7 a 9 horas recomendadas para jovens adultos (HIRSHKOWITZ et al., 2015), faixa em que o efeito da privação de sono sobre o desempenho tende a ser mais perceptível. A Figura 7 resume o antes e o depois do controle.</w:t>
+      </w:r>
+    </w:p>
+    <w:p>
+      <w:pPr>
+        <w:keepNext w:val="1"/>
+        <w:widowControl w:val="1"/>
+        <w:spacing w:after="100" w:before="160" w:lineRule="auto"/>
+        <w:ind w:left="0" w:firstLine="0"/>
+        <w:jc w:val="center"/>
+        <w:rPr>
+          <w:sz w:val="22"/>
+          <w:szCs w:val="22"/>
+        </w:rPr>
+      </w:pPr>
+      <w:r>
+        <w:rPr>
+          <w:rFonts w:ascii="Arial" w:hAnsi="Arial"/>
+          <w:b w:val="0"/>
+          <w:sz w:val="20"/>
+        </w:rPr>
+        <w:t>FIGURA 7 - Correlação com a nota antes e depois do controle por jogo e estudo</w:t>
+      </w:r>
+    </w:p>
+    <w:p>
+      <w:pPr>
+        <w:widowControl w:val="1"/>
+        <w:spacing w:after="80" w:before="80" w:line="240" w:lineRule="auto"/>
+        <w:ind w:firstLine="0"/>
+        <w:jc w:val="center"/>
+        <w:rPr>
+          <w:sz w:val="22"/>
+          <w:szCs w:val="22"/>
+        </w:rPr>
+      </w:pPr>
+      <w:r>
+        <w:drawing>
+          <wp:inline>
+            <wp:extent cx="5580000" cy="3100000"/>
+            <wp:docPr id="9" name="Picture 9"/>
+            <wp:cNvGraphicFramePr>
+              <a:graphicFrameLocks noChangeAspect="1"/>
+            </wp:cNvGraphicFramePr>
+            <a:graphic>
+              <a:graphicData uri="http://schemas.openxmlformats.org/drawingml/2006/picture">
+                <pic:pic>
+                  <pic:nvPicPr>
+                    <pic:cNvPr id="0" name="av1_07_correlacoes_parciais.png"/>
+                    <pic:cNvPicPr/>
+                  </pic:nvPicPr>
+                  <pic:blipFill>
+                    <a:blip r:embed="rId16"/>
+                    <a:stretch>
+                      <a:fillRect/>
+                    </a:stretch>
+                  </pic:blipFill>
+                  <pic:spPr>
+                    <a:xfrm>
+                      <a:off x="0" y="0"/>
+                      <a:ext cx="5580000" cy="3100000"/>
+                    </a:xfrm>
+                    <a:prstGeom prst="rect"/>
+                  </pic:spPr>
+                </pic:pic>
+              </a:graphicData>
+            </a:graphic>
+          </wp:inline>
+        </w:drawing>
+      </w:r>
+    </w:p>
+    <w:p>
+      <w:pPr>
+        <w:widowControl w:val="1"/>
+        <w:spacing w:after="160" w:before="60" w:line="240" w:lineRule="auto"/>
+        <w:ind w:firstLine="0"/>
+        <w:jc w:val="center"/>
+        <w:rPr>
+          <w:sz w:val="22"/>
+          <w:szCs w:val="22"/>
+        </w:rPr>
+      </w:pPr>
+      <w:r>
+        <w:rPr>
+          <w:rFonts w:ascii="Arial" w:hAnsi="Arial"/>
+          <w:b w:val="0"/>
+          <w:sz w:val="18"/>
+        </w:rPr>
+        <w:t>Fonte: elaborada pelos autores com base nos dados analisados.</w:t>
+      </w:r>
+    </w:p>
+    <w:p>
+      <w:pPr>
+        <w:widowControl w:val="1"/>
+        <w:spacing w:after="0" w:before="0" w:line="240" w:lineRule="auto"/>
+        <w:ind w:left="0" w:firstLine="0"/>
+        <w:rPr>
+          <w:sz w:val="21"/>
+          <w:szCs w:val="21"/>
+        </w:rPr>
+      </w:pPr>
+      <w:r>
+        <w:rPr>
+          <w:b w:val="0"/>
+        </w:rPr>
+      </w:r>
+    </w:p>
+    <w:p>
+      <w:pPr>
+        <w:widowControl w:val="1"/>
+        <w:spacing w:after="120" w:line="360" w:lineRule="auto"/>
+        <w:ind w:firstLine="709"/>
+        <w:jc w:val="both"/>
+        <w:rPr>
+          <w:sz w:val="21"/>
+          <w:szCs w:val="21"/>
+        </w:rPr>
+      </w:pPr>
+      <w:r>
+        <w:rPr>
+          <w:rFonts w:ascii="Arial" w:hAnsi="Arial"/>
+          <w:b w:val="0"/>
+          <w:sz w:val="24"/>
+        </w:rPr>
+        <w:t xml:space="preserve">Em resumo, dos cinco fatores que a correlação bruta apontava além do tempo de estudo — jogo, dependência, dispositivos, tempo de reação e estresse —, restam depois do controle as </w:t>
+      </w:r>
+      <w:r>
+        <w:rPr>
+          <w:rFonts w:ascii="Arial" w:hAnsi="Arial"/>
+          <w:b/>
+          <w:sz w:val="24"/>
+        </w:rPr>
+        <w:t>horas de jogo</w:t>
+      </w:r>
+      <w:r>
+        <w:rPr>
+          <w:rFonts w:ascii="Arial" w:hAnsi="Arial"/>
+          <w:b w:val="0"/>
+          <w:sz w:val="24"/>
+        </w:rPr>
+        <w:t xml:space="preserve"> (representando todo o bloco redundante) e, de forma independente, as </w:t>
+      </w:r>
+      <w:r>
+        <w:rPr>
+          <w:rFonts w:ascii="Arial" w:hAnsi="Arial"/>
+          <w:b/>
+          <w:sz w:val="24"/>
+        </w:rPr>
+        <w:t>horas de sono</w:t>
+      </w:r>
+      <w:r>
+        <w:rPr>
+          <w:rFonts w:ascii="Arial" w:hAnsi="Arial"/>
+          <w:b w:val="0"/>
+          <w:sz w:val="24"/>
+        </w:rPr>
+        <w:t xml:space="preserve"> e a </w:t>
+      </w:r>
+      <w:r>
+        <w:rPr>
+          <w:rFonts w:ascii="Arial" w:hAnsi="Arial"/>
+          <w:b/>
+          <w:sz w:val="24"/>
+        </w:rPr>
+        <w:t>frequência às aulas</w:t>
+      </w:r>
+      <w:r>
+        <w:rPr>
+          <w:rFonts w:ascii="Arial" w:hAnsi="Arial"/>
+          <w:b w:val="0"/>
+          <w:sz w:val="24"/>
+        </w:rPr>
+        <w:t>. Estresse e tempo de reação saem da lista.</w:t>
+      </w:r>
+    </w:p>
+    <w:p>
+      <w:pPr>
         <w:keepNext w:val="1"/>
         <w:keepLines w:val="0"/>
         <w:pageBreakBefore w:val="0"/>
@@ -4662,17 +10211,11 @@
       </w:pPr>
       <w:r>
         <w:rPr>
-          <w:rFonts w:ascii="Arial" w:cs="Arial" w:eastAsia="Arial" w:hAnsi="Arial"/>
-          <w:sz w:val="24"/>
-          <w:szCs w:val="24"/>
-          <w:rtl w:val="0"/>
-        </w:rPr>
-        <w:t xml:space="preserve">A principal limitação é a natureza dos dados: a própria fonte informa que a base é simulada, o que é reforçado pelas inconsistências encontradas (notas acima de 100, escores negativos e registros com mais de 24 horas diárias) e pelas distribuições uniformes. Por isso, os resultados servem como exercício analítico e não podem ser generalizados para estudantes reais. A base também não informa período nem recorte geográfico, e o efeito teto nas notas pode reduzir a diferenciação entre os estudantes de melhor desempenho.</w:t>
-      </w:r>
-      <w:r>
-        <w:rPr>
-          <w:rtl w:val="0"/>
-        </w:rPr>
+          <w:rFonts w:ascii="Arial" w:hAnsi="Arial"/>
+          <w:b w:val="0"/>
+          <w:sz w:val="24"/>
+        </w:rPr>
+        <w:t>A principal limitação é a natureza dos dados: a própria fonte informa que a base é simulada, o que é reforçado pelas inconsistências encontradas (notas acima de 100, escores negativos e registros com mais de 24 horas diárias), pelas distribuições uniformes e pela ausência total de valores atípicos após a limpeza. A magnitude das associações também destoa da literatura: a correlação de −0,57 entre horas de jogo e nota é de uma ordem de grandeza completamente diferente do r ≈ −0,01 estimado por Ferguson (2015) em dados reais. Por isso, os resultados servem como exercício analítico e não podem ser generalizados para estudantes reais. A base também não informa período, país nem instituição, o que impede qualquer comparação com uma população concreta.</w:t>
       </w:r>
     </w:p>
     <w:p>
@@ -4688,17 +10231,31 @@
       </w:pPr>
       <w:r>
         <w:rPr>
-          <w:rFonts w:ascii="Arial" w:cs="Arial" w:eastAsia="Arial" w:hAnsi="Arial"/>
-          <w:sz w:val="24"/>
-          <w:szCs w:val="24"/>
-          <w:rtl w:val="0"/>
-        </w:rPr>
-        <w:t xml:space="preserve">Além disso, a análise realizada até aqui é correlacional e não permite conclusões de causa e efeito: as associações observadas indicam onde investigar, mas não explicam por que ocorrem. Por fim, o grupo de estresse alto é bem menor que os demais (n = 1.010), o que deve ser considerado ao comparar as médias.</w:t>
-      </w:r>
-      <w:r>
-        <w:rPr>
-          <w:rtl w:val="0"/>
-        </w:rPr>
+          <w:rFonts w:ascii="Arial" w:hAnsi="Arial"/>
+          <w:b w:val="0"/>
+          <w:sz w:val="24"/>
+        </w:rPr>
+        <w:t>Duas limitações decorrem da estrutura da base e foram quantificadas nesta versão. A primeira é a redundância entre variáveis: quatro das nove numéricas medem o mesmo comportamento (VIF de 4,0 a 14,4), de modo que a base contém menos informação independente do que o número de colunas sugere, e análises que as tratem como fatores distintos superestimam a quantidade de determinantes da nota. A segunda é o efeito da própria preparação: 23,6% do pico em 100 foi criado ao limitarmos as notas acima do teto, e a remoção dos 98 registros impossíveis atingiu exclusivamente o grupo de estresse baixo, ampliando em 1,2 ponto o contraste entre níveis de estresse. A análise de sensibilidade da Seção 3.1 mostra que nenhuma conclusão se inverte, mas os números absolutos dependem dessas escolhas.</w:t>
+      </w:r>
+    </w:p>
+    <w:p>
+      <w:pPr>
+        <w:widowControl w:val="1"/>
+        <w:spacing w:after="120" w:line="360" w:lineRule="auto"/>
+        <w:ind w:firstLine="709"/>
+        <w:jc w:val="both"/>
+        <w:rPr>
+          <w:sz w:val="21"/>
+          <w:szCs w:val="21"/>
+        </w:rPr>
+      </w:pPr>
+      <w:r>
+        <w:rPr>
+          <w:rFonts w:ascii="Arial" w:hAnsi="Arial"/>
+          <w:b w:val="0"/>
+          <w:sz w:val="24"/>
+        </w:rPr>
+        <w:t>Por fim, a análise é correlacional e não permite conclusões de causa e efeito. Mesmo as associações que resistem ao controle por horas de jogo e de estudo podem ser explicadas por variáveis não medidas — dificuldade das disciplinas, trabalho, condição socioeconômica ou suporte familiar —, que a base não registra. Também permanece o desequilíbrio entre os grupos de estresse, sendo o grupo de estresse alto o menor (n = 1.010), o que exige cautela na comparação de médias.</w:t>
       </w:r>
     </w:p>
     <w:p>
@@ -4807,28 +10364,19 @@
       </w:pPr>
       <w:r>
         <w:rPr>
-          <w:rFonts w:ascii="Arial" w:cs="Arial" w:eastAsia="Arial" w:hAnsi="Arial"/>
-          <w:b w:val="1"/>
-          <w:bCs w:val="1"/>
-          <w:sz w:val="24"/>
-          <w:szCs w:val="24"/>
-          <w:rtl w:val="0"/>
-        </w:rPr>
-        <w:t xml:space="preserve">Concluído até o momento:</w:t>
-      </w:r>
-      <w:r>
-        <w:rPr>
-          <w:rFonts w:ascii="Arial" w:cs="Arial" w:eastAsia="Arial" w:hAnsi="Arial"/>
-          <w:sz w:val="24"/>
-          <w:szCs w:val="24"/>
-          <w:rtl w:val="0"/>
-        </w:rPr>
-        <w:t xml:space="preserve"> definição do problema, da pergunta de pesquisa e dos objetivos; obtenção e caracterização da base; diagnóstico de qualidade e pré-processamento, com a base tratada salva; EDA com estatísticas descritivas, distribuições, correlações e comparações entre grupos; e elaboração das visualizações explicativas dos principais achados.</w:t>
-      </w:r>
-      <w:r>
-        <w:rPr>
-          <w:rtl w:val="0"/>
-        </w:rPr>
+          <w:rFonts w:ascii="Arial" w:hAnsi="Arial"/>
+          <w:b/>
+          <w:sz w:val="24"/>
+        </w:rPr>
+        <w:t xml:space="preserve">Concluído até o momento: </w:t>
+      </w:r>
+      <w:r>
+        <w:rPr>
+          <w:rFonts w:ascii="Arial" w:hAnsi="Arial"/>
+          <w:b w:val="0"/>
+          <w:sz w:val="24"/>
+        </w:rPr>
+        <w:t>definição do problema, da pergunta de pesquisa e dos objetivos; obtenção e caracterização da base; diagnóstico de qualidade, pré-processamento e avaliação do efeito das decisões de limpeza; EDA com estatísticas descritivas, distribuições, correlações e comparações entre grupos; controle das associações por horas de jogo e de estudo, com correlações parciais, ganho de R² e VIF; visualizações explicativas dos principais achados; e a etapa preditiva, em dois notebooks complementares.</w:t>
       </w:r>
     </w:p>
     <w:p>
@@ -4844,28 +10392,19 @@
       </w:pPr>
       <w:r>
         <w:rPr>
-          <w:rFonts w:ascii="Arial" w:cs="Arial" w:eastAsia="Arial" w:hAnsi="Arial"/>
-          <w:b w:val="1"/>
-          <w:bCs w:val="1"/>
-          <w:sz w:val="24"/>
-          <w:szCs w:val="24"/>
-          <w:rtl w:val="0"/>
-        </w:rPr>
-        <w:t xml:space="preserve">Em andamento:</w:t>
-      </w:r>
-      <w:r>
-        <w:rPr>
-          <w:rFonts w:ascii="Arial" w:cs="Arial" w:eastAsia="Arial" w:hAnsi="Arial"/>
-          <w:sz w:val="24"/>
-          <w:szCs w:val="24"/>
-          <w:rtl w:val="0"/>
-        </w:rPr>
-        <w:t xml:space="preserve"> investigação dos resultados contraintuitivos, em especial a associação positiva entre estresse e nota e entre tempo de reação e nota.</w:t>
-      </w:r>
-      <w:r>
-        <w:rPr>
-          <w:rtl w:val="0"/>
-        </w:rPr>
+          <w:rFonts w:ascii="Arial" w:hAnsi="Arial"/>
+          <w:b/>
+          <w:sz w:val="24"/>
+        </w:rPr>
+        <w:t xml:space="preserve">Resultados da etapa preditiva: </w:t>
+      </w:r>
+      <w:r>
+        <w:rPr>
+          <w:rFonts w:ascii="Arial" w:hAnsi="Arial"/>
+          <w:b w:val="0"/>
+          <w:sz w:val="24"/>
+        </w:rPr>
+        <w:t>o modelo de regressão prevê a nota com erro médio absoluto de 5,14 pontos no conjunto de teste, contra 18,77 da referência que sempre responde a média (redução de 73%). O modelo de classificação, que indica quais estudantes ficariam abaixo da nota de corte de 60, identifica 95,3% deles. Nos dois casos, a variável mais importante não é nenhuma das originais, e sim uma criada a partir desta análise exploratória — o saldo entre estudo e jogo (horas de estudo menos horas de jogo) —, que concentra 92% e 89,8% da importância dos modelos. Confirmando a Seção 3.3, o nível de estresse, o tempo de reação, o escore de dependência e o uso de dispositivos recebem importância zero. A comparação entre faixas de uso mostrou que não há “ponto de virada”: a nota cai de forma contínua (82,1 até 2 h de jogo, 69,5 entre 2 h e 5 h, 52,4 acima de 5 h), e o grupo crítico é definido pela combinação de jogo alto e estudo baixo, com 98,5% de chance de ficar abaixo da nota de corte.</w:t>
       </w:r>
     </w:p>
     <w:p>
@@ -4881,28 +10420,19 @@
       </w:pPr>
       <w:r>
         <w:rPr>
-          <w:rFonts w:ascii="Arial" w:cs="Arial" w:eastAsia="Arial" w:hAnsi="Arial"/>
-          <w:b w:val="1"/>
-          <w:bCs w:val="1"/>
-          <w:sz w:val="24"/>
-          <w:szCs w:val="24"/>
-          <w:rtl w:val="0"/>
-        </w:rPr>
-        <w:t xml:space="preserve">Próximas etapas:</w:t>
-      </w:r>
-      <w:r>
-        <w:rPr>
-          <w:rFonts w:ascii="Arial" w:cs="Arial" w:eastAsia="Arial" w:hAnsi="Arial"/>
-          <w:sz w:val="24"/>
-          <w:szCs w:val="24"/>
-          <w:rtl w:val="0"/>
-        </w:rPr>
-        <w:t xml:space="preserve"> comparar a nota entre faixas de horas de jogo (uso leve, moderado e excessivo), para verificar se a relação é linear ou se existe um “ponto de virada”, já que a fonte menciona relações não lineares; investigar estresse, sono e escore de dependência como possíveis mediadores, por meio de regressões com e sem essas variáveis; construir um modelo de regressão para estimar o peso relativo de cada fator na nota; avaliar, nas aulas de análise preditiva, se um modelo de machine learning faz sentido para o projeto; e preparar os indicadores e o dashboard.</w:t>
-      </w:r>
-      <w:r>
-        <w:rPr>
-          <w:rtl w:val="0"/>
-        </w:rPr>
+          <w:rFonts w:ascii="Arial" w:hAnsi="Arial"/>
+          <w:b/>
+          <w:sz w:val="24"/>
+        </w:rPr>
+        <w:t xml:space="preserve">Próximas etapas: </w:t>
+      </w:r>
+      <w:r>
+        <w:rPr>
+          <w:rFonts w:ascii="Arial" w:hAnsi="Arial"/>
+          <w:b w:val="0"/>
+          <w:sz w:val="24"/>
+        </w:rPr>
+        <w:t>elaborar as visualizações finais e o dashboard de indicadores; preparar a apresentação do projeto; e, como encaminhamento para além desta disciplina, repetir o procedimento sobre dados reais de uma instituição, único caminho para transformar o exercício em evidência aplicável.</w:t>
       </w:r>
     </w:p>
     <w:p>
@@ -4984,17 +10514,11 @@
       </w:pPr>
       <w:r>
         <w:rPr>
-          <w:rFonts w:ascii="Arial" w:cs="Arial" w:eastAsia="Arial" w:hAnsi="Arial"/>
-          <w:sz w:val="24"/>
-          <w:szCs w:val="24"/>
-          <w:rtl w:val="0"/>
-        </w:rPr>
-        <w:t xml:space="preserve">O trabalho realizado até aqui permitiu caracterizar a base, tratar suas inconsistências e identificar os primeiros padrões relacionados ao objetivo do projeto. Os resultados indicam que o tempo de jogo está associado negativamente à nota, mas que o tempo de estudo apresenta associação mais forte, o que sugere que recomendações voltadas a garantir horas de estudo podem ser mais adequadas do que a simples restrição do jogo. A hipótese de que o sono mediaria a relação entre jogo e nota não encontrou suporte nos dados, e o tipo de jogo não apresentou relação com o desempenho.</w:t>
-      </w:r>
-      <w:r>
-        <w:rPr>
-          <w:rtl w:val="0"/>
-        </w:rPr>
+          <w:rFonts w:ascii="Arial" w:hAnsi="Arial"/>
+          <w:b w:val="0"/>
+          <w:sz w:val="24"/>
+        </w:rPr>
+        <w:t>O trabalho realizado permitiu caracterizar a base, tratar e avaliar suas inconsistências e identificar quais fatores efetivamente se associam à nota. O tempo de estudo e o tempo de jogo são os dois fatores centrais e explicam, sozinhos, 83,6% da variação das notas; entre eles, o tempo de estudo tem a associação mais forte, o que sustenta a recomendação de garantir horas de estudo em vez de simplesmente restringir o jogo. O sono e a frequência às aulas são fatores próprios, com efeito menor, mas real — e que só ficam visíveis quando o tempo de jogo e de estudo são controlados. A hipótese de que o sono mediaria a relação entre jogo e nota não encontrou suporte, e o tipo de jogo não apresentou relação com o desempenho.</w:t>
       </w:r>
     </w:p>
     <w:p>
@@ -5010,17 +10534,11 @@
       </w:pPr>
       <w:r>
         <w:rPr>
-          <w:rFonts w:ascii="Arial" w:cs="Arial" w:eastAsia="Arial" w:hAnsi="Arial"/>
-          <w:sz w:val="24"/>
-          <w:szCs w:val="24"/>
-          <w:rtl w:val="0"/>
-        </w:rPr>
-        <w:t xml:space="preserve">Por outro lado, a associação positiva entre estresse e nota ainda não tem explicação e não deve ser interpretada como um efeito do estresse. As próximas etapas, com a análise por faixas de uso e os modelos de regressão, permitirão estimar o peso de cada fator considerando os demais simultaneamente e verificar quais associações se mantêm, aproximando o projeto de uma resposta mais completa à pergunta central. Ainda assim, por se tratar de dados simulados, as conclusões devem ser entendidas como exercício analítico.</w:t>
-      </w:r>
-      <w:r>
-        <w:rPr>
-          <w:rtl w:val="0"/>
-        </w:rPr>
+          <w:rFonts w:ascii="Arial" w:hAnsi="Arial"/>
+          <w:b w:val="0"/>
+          <w:sz w:val="24"/>
+        </w:rPr>
+        <w:t>A associação positiva entre estresse e nota, que permanecia sem explicação na primeira versão deste resumo, está resolvida: ela desaparece ao controlar as horas de jogo e de estudo, porque o estresse declarado acompanha o volume de estudo. O mesmo vale para o tempo de reação. Esse resultado tem uma implicação prática direta: um programa de acompanhamento que usasse “estresse declarado” como critério de triagem selecionaria justamente os estudantes de melhor desempenho. Igualmente importante foi reconhecer que quatro variáveis da base medem o mesmo comportamento e não devem ser contadas como fatores distintos. Por fim, como os dados são simulados e parte dos padrões observados decorre das próprias decisões de limpeza, as conclusões devem ser entendidas como exercício analítico, e a transposição para um contexto real exige refazer a análise sobre dados de uma instituição.</w:t>
       </w:r>
     </w:p>
     <w:p>
@@ -5321,6 +10839,258 @@
         <w:rPr>
           <w:rtl w:val="0"/>
         </w:rPr>
+      </w:r>
+    </w:p>
+    <w:p>
+      <w:pPr>
+        <w:keepNext w:val="0"/>
+        <w:keepLines w:val="0"/>
+        <w:pageBreakBefore w:val="0"/>
+        <w:widowControl w:val="1"/>
+        <w:pBdr>
+          <w:top w:space="0" w:sz="0" w:val="nil"/>
+          <w:left w:space="0" w:sz="0" w:val="nil"/>
+          <w:bottom w:space="0" w:sz="0" w:val="nil"/>
+          <w:right w:space="0" w:sz="0" w:val="nil"/>
+          <w:between w:space="0" w:sz="0" w:val="nil"/>
+        </w:pBdr>
+        <w:shd w:fill="auto" w:val="clear"/>
+        <w:spacing w:after="120" w:before="60" w:line="240" w:lineRule="auto"/>
+        <w:ind w:left="0" w:right="0" w:firstLine="0"/>
+        <w:jc w:val="left"/>
+        <w:rPr>
+          <w:rFonts w:ascii="Times New Roman" w:cs="Times New Roman" w:eastAsia="Times New Roman" w:hAnsi="Times New Roman"/>
+          <w:b w:val="0"/>
+          <w:bCs w:val="0"/>
+          <w:i w:val="1"/>
+          <w:iCs w:val="1"/>
+          <w:smallCaps w:val="0"/>
+          <w:strike w:val="0"/>
+          <w:color w:val="000000"/>
+          <w:sz w:val="21"/>
+          <w:szCs w:val="21"/>
+          <w:u w:val="none"/>
+          <w:shd w:fill="auto" w:val="clear"/>
+          <w:vertAlign w:val="baseline"/>
+        </w:rPr>
+      </w:pPr>
+      <w:r>
+        <w:rPr>
+          <w:rFonts w:ascii="Arial" w:hAnsi="Arial"/>
+          <w:b w:val="0"/>
+          <w:sz w:val="24"/>
+        </w:rPr>
+        <w:t>ANAND, V. A study of time management: the correlation between video game usage and academic performance markers. CyberPsychology &amp; Behavior, v. 10, n. 4, p. 552-559, 2007.</w:t>
+      </w:r>
+    </w:p>
+    <w:p>
+      <w:pPr>
+        <w:keepNext w:val="0"/>
+        <w:keepLines w:val="0"/>
+        <w:pageBreakBefore w:val="0"/>
+        <w:widowControl w:val="1"/>
+        <w:pBdr>
+          <w:top w:space="0" w:sz="0" w:val="nil"/>
+          <w:left w:space="0" w:sz="0" w:val="nil"/>
+          <w:bottom w:space="0" w:sz="0" w:val="nil"/>
+          <w:right w:space="0" w:sz="0" w:val="nil"/>
+          <w:between w:space="0" w:sz="0" w:val="nil"/>
+        </w:pBdr>
+        <w:shd w:fill="auto" w:val="clear"/>
+        <w:spacing w:after="120" w:before="60" w:line="240" w:lineRule="auto"/>
+        <w:ind w:left="0" w:right="0" w:firstLine="0"/>
+        <w:jc w:val="left"/>
+        <w:rPr>
+          <w:rFonts w:ascii="Times New Roman" w:cs="Times New Roman" w:eastAsia="Times New Roman" w:hAnsi="Times New Roman"/>
+          <w:b w:val="0"/>
+          <w:bCs w:val="0"/>
+          <w:i w:val="1"/>
+          <w:iCs w:val="1"/>
+          <w:smallCaps w:val="0"/>
+          <w:strike w:val="0"/>
+          <w:color w:val="000000"/>
+          <w:sz w:val="21"/>
+          <w:szCs w:val="21"/>
+          <w:u w:val="none"/>
+          <w:shd w:fill="auto" w:val="clear"/>
+          <w:vertAlign w:val="baseline"/>
+        </w:rPr>
+      </w:pPr>
+      <w:r>
+        <w:rPr>
+          <w:rFonts w:ascii="Arial" w:hAnsi="Arial"/>
+          <w:b w:val="0"/>
+          <w:sz w:val="24"/>
+        </w:rPr>
+        <w:t>CREDÉ, M.; ROCH, S. G.; KIESZCZYNKA, U. M. Class attendance in college: a meta-analytic review of the relationship of class attendance with grades and student characteristics. Review of Educational Research, v. 80, n. 2, p. 272-295, 2010.</w:t>
+      </w:r>
+    </w:p>
+    <w:p>
+      <w:pPr>
+        <w:keepNext w:val="0"/>
+        <w:keepLines w:val="0"/>
+        <w:pageBreakBefore w:val="0"/>
+        <w:widowControl w:val="1"/>
+        <w:pBdr>
+          <w:top w:space="0" w:sz="0" w:val="nil"/>
+          <w:left w:space="0" w:sz="0" w:val="nil"/>
+          <w:bottom w:space="0" w:sz="0" w:val="nil"/>
+          <w:right w:space="0" w:sz="0" w:val="nil"/>
+          <w:between w:space="0" w:sz="0" w:val="nil"/>
+        </w:pBdr>
+        <w:shd w:fill="auto" w:val="clear"/>
+        <w:spacing w:after="120" w:before="60" w:line="240" w:lineRule="auto"/>
+        <w:ind w:left="0" w:right="0" w:firstLine="0"/>
+        <w:jc w:val="left"/>
+        <w:rPr>
+          <w:rFonts w:ascii="Times New Roman" w:cs="Times New Roman" w:eastAsia="Times New Roman" w:hAnsi="Times New Roman"/>
+          <w:b w:val="0"/>
+          <w:bCs w:val="0"/>
+          <w:i w:val="1"/>
+          <w:iCs w:val="1"/>
+          <w:smallCaps w:val="0"/>
+          <w:strike w:val="0"/>
+          <w:color w:val="000000"/>
+          <w:sz w:val="21"/>
+          <w:szCs w:val="21"/>
+          <w:u w:val="none"/>
+          <w:shd w:fill="auto" w:val="clear"/>
+          <w:vertAlign w:val="baseline"/>
+        </w:rPr>
+      </w:pPr>
+      <w:r>
+        <w:rPr>
+          <w:rFonts w:ascii="Arial" w:hAnsi="Arial"/>
+          <w:b w:val="0"/>
+          <w:sz w:val="24"/>
+        </w:rPr>
+        <w:t>FERGUSON, C. J. Do Angry Birds make for angry children? A meta-analysis of video game influences on children’s and adolescents’ aggression, mental health, prosocial behavior, and academic performance. Perspectives on Psychological Science, v. 10, n. 5, p. 646-666, 2015.</w:t>
+      </w:r>
+    </w:p>
+    <w:p>
+      <w:pPr>
+        <w:keepNext w:val="0"/>
+        <w:keepLines w:val="0"/>
+        <w:pageBreakBefore w:val="0"/>
+        <w:widowControl w:val="1"/>
+        <w:pBdr>
+          <w:top w:space="0" w:sz="0" w:val="nil"/>
+          <w:left w:space="0" w:sz="0" w:val="nil"/>
+          <w:bottom w:space="0" w:sz="0" w:val="nil"/>
+          <w:right w:space="0" w:sz="0" w:val="nil"/>
+          <w:between w:space="0" w:sz="0" w:val="nil"/>
+        </w:pBdr>
+        <w:shd w:fill="auto" w:val="clear"/>
+        <w:spacing w:after="120" w:before="60" w:line="240" w:lineRule="auto"/>
+        <w:ind w:left="0" w:right="0" w:firstLine="0"/>
+        <w:jc w:val="left"/>
+        <w:rPr>
+          <w:rFonts w:ascii="Times New Roman" w:cs="Times New Roman" w:eastAsia="Times New Roman" w:hAnsi="Times New Roman"/>
+          <w:b w:val="0"/>
+          <w:bCs w:val="0"/>
+          <w:i w:val="1"/>
+          <w:iCs w:val="1"/>
+          <w:smallCaps w:val="0"/>
+          <w:strike w:val="0"/>
+          <w:color w:val="000000"/>
+          <w:sz w:val="21"/>
+          <w:szCs w:val="21"/>
+          <w:u w:val="none"/>
+          <w:shd w:fill="auto" w:val="clear"/>
+          <w:vertAlign w:val="baseline"/>
+        </w:rPr>
+      </w:pPr>
+      <w:r>
+        <w:rPr>
+          <w:rFonts w:ascii="Arial" w:hAnsi="Arial"/>
+          <w:b w:val="0"/>
+          <w:sz w:val="24"/>
+        </w:rPr>
+        <w:t>HIRSHKOWITZ, M. et al. National Sleep Foundation’s sleep time duration recommendations: methodology and results summary. Sleep Health, v. 1, n. 1, p. 40-43, 2015.</w:t>
+      </w:r>
+    </w:p>
+    <w:p>
+      <w:pPr>
+        <w:keepNext w:val="0"/>
+        <w:keepLines w:val="0"/>
+        <w:pageBreakBefore w:val="0"/>
+        <w:widowControl w:val="1"/>
+        <w:pBdr>
+          <w:top w:space="0" w:sz="0" w:val="nil"/>
+          <w:left w:space="0" w:sz="0" w:val="nil"/>
+          <w:bottom w:space="0" w:sz="0" w:val="nil"/>
+          <w:right w:space="0" w:sz="0" w:val="nil"/>
+          <w:between w:space="0" w:sz="0" w:val="nil"/>
+        </w:pBdr>
+        <w:shd w:fill="auto" w:val="clear"/>
+        <w:spacing w:after="120" w:before="60" w:line="240" w:lineRule="auto"/>
+        <w:ind w:left="0" w:right="0" w:firstLine="0"/>
+        <w:jc w:val="left"/>
+        <w:rPr>
+          <w:rFonts w:ascii="Times New Roman" w:cs="Times New Roman" w:eastAsia="Times New Roman" w:hAnsi="Times New Roman"/>
+          <w:b w:val="0"/>
+          <w:bCs w:val="0"/>
+          <w:i w:val="1"/>
+          <w:iCs w:val="1"/>
+          <w:smallCaps w:val="0"/>
+          <w:strike w:val="0"/>
+          <w:color w:val="000000"/>
+          <w:sz w:val="21"/>
+          <w:szCs w:val="21"/>
+          <w:u w:val="none"/>
+          <w:shd w:fill="auto" w:val="clear"/>
+          <w:vertAlign w:val="baseline"/>
+        </w:rPr>
+      </w:pPr>
+      <w:r>
+        <w:rPr>
+          <w:rFonts w:ascii="Arial" w:hAnsi="Arial"/>
+          <w:b w:val="0"/>
+          <w:sz w:val="24"/>
+        </w:rPr>
+        <w:t>O’BRIEN, R. M. A caution regarding rules of thumb for variance inflation factors. Quality &amp; Quantity, v. 41, n. 5, p. 673-690, 2007.</w:t>
+      </w:r>
+    </w:p>
+    <w:p>
+      <w:pPr>
+        <w:keepNext w:val="0"/>
+        <w:keepLines w:val="0"/>
+        <w:pageBreakBefore w:val="0"/>
+        <w:widowControl w:val="1"/>
+        <w:pBdr>
+          <w:top w:space="0" w:sz="0" w:val="nil"/>
+          <w:left w:space="0" w:sz="0" w:val="nil"/>
+          <w:bottom w:space="0" w:sz="0" w:val="nil"/>
+          <w:right w:space="0" w:sz="0" w:val="nil"/>
+          <w:between w:space="0" w:sz="0" w:val="nil"/>
+        </w:pBdr>
+        <w:shd w:fill="auto" w:val="clear"/>
+        <w:spacing w:after="120" w:before="60" w:line="240" w:lineRule="auto"/>
+        <w:ind w:left="0" w:right="0" w:firstLine="0"/>
+        <w:jc w:val="left"/>
+        <w:rPr>
+          <w:rFonts w:ascii="Times New Roman" w:cs="Times New Roman" w:eastAsia="Times New Roman" w:hAnsi="Times New Roman"/>
+          <w:b w:val="0"/>
+          <w:bCs w:val="0"/>
+          <w:i w:val="1"/>
+          <w:iCs w:val="1"/>
+          <w:smallCaps w:val="0"/>
+          <w:strike w:val="0"/>
+          <w:color w:val="000000"/>
+          <w:sz w:val="21"/>
+          <w:szCs w:val="21"/>
+          <w:u w:val="none"/>
+          <w:shd w:fill="auto" w:val="clear"/>
+          <w:vertAlign w:val="baseline"/>
+        </w:rPr>
+      </w:pPr>
+      <w:r>
+        <w:rPr>
+          <w:rFonts w:ascii="Arial" w:hAnsi="Arial"/>
+          <w:b w:val="0"/>
+          <w:sz w:val="24"/>
+        </w:rPr>
+        <w:t>RICHARDSON, M.; ABRAHAM, C.; BOND, R. Psychological correlates of university students’ academic performance: a systematic review and meta-analysis. Psychological Bulletin, v. 138, n. 2, p. 353-387, 2012.</w:t>
       </w:r>
     </w:p>
     <w:sectPr>
